--- a/arb/docx/001.content.docx
+++ b/arb/docx/001.content.docx
@@ -50,7 +50,7 @@
         <w:rPr>
           <w:lang w:val="ar_AE" w:bidi="ar_AE"/>
         </w:rPr>
-        <w:t xml:space="preserve"> © 2023 SRV Partners Released under CC BY-SA 4.0 license. </w:t>
+        <w:t xml:space="preserve"> © 2025 Word Collective Released under CC BY-SA 4.0 license. </w:t>
       </w:r>
       <w:r>
         <w:rPr>
@@ -74,7 +74,7 @@
         <w:rPr>
           <w:lang w:val="ar_AE" w:bidi="ar_AE"/>
         </w:rPr>
-        <w:t xml:space="preserve"> © 2023 SRV Partners. Released under CC BY-SA 4.0 license by Mission Mutual</w:t>
+        <w:t xml:space="preserve"> © 2025 Word Collective. Released under CC BY-SA 4.0 license by Mission Mutual</w:t>
       </w:r>
       <w:r>
         <w:rPr>

--- a/arb/docx/001.content.docx
+++ b/arb/docx/001.content.docx
@@ -9,6 +9,8 @@
       </w:pPr>
       <w:r>
         <w:rPr>
+          <w:rtl/>
+          <w:cs/>
           <w:lang w:val="ar_AE" w:bidi="ar_AE"/>
         </w:rPr>
       </w:r>
@@ -20,69 +22,91 @@
       </w:pPr>
       <w:r>
         <w:rPr>
+          <w:rtl/>
+          <w:cs/>
           <w:lang w:val="ar_AE" w:bidi="ar_AE"/>
         </w:rPr>
         <w:t>Resource: Familiarization, Internalization, Articulation (Fia) Terms</w:t>
       </w:r>
       <w:r>
         <w:rPr>
-          <w:lang w:val="ar_AE" w:bidi="ar_AE"/>
-        </w:rPr>
-      </w:r>
-    </w:p>
-    <w:p>
-      <w:pPr>
-        <w:bidi/>
-      </w:pPr>
-      <w:r>
-        <w:rPr>
+          <w:rtl/>
+          <w:cs/>
+          <w:lang w:val="ar_AE" w:bidi="ar_AE"/>
+        </w:rPr>
+      </w:r>
+    </w:p>
+    <w:p>
+      <w:pPr>
+        <w:bidi/>
+      </w:pPr>
+      <w:r>
+        <w:rPr>
+          <w:rtl/>
+          <w:cs/>
           <w:lang w:val="ar_AE" w:bidi="ar_AE"/>
         </w:rPr>
       </w:r>
       <w:r>
         <w:rPr>
           <w:b/>
+          <w:rtl/>
+          <w:cs/>
           <w:lang w:val="ar_AE" w:bidi="ar_AE"/>
         </w:rPr>
         <w:t>Familiarization, Internalization, Articulation (FIA) Key Terms</w:t>
       </w:r>
       <w:r>
         <w:rPr>
+          <w:rtl/>
+          <w:cs/>
           <w:lang w:val="ar_AE" w:bidi="ar_AE"/>
         </w:rPr>
         <w:t xml:space="preserve"> © 2025 Word Collective Released under CC BY-SA 4.0 license. </w:t>
       </w:r>
       <w:r>
         <w:rPr>
+          <w:rtl/>
+          <w:cs/>
           <w:lang w:val="ar_AE" w:bidi="ar_AE"/>
         </w:rPr>
         <w:t>Familiarization, Internalization, Articulation (FIA) Key Terms</w:t>
       </w:r>
       <w:r>
         <w:rPr>
+          <w:rtl/>
+          <w:cs/>
           <w:lang w:val="ar_AE" w:bidi="ar_AE"/>
         </w:rPr>
         <w:t xml:space="preserve"> has been adapted in the following languages Tok Pisin, عربي, Français, हिंदी, Bahasa Indonesia, Português, Русский, Español, Kiswahili, 简体中文 from </w:t>
       </w:r>
       <w:r>
         <w:rPr>
+          <w:rtl/>
+          <w:cs/>
           <w:lang w:val="ar_AE" w:bidi="ar_AE"/>
         </w:rPr>
         <w:t>Familiarization, Internalization, Articulation (FIA)</w:t>
       </w:r>
       <w:r>
         <w:rPr>
+          <w:rtl/>
+          <w:cs/>
           <w:lang w:val="ar_AE" w:bidi="ar_AE"/>
         </w:rPr>
         <w:t xml:space="preserve"> © 2025 Word Collective. Released under CC BY-SA 4.0 license by Mission Mutual</w:t>
       </w:r>
       <w:r>
         <w:rPr>
-          <w:lang w:val="ar_AE" w:bidi="ar_AE"/>
-        </w:rPr>
-      </w:r>
-      <w:r>
-        <w:rPr>
+          <w:rtl/>
+          <w:cs/>
+          <w:lang w:val="ar_AE" w:bidi="ar_AE"/>
+        </w:rPr>
+      </w:r>
+      <w:r>
+        <w:rPr>
+          <w:rtl/>
+          <w:cs/>
           <w:lang w:val="ar_AE" w:bidi="ar_AE"/>
         </w:rPr>
       </w:r>
@@ -94,6 +118,8 @@
       </w:pPr>
       <w:r>
         <w:rPr>
+          <w:rtl/>
+          <w:cs/>
           <w:lang w:val="ar_AE" w:bidi="ar_AE"/>
         </w:rPr>
         <w:t>Familiarization, Internalization, Articulation (Fia) Terms</w:t>
@@ -123,6 +149,8 @@
       </w:pPr>
       <w:r>
         <w:rPr>
+          <w:rtl/>
+          <w:cs/>
           <w:lang w:val="ar_AE" w:bidi="ar_AE"/>
         </w:rPr>
       </w:r>
@@ -134,38 +162,50 @@
       </w:pPr>
       <w:r>
         <w:rPr>
+          <w:rtl/>
+          <w:cs/>
           <w:lang w:val="ar_AE" w:bidi="ar_AE"/>
         </w:rPr>
         <w:t>ا</w:t>
       </w:r>
       <w:r>
         <w:rPr>
-          <w:lang w:val="ar_AE" w:bidi="ar_AE"/>
-        </w:rPr>
-      </w:r>
-    </w:p>
-    <w:p>
-      <w:pPr>
-        <w:bidi/>
-      </w:pPr>
-      <w:r>
-        <w:rPr>
-          <w:lang w:val="ar_AE" w:bidi="ar_AE"/>
-        </w:rPr>
-      </w:r>
-      <w:r>
-        <w:rPr>
+          <w:rtl/>
+          <w:cs/>
+          <w:lang w:val="ar_AE" w:bidi="ar_AE"/>
+        </w:rPr>
+      </w:r>
+    </w:p>
+    <w:p>
+      <w:pPr>
+        <w:bidi/>
+      </w:pPr>
+      <w:r>
+        <w:rPr>
+          <w:rtl/>
+          <w:cs/>
+          <w:lang w:val="ar_AE" w:bidi="ar_AE"/>
+        </w:rPr>
+      </w:r>
+      <w:r>
+        <w:rPr>
+          <w:rtl/>
+          <w:cs/>
           <w:lang w:val="ar_AE" w:bidi="ar_AE"/>
         </w:rPr>
         <w:t xml:space="preserve"> </w:t>
       </w:r>
       <w:r>
         <w:rPr>
-          <w:lang w:val="ar_AE" w:bidi="ar_AE"/>
-        </w:rPr>
-      </w:r>
-      <w:r>
-        <w:rPr>
+          <w:rtl/>
+          <w:cs/>
+          <w:lang w:val="ar_AE" w:bidi="ar_AE"/>
+        </w:rPr>
+      </w:r>
+      <w:r>
+        <w:rPr>
+          <w:rtl/>
+          <w:cs/>
           <w:lang w:val="ar_AE" w:bidi="ar_AE"/>
         </w:rPr>
       </w:r>
@@ -191,6 +231,8 @@
       </w:pPr>
       <w:r>
         <w:rPr>
+          <w:rtl/>
+          <w:cs/>
           <w:lang w:val="ar_AE" w:bidi="ar_AE"/>
         </w:rPr>
       </w:r>
@@ -202,27 +244,35 @@
       </w:pPr>
       <w:r>
         <w:rPr>
+          <w:rtl/>
+          <w:cs/>
           <w:lang w:val="ar_AE" w:bidi="ar_AE"/>
         </w:rPr>
         <w:t>آلهة</w:t>
       </w:r>
       <w:r>
         <w:rPr>
-          <w:lang w:val="ar_AE" w:bidi="ar_AE"/>
-        </w:rPr>
-      </w:r>
-    </w:p>
-    <w:p>
-      <w:pPr>
-        <w:bidi/>
-      </w:pPr>
-      <w:r>
-        <w:rPr>
-          <w:lang w:val="ar_AE" w:bidi="ar_AE"/>
-        </w:rPr>
-      </w:r>
-      <w:r>
-        <w:rPr>
+          <w:rtl/>
+          <w:cs/>
+          <w:lang w:val="ar_AE" w:bidi="ar_AE"/>
+        </w:rPr>
+      </w:r>
+    </w:p>
+    <w:p>
+      <w:pPr>
+        <w:bidi/>
+      </w:pPr>
+      <w:r>
+        <w:rPr>
+          <w:rtl/>
+          <w:cs/>
+          <w:lang w:val="ar_AE" w:bidi="ar_AE"/>
+        </w:rPr>
+      </w:r>
+      <w:r>
+        <w:rPr>
+          <w:rtl/>
+          <w:cs/>
           <w:lang w:val="ar_AE" w:bidi="ar_AE"/>
         </w:rPr>
         <w:t xml:space="preserve">في الكتاب المقدس، تشير كلمة </w:t>
@@ -230,6 +280,8 @@
       <w:hyperlink r:id="rId13">
         <w:r>
           <w:rPr>
+            <w:rtl/>
+            <w:cs/>
             <w:lang w:val="ar_AE" w:bidi="ar_AE"/>
           </w:rPr>
           <w:rPr>
@@ -241,6 +293,8 @@
       </w:hyperlink>
       <w:r>
         <w:rPr>
+          <w:rtl/>
+          <w:cs/>
           <w:lang w:val="ar_AE" w:bidi="ar_AE"/>
         </w:rPr>
         <w:t xml:space="preserve"> إلى </w:t>
@@ -248,6 +302,8 @@
       <w:hyperlink r:id="rId14">
         <w:r>
           <w:rPr>
+            <w:rtl/>
+            <w:cs/>
             <w:lang w:val="ar_AE" w:bidi="ar_AE"/>
           </w:rPr>
           <w:rPr>
@@ -259,6 +315,8 @@
       </w:hyperlink>
       <w:r>
         <w:rPr>
+          <w:rtl/>
+          <w:cs/>
           <w:lang w:val="ar_AE" w:bidi="ar_AE"/>
         </w:rPr>
         <w:t xml:space="preserve">، وهو الإله الذي خلق كل شيء، وهو الكائن الروحي الأقوى. وهو الإله الذي قطع عهدًا، أو وعدًا خاصًا، مع </w:t>
@@ -266,6 +324,8 @@
       <w:hyperlink r:id="rId15">
         <w:r>
           <w:rPr>
+            <w:rtl/>
+            <w:cs/>
             <w:lang w:val="ar_AE" w:bidi="ar_AE"/>
           </w:rPr>
           <w:rPr>
@@ -277,6 +337,8 @@
       </w:hyperlink>
       <w:r>
         <w:rPr>
+          <w:rtl/>
+          <w:cs/>
           <w:lang w:val="ar_AE" w:bidi="ar_AE"/>
         </w:rPr>
         <w:t xml:space="preserve"> ومع حفيده يعقوب، ومع </w:t>
@@ -284,12 +346,16 @@
       <w:r>
         <w:rPr>
           <w:b/>
+          <w:rtl/>
+          <w:cs/>
           <w:lang w:val="ar_AE" w:bidi="ar_AE"/>
         </w:rPr>
         <w:t>نسلهم</w:t>
       </w:r>
       <w:r>
         <w:rPr>
+          <w:rtl/>
+          <w:cs/>
           <w:lang w:val="ar_AE" w:bidi="ar_AE"/>
         </w:rPr>
         <w:t xml:space="preserve">، أي مع </w:t>
@@ -297,12 +363,16 @@
       <w:r>
         <w:rPr>
           <w:b/>
+          <w:rtl/>
+          <w:cs/>
           <w:lang w:val="ar_AE" w:bidi="ar_AE"/>
         </w:rPr>
         <w:t>بني إسرائيل</w:t>
       </w:r>
       <w:r>
         <w:rPr>
+          <w:rtl/>
+          <w:cs/>
           <w:lang w:val="ar_AE" w:bidi="ar_AE"/>
         </w:rPr>
         <w:t xml:space="preserve">. وهو نفس الإله الذي أرسل ابنه يسوع إلى الأرض ليخلِّص الناس من عقاب تمردهم. وقد قال يهوه، الله الخالق، لشعب إسرائيل ألا يعبدوا أو يتبعوا أي إله آخر إلا يهوه. لكن في بعض الأحيان، كان الناس يعبدون كائنات روحية أخرى أو أصنامًا كما لو أنه كان لديها قوة. فأحيانًا كان الناس يستخدمون الخشب أو المعدن ليصنعوا تماثيل أو سواري لتمثيل آلهتهم. وقد كان الناس يدعون هذه التماثيل </w:t>
@@ -310,12 +380,16 @@
       <w:r>
         <w:rPr>
           <w:b/>
+          <w:rtl/>
+          <w:cs/>
           <w:lang w:val="ar_AE" w:bidi="ar_AE"/>
         </w:rPr>
         <w:t>أصنامًا</w:t>
       </w:r>
       <w:r>
         <w:rPr>
+          <w:rtl/>
+          <w:cs/>
           <w:lang w:val="ar_AE" w:bidi="ar_AE"/>
         </w:rPr>
         <w:t>.</w:t>
@@ -327,32 +401,42 @@
       </w:pPr>
       <w:r>
         <w:rPr>
-          <w:lang w:val="ar_AE" w:bidi="ar_AE"/>
-        </w:rPr>
-      </w:r>
-      <w:r>
-        <w:rPr>
+          <w:rtl/>
+          <w:cs/>
+          <w:lang w:val="ar_AE" w:bidi="ar_AE"/>
+        </w:rPr>
+      </w:r>
+      <w:r>
+        <w:rPr>
+          <w:rtl/>
+          <w:cs/>
           <w:lang w:val="ar_AE" w:bidi="ar_AE"/>
         </w:rPr>
         <w:t>ومن الأمثلة على الآلهة الأخرى في العهد القديم البعل وعشتاروث الكنعانيين، وداجون إله الفلسطينيين. أما في العهد الجديد، فكان بعض الأشخاص الموجودين في الأماكن التي ذهب إليها بولس يعبدون آلهة أخرى، كما كان الناس يفعلون في أزمنة العهد القديم.</w:t>
       </w:r>
       <w:r>
         <w:rPr>
-          <w:lang w:val="ar_AE" w:bidi="ar_AE"/>
-        </w:rPr>
-      </w:r>
-      <w:r>
-        <w:rPr>
-          <w:lang w:val="ar_AE" w:bidi="ar_AE"/>
-        </w:rPr>
-      </w:r>
-    </w:p>
-    <w:p>
-      <w:pPr>
-        <w:bidi/>
-      </w:pPr>
-      <w:r>
-        <w:rPr>
+          <w:rtl/>
+          <w:cs/>
+          <w:lang w:val="ar_AE" w:bidi="ar_AE"/>
+        </w:rPr>
+      </w:r>
+      <w:r>
+        <w:rPr>
+          <w:rtl/>
+          <w:cs/>
+          <w:lang w:val="ar_AE" w:bidi="ar_AE"/>
+        </w:rPr>
+      </w:r>
+    </w:p>
+    <w:p>
+      <w:pPr>
+        <w:bidi/>
+      </w:pPr>
+      <w:r>
+        <w:rPr>
+          <w:rtl/>
+          <w:cs/>
           <w:lang w:val="ar_AE" w:bidi="ar_AE"/>
         </w:rPr>
       </w:r>
@@ -364,27 +448,35 @@
       </w:pPr>
       <w:r>
         <w:rPr>
+          <w:rtl/>
+          <w:cs/>
           <w:lang w:val="ar_AE" w:bidi="ar_AE"/>
         </w:rPr>
         <w:t>آمين</w:t>
       </w:r>
       <w:r>
         <w:rPr>
-          <w:lang w:val="ar_AE" w:bidi="ar_AE"/>
-        </w:rPr>
-      </w:r>
-    </w:p>
-    <w:p>
-      <w:pPr>
-        <w:bidi/>
-      </w:pPr>
-      <w:r>
-        <w:rPr>
-          <w:lang w:val="ar_AE" w:bidi="ar_AE"/>
-        </w:rPr>
-      </w:r>
-      <w:r>
-        <w:rPr>
+          <w:rtl/>
+          <w:cs/>
+          <w:lang w:val="ar_AE" w:bidi="ar_AE"/>
+        </w:rPr>
+      </w:r>
+    </w:p>
+    <w:p>
+      <w:pPr>
+        <w:bidi/>
+      </w:pPr>
+      <w:r>
+        <w:rPr>
+          <w:rtl/>
+          <w:cs/>
+          <w:lang w:val="ar_AE" w:bidi="ar_AE"/>
+        </w:rPr>
+      </w:r>
+      <w:r>
+        <w:rPr>
+          <w:rtl/>
+          <w:cs/>
           <w:lang w:val="ar_AE" w:bidi="ar_AE"/>
         </w:rPr>
         <w:t xml:space="preserve">إن كلمة </w:t>
@@ -392,12 +484,16 @@
       <w:r>
         <w:rPr>
           <w:b/>
+          <w:rtl/>
+          <w:cs/>
           <w:lang w:val="ar_AE" w:bidi="ar_AE"/>
         </w:rPr>
         <w:t>"آمين"</w:t>
       </w:r>
       <w:r>
         <w:rPr>
+          <w:rtl/>
+          <w:cs/>
           <w:lang w:val="ar_AE" w:bidi="ar_AE"/>
         </w:rPr>
         <w:t xml:space="preserve"> هي كلمة </w:t>
@@ -405,6 +501,8 @@
       <w:hyperlink r:id="rId16">
         <w:r>
           <w:rPr>
+            <w:rtl/>
+            <w:cs/>
             <w:lang w:val="ar_AE" w:bidi="ar_AE"/>
           </w:rPr>
           <w:rPr>
@@ -416,6 +514,8 @@
       </w:hyperlink>
       <w:r>
         <w:rPr>
+          <w:rtl/>
+          <w:cs/>
           <w:lang w:val="ar_AE" w:bidi="ar_AE"/>
         </w:rPr>
         <w:t>. واعتمادًا على طريقة استخدامها، يمكن أن تعني شيئًا مثل: "أنا أقبل هذا"، أو "ليكن هذا صحيحًا"، أو "الحق" أو "حقًا".</w:t>
@@ -427,11 +527,15 @@
       </w:pPr>
       <w:r>
         <w:rPr>
-          <w:lang w:val="ar_AE" w:bidi="ar_AE"/>
-        </w:rPr>
-      </w:r>
-      <w:r>
-        <w:rPr>
+          <w:rtl/>
+          <w:cs/>
+          <w:lang w:val="ar_AE" w:bidi="ar_AE"/>
+        </w:rPr>
+      </w:r>
+      <w:r>
+        <w:rPr>
+          <w:rtl/>
+          <w:cs/>
           <w:lang w:val="ar_AE" w:bidi="ar_AE"/>
         </w:rPr>
         <w:t xml:space="preserve">عندما يقول لكم شخص ما أن شيئًا جيدًا سوف يحدث، فيمكنكم أن تستجيبوا بقول: "آمين!" وهذا يعني أنكم تقولون إنكم ترجون </w:t>
@@ -439,12 +543,16 @@
       <w:r>
         <w:rPr>
           <w:b/>
+          <w:rtl/>
+          <w:cs/>
           <w:lang w:val="ar_AE" w:bidi="ar_AE"/>
         </w:rPr>
         <w:t>وتؤمنون</w:t>
       </w:r>
       <w:r>
         <w:rPr>
+          <w:rtl/>
+          <w:cs/>
           <w:lang w:val="ar_AE" w:bidi="ar_AE"/>
         </w:rPr>
         <w:t xml:space="preserve"> بأن ذلك سيكون صحيحًا.</w:t>
@@ -456,11 +564,15 @@
       </w:pPr>
       <w:r>
         <w:rPr>
-          <w:lang w:val="ar_AE" w:bidi="ar_AE"/>
-        </w:rPr>
-      </w:r>
-      <w:r>
-        <w:rPr>
+          <w:rtl/>
+          <w:cs/>
+          <w:lang w:val="ar_AE" w:bidi="ar_AE"/>
+        </w:rPr>
+      </w:r>
+      <w:r>
+        <w:rPr>
+          <w:rtl/>
+          <w:cs/>
           <w:lang w:val="ar_AE" w:bidi="ar_AE"/>
         </w:rPr>
         <w:t xml:space="preserve">وعندما يرفع شخص ما </w:t>
@@ -468,12 +580,16 @@
       <w:r>
         <w:rPr>
           <w:b/>
+          <w:rtl/>
+          <w:cs/>
           <w:lang w:val="ar_AE" w:bidi="ar_AE"/>
         </w:rPr>
         <w:t>صلاة</w:t>
       </w:r>
       <w:r>
         <w:rPr>
+          <w:rtl/>
+          <w:cs/>
           <w:lang w:val="ar_AE" w:bidi="ar_AE"/>
         </w:rPr>
         <w:t xml:space="preserve"> إلى الله، فيمكنكم أن تقولوا "آمين". وهذا يعني أنكم ترجون وتؤمنون بأن الصلاة ستستجاب.</w:t>
@@ -485,32 +601,42 @@
       </w:pPr>
       <w:r>
         <w:rPr>
-          <w:lang w:val="ar_AE" w:bidi="ar_AE"/>
-        </w:rPr>
-      </w:r>
-      <w:r>
-        <w:rPr>
+          <w:rtl/>
+          <w:cs/>
+          <w:lang w:val="ar_AE" w:bidi="ar_AE"/>
+        </w:rPr>
+      </w:r>
+      <w:r>
+        <w:rPr>
+          <w:rtl/>
+          <w:cs/>
           <w:lang w:val="ar_AE" w:bidi="ar_AE"/>
         </w:rPr>
         <w:t>ويستخدم يسوع كلمة آمين بطريقة مختلفة. فغالبًا ما يقول يسوع "آمين" أو حتى "آمين، آمين" (الحق الحق) في بداية تعليمه. وعندما يقول يسوع "آمين" أو الحق، فهو يعني: "استمعوا جيدًا إلى ما أنا بصدد أن أقوله، لأنه حقيقي ومهم للغاية".</w:t>
       </w:r>
       <w:r>
         <w:rPr>
-          <w:lang w:val="ar_AE" w:bidi="ar_AE"/>
-        </w:rPr>
-      </w:r>
-      <w:r>
-        <w:rPr>
-          <w:lang w:val="ar_AE" w:bidi="ar_AE"/>
-        </w:rPr>
-      </w:r>
-    </w:p>
-    <w:p>
-      <w:pPr>
-        <w:bidi/>
-      </w:pPr>
-      <w:r>
-        <w:rPr>
+          <w:rtl/>
+          <w:cs/>
+          <w:lang w:val="ar_AE" w:bidi="ar_AE"/>
+        </w:rPr>
+      </w:r>
+      <w:r>
+        <w:rPr>
+          <w:rtl/>
+          <w:cs/>
+          <w:lang w:val="ar_AE" w:bidi="ar_AE"/>
+        </w:rPr>
+      </w:r>
+    </w:p>
+    <w:p>
+      <w:pPr>
+        <w:bidi/>
+      </w:pPr>
+      <w:r>
+        <w:rPr>
+          <w:rtl/>
+          <w:cs/>
           <w:lang w:val="ar_AE" w:bidi="ar_AE"/>
         </w:rPr>
       </w:r>
@@ -522,34 +648,44 @@
       </w:pPr>
       <w:r>
         <w:rPr>
+          <w:rtl/>
+          <w:cs/>
           <w:lang w:val="ar_AE" w:bidi="ar_AE"/>
         </w:rPr>
         <w:t>آية</w:t>
       </w:r>
       <w:r>
         <w:rPr>
-          <w:lang w:val="ar_AE" w:bidi="ar_AE"/>
-        </w:rPr>
-      </w:r>
-    </w:p>
-    <w:p>
-      <w:pPr>
-        <w:bidi/>
-      </w:pPr>
-      <w:r>
-        <w:rPr>
+          <w:rtl/>
+          <w:cs/>
+          <w:lang w:val="ar_AE" w:bidi="ar_AE"/>
+        </w:rPr>
+      </w:r>
+    </w:p>
+    <w:p>
+      <w:pPr>
+        <w:bidi/>
+      </w:pPr>
+      <w:r>
+        <w:rPr>
+          <w:rtl/>
+          <w:cs/>
           <w:lang w:val="ar_AE" w:bidi="ar_AE"/>
         </w:rPr>
       </w:r>
       <w:r>
         <w:rPr>
           <w:b/>
+          <w:rtl/>
+          <w:cs/>
           <w:lang w:val="ar_AE" w:bidi="ar_AE"/>
         </w:rPr>
         <w:t>الآية</w:t>
       </w:r>
       <w:r>
         <w:rPr>
+          <w:rtl/>
+          <w:cs/>
           <w:lang w:val="ar_AE" w:bidi="ar_AE"/>
         </w:rPr>
         <w:t xml:space="preserve"> تعني شيئًا غير معتاد يحدث لسبب خاص. ويمكن لله أن يُعطي آية كي يقول للناس أن ما يخبرهم به هو حق. على سبيل المثال، عندما وعد الله نوح أنه لن يُدمِّر الأرض مرة أخرى بالماء، وضع قوس قزح في السماء كعلامة أو آية. وفي كل مرة كان الناس يرون فيها قوس قزح، كانوا يمكنهم أن يتذكروا وعد الله.</w:t>
@@ -561,11 +697,15 @@
       </w:pPr>
       <w:r>
         <w:rPr>
-          <w:lang w:val="ar_AE" w:bidi="ar_AE"/>
-        </w:rPr>
-      </w:r>
-      <w:r>
-        <w:rPr>
+          <w:rtl/>
+          <w:cs/>
+          <w:lang w:val="ar_AE" w:bidi="ar_AE"/>
+        </w:rPr>
+      </w:r>
+      <w:r>
+        <w:rPr>
+          <w:rtl/>
+          <w:cs/>
           <w:lang w:val="ar_AE" w:bidi="ar_AE"/>
         </w:rPr>
         <w:t xml:space="preserve">وأحيانًا كان الله يعطي آية للتحذير بأن شيئًا مهمًا كان على وشك الحدوث. على سبيل المثال، قال الله لعالي </w:t>
@@ -573,6 +713,8 @@
       <w:hyperlink r:id="rId17">
         <w:r>
           <w:rPr>
+            <w:rtl/>
+            <w:cs/>
             <w:lang w:val="ar_AE" w:bidi="ar_AE"/>
           </w:rPr>
           <w:rPr>
@@ -584,6 +726,8 @@
       </w:hyperlink>
       <w:r>
         <w:rPr>
+          <w:rtl/>
+          <w:cs/>
           <w:lang w:val="ar_AE" w:bidi="ar_AE"/>
         </w:rPr>
         <w:t xml:space="preserve"> إن ابنيه كانا سيموتان في نفس اليوم. وقد كانت هذه آية على أن كل ما قال الله إنه سيحدث </w:t>
@@ -591,12 +735,16 @@
       <w:r>
         <w:rPr>
           <w:b/>
+          <w:rtl/>
+          <w:cs/>
           <w:lang w:val="ar_AE" w:bidi="ar_AE"/>
         </w:rPr>
         <w:t>لبني إسرائيل</w:t>
       </w:r>
       <w:r>
         <w:rPr>
+          <w:rtl/>
+          <w:cs/>
           <w:lang w:val="ar_AE" w:bidi="ar_AE"/>
         </w:rPr>
         <w:t xml:space="preserve"> كعقاب على </w:t>
@@ -604,12 +752,16 @@
       <w:r>
         <w:rPr>
           <w:b/>
+          <w:rtl/>
+          <w:cs/>
           <w:lang w:val="ar_AE" w:bidi="ar_AE"/>
         </w:rPr>
         <w:t>خطاياهم</w:t>
       </w:r>
       <w:r>
         <w:rPr>
+          <w:rtl/>
+          <w:cs/>
           <w:lang w:val="ar_AE" w:bidi="ar_AE"/>
         </w:rPr>
         <w:t xml:space="preserve"> كان سيتحقق.</w:t>
@@ -621,11 +773,15 @@
       </w:pPr>
       <w:r>
         <w:rPr>
-          <w:lang w:val="ar_AE" w:bidi="ar_AE"/>
-        </w:rPr>
-      </w:r>
-      <w:r>
-        <w:rPr>
+          <w:rtl/>
+          <w:cs/>
+          <w:lang w:val="ar_AE" w:bidi="ar_AE"/>
+        </w:rPr>
+      </w:r>
+      <w:r>
+        <w:rPr>
+          <w:rtl/>
+          <w:cs/>
           <w:lang w:val="ar_AE" w:bidi="ar_AE"/>
         </w:rPr>
         <w:t xml:space="preserve">وقد صنع يسوع الكثير من </w:t>
@@ -633,6 +789,8 @@
       <w:hyperlink r:id="rId18">
         <w:r>
           <w:rPr>
+            <w:rtl/>
+            <w:cs/>
             <w:lang w:val="ar_AE" w:bidi="ar_AE"/>
           </w:rPr>
           <w:rPr>
@@ -644,6 +802,8 @@
       </w:hyperlink>
       <w:r>
         <w:rPr>
+          <w:rtl/>
+          <w:cs/>
           <w:lang w:val="ar_AE" w:bidi="ar_AE"/>
         </w:rPr>
         <w:t>. وهذه المعجزات كانت آيات تُظهر للناس أن يسوع كان حقًا مُرسلًا من الله، وأن الناس ينبغي أن يستمعوا إلى ما كان يقوله الله.</w:t>
@@ -655,11 +815,15 @@
       </w:pPr>
       <w:r>
         <w:rPr>
-          <w:lang w:val="ar_AE" w:bidi="ar_AE"/>
-        </w:rPr>
-      </w:r>
-      <w:r>
-        <w:rPr>
+          <w:rtl/>
+          <w:cs/>
+          <w:lang w:val="ar_AE" w:bidi="ar_AE"/>
+        </w:rPr>
+      </w:r>
+      <w:r>
+        <w:rPr>
+          <w:rtl/>
+          <w:cs/>
           <w:lang w:val="ar_AE" w:bidi="ar_AE"/>
         </w:rPr>
         <w:t xml:space="preserve">كما أن </w:t>
@@ -667,12 +831,16 @@
       <w:r>
         <w:rPr>
           <w:b/>
+          <w:rtl/>
+          <w:cs/>
           <w:lang w:val="ar_AE" w:bidi="ar_AE"/>
         </w:rPr>
         <w:t>المؤمنين</w:t>
       </w:r>
       <w:r>
         <w:rPr>
+          <w:rtl/>
+          <w:cs/>
           <w:lang w:val="ar_AE" w:bidi="ar_AE"/>
         </w:rPr>
         <w:t xml:space="preserve"> بيسوع كانوا يصنعون المعجزات أيضًا. وهذه كانت آيات تُثبت أن المؤمنين كانوا يقولون الحقّ عن يسوع. </w:t>
@@ -684,11 +852,15 @@
       </w:pPr>
       <w:r>
         <w:rPr>
-          <w:lang w:val="ar_AE" w:bidi="ar_AE"/>
-        </w:rPr>
-      </w:r>
-      <w:r>
-        <w:rPr>
+          <w:rtl/>
+          <w:cs/>
+          <w:lang w:val="ar_AE" w:bidi="ar_AE"/>
+        </w:rPr>
+      </w:r>
+      <w:r>
+        <w:rPr>
+          <w:rtl/>
+          <w:cs/>
           <w:lang w:val="ar_AE" w:bidi="ar_AE"/>
         </w:rPr>
         <w:t>ولأن الآية تشبه جدًا المعجزة، فإننا نسمع غالبًا في الكتاب المُقدَّس عبارة "آيات ومعجزات" أو "آيات وعجائب".</w:t>
@@ -700,11 +872,15 @@
       </w:pPr>
       <w:r>
         <w:rPr>
-          <w:lang w:val="ar_AE" w:bidi="ar_AE"/>
-        </w:rPr>
-      </w:r>
-      <w:r>
-        <w:rPr>
+          <w:rtl/>
+          <w:cs/>
+          <w:lang w:val="ar_AE" w:bidi="ar_AE"/>
+        </w:rPr>
+      </w:r>
+      <w:r>
+        <w:rPr>
+          <w:rtl/>
+          <w:cs/>
           <w:lang w:val="ar_AE" w:bidi="ar_AE"/>
         </w:rPr>
         <w:t xml:space="preserve">والآيات تساعد الناس على أن </w:t>
@@ -712,12 +888,16 @@
       <w:r>
         <w:rPr>
           <w:b/>
+          <w:rtl/>
+          <w:cs/>
           <w:lang w:val="ar_AE" w:bidi="ar_AE"/>
         </w:rPr>
         <w:t>يؤمنوا</w:t>
       </w:r>
       <w:r>
         <w:rPr>
+          <w:rtl/>
+          <w:cs/>
           <w:lang w:val="ar_AE" w:bidi="ar_AE"/>
         </w:rPr>
         <w:t>، لكن علينا أن نثق في الله حتى عندما لا يُعطي أية آية. فإذا كان الناس يثقون بالله فقط عندما يرون الآيات، فإنهم لا يؤمنون حقًا بالله. لذلك رفض يسوع أن يصنع آية للناس عندما طلبوا منه ذلك.</w:t>
@@ -729,32 +909,42 @@
       </w:pPr>
       <w:r>
         <w:rPr>
-          <w:lang w:val="ar_AE" w:bidi="ar_AE"/>
-        </w:rPr>
-      </w:r>
-      <w:r>
-        <w:rPr>
+          <w:rtl/>
+          <w:cs/>
+          <w:lang w:val="ar_AE" w:bidi="ar_AE"/>
+        </w:rPr>
+      </w:r>
+      <w:r>
+        <w:rPr>
+          <w:rtl/>
+          <w:cs/>
           <w:lang w:val="ar_AE" w:bidi="ar_AE"/>
         </w:rPr>
         <w:t>وحتى عندما يصنع الله آية، فإن الذين هم على استعداد أن يؤمنوا به هم فقط الذين سيؤمنون بالآية. أما الآخرون فسيقولوا إن الآية ليست حقيقية أو أنها لم تأت من الله.</w:t>
       </w:r>
       <w:r>
         <w:rPr>
-          <w:lang w:val="ar_AE" w:bidi="ar_AE"/>
-        </w:rPr>
-      </w:r>
-      <w:r>
-        <w:rPr>
-          <w:lang w:val="ar_AE" w:bidi="ar_AE"/>
-        </w:rPr>
-      </w:r>
-    </w:p>
-    <w:p>
-      <w:pPr>
-        <w:bidi/>
-      </w:pPr>
-      <w:r>
-        <w:rPr>
+          <w:rtl/>
+          <w:cs/>
+          <w:lang w:val="ar_AE" w:bidi="ar_AE"/>
+        </w:rPr>
+      </w:r>
+      <w:r>
+        <w:rPr>
+          <w:rtl/>
+          <w:cs/>
+          <w:lang w:val="ar_AE" w:bidi="ar_AE"/>
+        </w:rPr>
+      </w:r>
+    </w:p>
+    <w:p>
+      <w:pPr>
+        <w:bidi/>
+      </w:pPr>
+      <w:r>
+        <w:rPr>
+          <w:rtl/>
+          <w:cs/>
           <w:lang w:val="ar_AE" w:bidi="ar_AE"/>
         </w:rPr>
       </w:r>
@@ -766,27 +956,35 @@
       </w:pPr>
       <w:r>
         <w:rPr>
+          <w:rtl/>
+          <w:cs/>
           <w:lang w:val="ar_AE" w:bidi="ar_AE"/>
         </w:rPr>
         <w:t>أَبَا</w:t>
       </w:r>
       <w:r>
         <w:rPr>
-          <w:lang w:val="ar_AE" w:bidi="ar_AE"/>
-        </w:rPr>
-      </w:r>
-    </w:p>
-    <w:p>
-      <w:pPr>
-        <w:bidi/>
-      </w:pPr>
-      <w:r>
-        <w:rPr>
-          <w:lang w:val="ar_AE" w:bidi="ar_AE"/>
-        </w:rPr>
-      </w:r>
-      <w:r>
-        <w:rPr>
+          <w:rtl/>
+          <w:cs/>
+          <w:lang w:val="ar_AE" w:bidi="ar_AE"/>
+        </w:rPr>
+      </w:r>
+    </w:p>
+    <w:p>
+      <w:pPr>
+        <w:bidi/>
+      </w:pPr>
+      <w:r>
+        <w:rPr>
+          <w:rtl/>
+          <w:cs/>
+          <w:lang w:val="ar_AE" w:bidi="ar_AE"/>
+        </w:rPr>
+      </w:r>
+      <w:r>
+        <w:rPr>
+          <w:rtl/>
+          <w:cs/>
           <w:lang w:val="ar_AE" w:bidi="ar_AE"/>
         </w:rPr>
         <w:t xml:space="preserve">كلمة </w:t>
@@ -794,12 +992,16 @@
       <w:r>
         <w:rPr>
           <w:b/>
+          <w:rtl/>
+          <w:cs/>
           <w:lang w:val="ar_AE" w:bidi="ar_AE"/>
         </w:rPr>
         <w:t>أبا</w:t>
       </w:r>
       <w:r>
         <w:rPr>
+          <w:rtl/>
+          <w:cs/>
           <w:lang w:val="ar_AE" w:bidi="ar_AE"/>
         </w:rPr>
         <w:t xml:space="preserve"> هي الكلمة الآرامية للإشارة إلى "الأب". والآرامية هي اللغة التي كان الناس في </w:t>
@@ -807,6 +1009,8 @@
       <w:hyperlink r:id="rId19">
         <w:r>
           <w:rPr>
+            <w:rtl/>
+            <w:cs/>
             <w:lang w:val="ar_AE" w:bidi="ar_AE"/>
           </w:rPr>
           <w:rPr>
@@ -818,6 +1022,8 @@
       </w:hyperlink>
       <w:r>
         <w:rPr>
+          <w:rtl/>
+          <w:cs/>
           <w:lang w:val="ar_AE" w:bidi="ar_AE"/>
         </w:rPr>
         <w:t xml:space="preserve"> يتحدثون بها في زمن يسوع. ويسوع كان ينادي الله بكلمة "أبَا" عندما كان </w:t>
@@ -825,12 +1031,16 @@
       <w:r>
         <w:rPr>
           <w:b/>
+          <w:rtl/>
+          <w:cs/>
           <w:lang w:val="ar_AE" w:bidi="ar_AE"/>
         </w:rPr>
         <w:t>يصلّي</w:t>
       </w:r>
       <w:r>
         <w:rPr>
+          <w:rtl/>
+          <w:cs/>
           <w:lang w:val="ar_AE" w:bidi="ar_AE"/>
         </w:rPr>
         <w:t xml:space="preserve"> إلى الله قبل أن يُقبض عليه </w:t>
@@ -838,12 +1048,16 @@
       <w:r>
         <w:rPr>
           <w:b/>
+          <w:rtl/>
+          <w:cs/>
           <w:lang w:val="ar_AE" w:bidi="ar_AE"/>
         </w:rPr>
         <w:t>ويصلب</w:t>
       </w:r>
       <w:r>
         <w:rPr>
+          <w:rtl/>
+          <w:cs/>
           <w:lang w:val="ar_AE" w:bidi="ar_AE"/>
         </w:rPr>
         <w:t xml:space="preserve">. ثم كتب بولس في وقت لاحق في رسائله أن </w:t>
@@ -851,6 +1065,8 @@
       <w:hyperlink r:id="rId20">
         <w:r>
           <w:rPr>
+            <w:rtl/>
+            <w:cs/>
             <w:lang w:val="ar_AE" w:bidi="ar_AE"/>
           </w:rPr>
           <w:rPr>
@@ -862,27 +1078,35 @@
       </w:hyperlink>
       <w:r>
         <w:rPr>
+          <w:rtl/>
+          <w:cs/>
           <w:lang w:val="ar_AE" w:bidi="ar_AE"/>
         </w:rPr>
         <w:t xml:space="preserve"> يجعلنا نقول: "يا أبا الآب!" لله. وهذا يعني أنه من خلال الروح القدس، يمكن أن تكون لنا نفس العلاقة الحميمة مع الله كما يكون للطفل مع أبيه - تمامًا كما كان ليسوع.</w:t>
       </w:r>
       <w:r>
         <w:rPr>
-          <w:lang w:val="ar_AE" w:bidi="ar_AE"/>
-        </w:rPr>
-      </w:r>
-      <w:r>
-        <w:rPr>
-          <w:lang w:val="ar_AE" w:bidi="ar_AE"/>
-        </w:rPr>
-      </w:r>
-    </w:p>
-    <w:p>
-      <w:pPr>
-        <w:bidi/>
-      </w:pPr>
-      <w:r>
-        <w:rPr>
+          <w:rtl/>
+          <w:cs/>
+          <w:lang w:val="ar_AE" w:bidi="ar_AE"/>
+        </w:rPr>
+      </w:r>
+      <w:r>
+        <w:rPr>
+          <w:rtl/>
+          <w:cs/>
+          <w:lang w:val="ar_AE" w:bidi="ar_AE"/>
+        </w:rPr>
+      </w:r>
+    </w:p>
+    <w:p>
+      <w:pPr>
+        <w:bidi/>
+      </w:pPr>
+      <w:r>
+        <w:rPr>
+          <w:rtl/>
+          <w:cs/>
           <w:lang w:val="ar_AE" w:bidi="ar_AE"/>
         </w:rPr>
       </w:r>
@@ -894,27 +1118,35 @@
       </w:pPr>
       <w:r>
         <w:rPr>
+          <w:rtl/>
+          <w:cs/>
           <w:lang w:val="ar_AE" w:bidi="ar_AE"/>
         </w:rPr>
         <w:t>إبراهيم</w:t>
       </w:r>
       <w:r>
         <w:rPr>
-          <w:lang w:val="ar_AE" w:bidi="ar_AE"/>
-        </w:rPr>
-      </w:r>
-    </w:p>
-    <w:p>
-      <w:pPr>
-        <w:bidi/>
-      </w:pPr>
-      <w:r>
-        <w:rPr>
-          <w:lang w:val="ar_AE" w:bidi="ar_AE"/>
-        </w:rPr>
-      </w:r>
-      <w:r>
-        <w:rPr>
+          <w:rtl/>
+          <w:cs/>
+          <w:lang w:val="ar_AE" w:bidi="ar_AE"/>
+        </w:rPr>
+      </w:r>
+    </w:p>
+    <w:p>
+      <w:pPr>
+        <w:bidi/>
+      </w:pPr>
+      <w:r>
+        <w:rPr>
+          <w:rtl/>
+          <w:cs/>
+          <w:lang w:val="ar_AE" w:bidi="ar_AE"/>
+        </w:rPr>
+      </w:r>
+      <w:r>
+        <w:rPr>
+          <w:rtl/>
+          <w:cs/>
           <w:lang w:val="ar_AE" w:bidi="ar_AE"/>
         </w:rPr>
         <w:t xml:space="preserve">كان </w:t>
@@ -922,12 +1154,16 @@
       <w:r>
         <w:rPr>
           <w:b/>
+          <w:rtl/>
+          <w:cs/>
           <w:lang w:val="ar_AE" w:bidi="ar_AE"/>
         </w:rPr>
         <w:t>إبراهيم</w:t>
       </w:r>
       <w:r>
         <w:rPr>
+          <w:rtl/>
+          <w:cs/>
           <w:lang w:val="ar_AE" w:bidi="ar_AE"/>
         </w:rPr>
         <w:t xml:space="preserve"> الجد الأكبر </w:t>
@@ -935,12 +1171,16 @@
       <w:r>
         <w:rPr>
           <w:b/>
+          <w:rtl/>
+          <w:cs/>
           <w:lang w:val="ar_AE" w:bidi="ar_AE"/>
         </w:rPr>
         <w:t>لبني إسرائيل</w:t>
       </w:r>
       <w:r>
         <w:rPr>
+          <w:rtl/>
+          <w:cs/>
           <w:lang w:val="ar_AE" w:bidi="ar_AE"/>
         </w:rPr>
         <w:t xml:space="preserve">، أي </w:t>
@@ -948,12 +1188,16 @@
       <w:r>
         <w:rPr>
           <w:b/>
+          <w:rtl/>
+          <w:cs/>
           <w:lang w:val="ar_AE" w:bidi="ar_AE"/>
         </w:rPr>
         <w:t>اليهود</w:t>
       </w:r>
       <w:r>
         <w:rPr>
+          <w:rtl/>
+          <w:cs/>
           <w:lang w:val="ar_AE" w:bidi="ar_AE"/>
         </w:rPr>
         <w:t>. كان اسم إبراهيم سابقًا أبرام، لكن الله غيّر اسمه لاحقًا ليصبح إبراهيم. واسم إبراهيم يعني "الأب لأمم كثيرة".</w:t>
@@ -965,11 +1209,15 @@
       </w:pPr>
       <w:r>
         <w:rPr>
-          <w:lang w:val="ar_AE" w:bidi="ar_AE"/>
-        </w:rPr>
-      </w:r>
-      <w:r>
-        <w:rPr>
+          <w:rtl/>
+          <w:cs/>
+          <w:lang w:val="ar_AE" w:bidi="ar_AE"/>
+        </w:rPr>
+      </w:r>
+      <w:r>
+        <w:rPr>
+          <w:rtl/>
+          <w:cs/>
           <w:lang w:val="ar_AE" w:bidi="ar_AE"/>
         </w:rPr>
         <w:t xml:space="preserve">وقد عاش إبراهيم قبل ميلاد يسوع بنحو ألفي عام. وهو كان يسكن أولًا في منطقة اسمها أور، وهي التي تقع في مكانٍ ما شرق </w:t>
@@ -977,6 +1225,8 @@
       <w:hyperlink r:id="rId19">
         <w:r>
           <w:rPr>
+            <w:rtl/>
+            <w:cs/>
             <w:lang w:val="ar_AE" w:bidi="ar_AE"/>
           </w:rPr>
           <w:rPr>
@@ -988,6 +1238,8 @@
       </w:hyperlink>
       <w:r>
         <w:rPr>
+          <w:rtl/>
+          <w:cs/>
           <w:lang w:val="ar_AE" w:bidi="ar_AE"/>
         </w:rPr>
         <w:t xml:space="preserve">. ثم أخذ تارح أبو إبراهيم أبنائه ونساءهم معه وغادر أور لأنه أراد أن يذهب إلى بلد تدعى </w:t>
@@ -995,6 +1247,8 @@
       <w:hyperlink r:id="rId21">
         <w:r>
           <w:rPr>
+            <w:rtl/>
+            <w:cs/>
             <w:lang w:val="ar_AE" w:bidi="ar_AE"/>
           </w:rPr>
           <w:rPr>
@@ -1006,6 +1260,8 @@
       </w:hyperlink>
       <w:r>
         <w:rPr>
+          <w:rtl/>
+          <w:cs/>
           <w:lang w:val="ar_AE" w:bidi="ar_AE"/>
         </w:rPr>
         <w:t xml:space="preserve">، لكنه توقف في مكان يُدعى حاران. وكان هذا المكان لايزال بعيدًا عن كنعان. وبدأت العائلة تسكن هناك، ثم بعد مرور بعض الوقت مات تارح أبو إبراهيم. ولم يكن إبراهيم وعائلته يعرفون الله؛ فقد كانوا </w:t>
@@ -1013,12 +1269,16 @@
       <w:r>
         <w:rPr>
           <w:b/>
+          <w:rtl/>
+          <w:cs/>
           <w:lang w:val="ar_AE" w:bidi="ar_AE"/>
         </w:rPr>
         <w:t>يعبدون</w:t>
       </w:r>
       <w:r>
         <w:rPr>
+          <w:rtl/>
+          <w:cs/>
           <w:lang w:val="ar_AE" w:bidi="ar_AE"/>
         </w:rPr>
         <w:t xml:space="preserve"> </w:t>
@@ -1026,12 +1286,16 @@
       <w:r>
         <w:rPr>
           <w:b/>
+          <w:rtl/>
+          <w:cs/>
           <w:lang w:val="ar_AE" w:bidi="ar_AE"/>
         </w:rPr>
         <w:t>الأصنام</w:t>
       </w:r>
       <w:r>
         <w:rPr>
+          <w:rtl/>
+          <w:cs/>
           <w:lang w:val="ar_AE" w:bidi="ar_AE"/>
         </w:rPr>
         <w:t>.</w:t>
@@ -1043,11 +1307,15 @@
       </w:pPr>
       <w:r>
         <w:rPr>
-          <w:lang w:val="ar_AE" w:bidi="ar_AE"/>
-        </w:rPr>
-      </w:r>
-      <w:r>
-        <w:rPr>
+          <w:rtl/>
+          <w:cs/>
+          <w:lang w:val="ar_AE" w:bidi="ar_AE"/>
+        </w:rPr>
+      </w:r>
+      <w:r>
+        <w:rPr>
+          <w:rtl/>
+          <w:cs/>
           <w:lang w:val="ar_AE" w:bidi="ar_AE"/>
         </w:rPr>
         <w:t xml:space="preserve">وعندما كان إبراهيم في الخامسة والسبعين من العمر، تحدث الله إليه. وأمره الله أن يترك أرضه، وأن يذهب إلى المكان الذي سيريه الله. وقال الله إنه </w:t>
@@ -1055,6 +1323,8 @@
       <w:hyperlink r:id="rId22">
         <w:r>
           <w:rPr>
+            <w:rtl/>
+            <w:cs/>
             <w:lang w:val="ar_AE" w:bidi="ar_AE"/>
           </w:rPr>
           <w:rPr>
@@ -1066,6 +1336,8 @@
       </w:hyperlink>
       <w:r>
         <w:rPr>
+          <w:rtl/>
+          <w:cs/>
           <w:lang w:val="ar_AE" w:bidi="ar_AE"/>
         </w:rPr>
         <w:t xml:space="preserve"> إبراهيم، وأنه سيجعل منه </w:t>
@@ -1073,6 +1345,8 @@
       <w:hyperlink r:id="rId23">
         <w:r>
           <w:rPr>
+            <w:rtl/>
+            <w:cs/>
             <w:lang w:val="ar_AE" w:bidi="ar_AE"/>
           </w:rPr>
           <w:rPr>
@@ -1084,6 +1358,8 @@
       </w:hyperlink>
       <w:r>
         <w:rPr>
+          <w:rtl/>
+          <w:cs/>
           <w:lang w:val="ar_AE" w:bidi="ar_AE"/>
         </w:rPr>
         <w:t xml:space="preserve"> عظيمة، وأنه سيبارك جميع أمم العالم من خلال إبراهيم. وقد أطاع إبراهيم الله! ثم انطلق مع زوجته سارة وابن أخيه لوط في رحلة طويلة. وعندما جاء إلى كنعان، قال له الله إن هذه هي الأرض التي سيعطيها لإبراهيم و</w:t>
@@ -1091,12 +1367,16 @@
       <w:r>
         <w:rPr>
           <w:b/>
+          <w:rtl/>
+          <w:cs/>
           <w:lang w:val="ar_AE" w:bidi="ar_AE"/>
         </w:rPr>
         <w:t>لنسله</w:t>
       </w:r>
       <w:r>
         <w:rPr>
+          <w:rtl/>
+          <w:cs/>
           <w:lang w:val="ar_AE" w:bidi="ar_AE"/>
         </w:rPr>
         <w:t xml:space="preserve">. </w:t>
@@ -1108,11 +1388,15 @@
       </w:pPr>
       <w:r>
         <w:rPr>
-          <w:lang w:val="ar_AE" w:bidi="ar_AE"/>
-        </w:rPr>
-      </w:r>
-      <w:r>
-        <w:rPr>
+          <w:rtl/>
+          <w:cs/>
+          <w:lang w:val="ar_AE" w:bidi="ar_AE"/>
+        </w:rPr>
+      </w:r>
+      <w:r>
+        <w:rPr>
+          <w:rtl/>
+          <w:cs/>
           <w:lang w:val="ar_AE" w:bidi="ar_AE"/>
         </w:rPr>
         <w:t xml:space="preserve">لكن إبراهيم لم يكن له أي نسل بعد. حيث لم يكن له أولاد، وقد صار بالفعل رجلًا عجوزًا! لكنه </w:t>
@@ -1120,12 +1404,16 @@
       <w:r>
         <w:rPr>
           <w:b/>
+          <w:rtl/>
+          <w:cs/>
           <w:lang w:val="ar_AE" w:bidi="ar_AE"/>
         </w:rPr>
         <w:t>آمن</w:t>
       </w:r>
       <w:r>
         <w:rPr>
+          <w:rtl/>
+          <w:cs/>
           <w:lang w:val="ar_AE" w:bidi="ar_AE"/>
         </w:rPr>
         <w:t xml:space="preserve"> بوعد الله. وكان الله مسرورًا جدًا بإيمان إبراهيم، ولذلك فإن الله قد قبل إبراهيم كشخص يمكن أن تكون له علاقة جيدة معه.</w:t>
@@ -1137,11 +1425,15 @@
       </w:pPr>
       <w:r>
         <w:rPr>
-          <w:lang w:val="ar_AE" w:bidi="ar_AE"/>
-        </w:rPr>
-      </w:r>
-      <w:r>
-        <w:rPr>
+          <w:rtl/>
+          <w:cs/>
+          <w:lang w:val="ar_AE" w:bidi="ar_AE"/>
+        </w:rPr>
+      </w:r>
+      <w:r>
+        <w:rPr>
+          <w:rtl/>
+          <w:cs/>
           <w:lang w:val="ar_AE" w:bidi="ar_AE"/>
         </w:rPr>
         <w:t>لكنه كان لا يزال على إبراهيم الانتظار لفترة طويلة قبل أن يعطيه الله أي نسل. فقد كان عليه أن ينتظر 25 عامًا أخرى، وخلال ذلك الوقت ارتكب العديد من الأخطاء ونسي في بعض الأحيان أن يثقَ بالله. لكن في النهاية، عندما كان إبراهيم في سن المئة وكانت زوجته سارة في التسعين من عمرها، أنجبت سارة ابنًا. وكم كان إبراهيم وسارة سعيدين في ذلك الوقت! وقاما بتسمية ابنهما "إسحاق"، الذي معناه الضحك.</w:t>
@@ -1153,11 +1445,15 @@
       </w:pPr>
       <w:r>
         <w:rPr>
-          <w:lang w:val="ar_AE" w:bidi="ar_AE"/>
-        </w:rPr>
-      </w:r>
-      <w:r>
-        <w:rPr>
+          <w:rtl/>
+          <w:cs/>
+          <w:lang w:val="ar_AE" w:bidi="ar_AE"/>
+        </w:rPr>
+      </w:r>
+      <w:r>
+        <w:rPr>
+          <w:rtl/>
+          <w:cs/>
           <w:lang w:val="ar_AE" w:bidi="ar_AE"/>
         </w:rPr>
         <w:t>ثم بعد بضع سنوات، أعطى الله إبراهيم اختبارًا صعبًا للغاية. فقد قال الله لإبراهيم أنه يجب أن يقدم ابنه إسحاق محرقة. فكان عليه أن يقتل إسحاق، ويحرقه كتقدمة لله! لكن الآن كان إبراهيم قد تعلم حقًا أن يثق بالله، وقد أطاع. وعندما كان إبراهيم يرفع سكينه ليقتل ابنه، أوقفه الله ثم مدح إبراهيم! وقال الله إنه بسبب أن إبراهيم أظهر أنه كان يثقُ حقًا بالله وكان يطيعه، فإن البركة التي وعد الله أن يعطيها لإبراهيم ستستمر أيضًا إلى إسحاق، وإلى الأجيال الأخرى من نسل إبراهيم. ومن خلال نسل إبراهيم، كانت ستتبارَك جميع شعوب العالم!</w:t>
@@ -1169,32 +1465,42 @@
       </w:pPr>
       <w:r>
         <w:rPr>
-          <w:lang w:val="ar_AE" w:bidi="ar_AE"/>
-        </w:rPr>
-      </w:r>
-      <w:r>
-        <w:rPr>
+          <w:rtl/>
+          <w:cs/>
+          <w:lang w:val="ar_AE" w:bidi="ar_AE"/>
+        </w:rPr>
+      </w:r>
+      <w:r>
+        <w:rPr>
+          <w:rtl/>
+          <w:cs/>
           <w:lang w:val="ar_AE" w:bidi="ar_AE"/>
         </w:rPr>
         <w:t>وهكذا، كبر إسحاق وأنجب ابنين. وكان الابن الأصغر يُدعى يعقوب. ثم تغير اسم يعقوب لاحقًا إلى إسرائيل. وكان ليعقوب، أو إسرائيل، اثني عشر ابنًا. وقد صار نسل هؤلاء الأبناء الاثني عشر يشكلون أسباط إسرائيل الاثني عشر. وقد أصبحوا أمة كبيرة. وكان واحد من نسلهم هو يسوع! ومن خلال يسوع، كانت جميع شعوب العالم تتبارَك. فقد حقق الله وعده لإبراهيم!</w:t>
       </w:r>
       <w:r>
         <w:rPr>
-          <w:lang w:val="ar_AE" w:bidi="ar_AE"/>
-        </w:rPr>
-      </w:r>
-      <w:r>
-        <w:rPr>
-          <w:lang w:val="ar_AE" w:bidi="ar_AE"/>
-        </w:rPr>
-      </w:r>
-    </w:p>
-    <w:p>
-      <w:pPr>
-        <w:bidi/>
-      </w:pPr>
-      <w:r>
-        <w:rPr>
+          <w:rtl/>
+          <w:cs/>
+          <w:lang w:val="ar_AE" w:bidi="ar_AE"/>
+        </w:rPr>
+      </w:r>
+      <w:r>
+        <w:rPr>
+          <w:rtl/>
+          <w:cs/>
+          <w:lang w:val="ar_AE" w:bidi="ar_AE"/>
+        </w:rPr>
+      </w:r>
+    </w:p>
+    <w:p>
+      <w:pPr>
+        <w:bidi/>
+      </w:pPr>
+      <w:r>
+        <w:rPr>
+          <w:rtl/>
+          <w:cs/>
           <w:lang w:val="ar_AE" w:bidi="ar_AE"/>
         </w:rPr>
       </w:r>
@@ -1206,27 +1512,35 @@
       </w:pPr>
       <w:r>
         <w:rPr>
+          <w:rtl/>
+          <w:cs/>
           <w:lang w:val="ar_AE" w:bidi="ar_AE"/>
         </w:rPr>
         <w:t>إبليس</w:t>
       </w:r>
       <w:r>
         <w:rPr>
-          <w:lang w:val="ar_AE" w:bidi="ar_AE"/>
-        </w:rPr>
-      </w:r>
-    </w:p>
-    <w:p>
-      <w:pPr>
-        <w:bidi/>
-      </w:pPr>
-      <w:r>
-        <w:rPr>
-          <w:lang w:val="ar_AE" w:bidi="ar_AE"/>
-        </w:rPr>
-      </w:r>
-      <w:r>
-        <w:rPr>
+          <w:rtl/>
+          <w:cs/>
+          <w:lang w:val="ar_AE" w:bidi="ar_AE"/>
+        </w:rPr>
+      </w:r>
+    </w:p>
+    <w:p>
+      <w:pPr>
+        <w:bidi/>
+      </w:pPr>
+      <w:r>
+        <w:rPr>
+          <w:rtl/>
+          <w:cs/>
+          <w:lang w:val="ar_AE" w:bidi="ar_AE"/>
+        </w:rPr>
+      </w:r>
+      <w:r>
+        <w:rPr>
+          <w:rtl/>
+          <w:cs/>
           <w:lang w:val="ar_AE" w:bidi="ar_AE"/>
         </w:rPr>
         <w:t xml:space="preserve">واسم </w:t>
@@ -1234,6 +1548,8 @@
       <w:hyperlink r:id="rId24">
         <w:r>
           <w:rPr>
+            <w:rtl/>
+            <w:cs/>
             <w:lang w:val="ar_AE" w:bidi="ar_AE"/>
           </w:rPr>
           <w:rPr>
@@ -1245,6 +1561,8 @@
       </w:hyperlink>
       <w:r>
         <w:rPr>
+          <w:rtl/>
+          <w:cs/>
           <w:lang w:val="ar_AE" w:bidi="ar_AE"/>
         </w:rPr>
         <w:t xml:space="preserve"> يعني المقاوم، أو العدو، أو المُشتكي. وهو اسم </w:t>
@@ -1252,12 +1570,16 @@
       <w:r>
         <w:rPr>
           <w:b/>
+          <w:rtl/>
+          <w:cs/>
           <w:lang w:val="ar_AE" w:bidi="ar_AE"/>
         </w:rPr>
         <w:t>إبليس</w:t>
       </w:r>
       <w:r>
         <w:rPr>
+          <w:rtl/>
+          <w:cs/>
           <w:lang w:val="ar_AE" w:bidi="ar_AE"/>
         </w:rPr>
         <w:t xml:space="preserve">، رئيس جميع </w:t>
@@ -1265,12 +1587,16 @@
       <w:r>
         <w:rPr>
           <w:b/>
+          <w:rtl/>
+          <w:cs/>
           <w:lang w:val="ar_AE" w:bidi="ar_AE"/>
         </w:rPr>
         <w:t>الأرواح الشريرة</w:t>
       </w:r>
       <w:r>
         <w:rPr>
+          <w:rtl/>
+          <w:cs/>
           <w:lang w:val="ar_AE" w:bidi="ar_AE"/>
         </w:rPr>
         <w:t>.</w:t>
@@ -1282,11 +1608,15 @@
       </w:pPr>
       <w:r>
         <w:rPr>
-          <w:lang w:val="ar_AE" w:bidi="ar_AE"/>
-        </w:rPr>
-      </w:r>
-      <w:r>
-        <w:rPr>
+          <w:rtl/>
+          <w:cs/>
+          <w:lang w:val="ar_AE" w:bidi="ar_AE"/>
+        </w:rPr>
+      </w:r>
+      <w:r>
+        <w:rPr>
+          <w:rtl/>
+          <w:cs/>
           <w:lang w:val="ar_AE" w:bidi="ar_AE"/>
         </w:rPr>
         <w:t xml:space="preserve">لقد خلق الله كل ما هو موجود، لذلك فهو الذي خلق أيضًا جميع الأرواح. وقد خلقهم الله في صورة حسنة، مثل </w:t>
@@ -1294,12 +1624,16 @@
       <w:r>
         <w:rPr>
           <w:b/>
+          <w:rtl/>
+          <w:cs/>
           <w:lang w:val="ar_AE" w:bidi="ar_AE"/>
         </w:rPr>
         <w:t>الملائكة</w:t>
       </w:r>
       <w:r>
         <w:rPr>
+          <w:rtl/>
+          <w:cs/>
           <w:lang w:val="ar_AE" w:bidi="ar_AE"/>
         </w:rPr>
         <w:t>، ليقوموا بعمله. لكن بعض الملائكة تمردوا على الله، فصاروا أرواحًا شريرة. وأقوى هذه الأرواح الشريرة هو الذي يُدعى إبليس أو الشيطان.</w:t>
@@ -1311,11 +1645,15 @@
       </w:pPr>
       <w:r>
         <w:rPr>
-          <w:lang w:val="ar_AE" w:bidi="ar_AE"/>
-        </w:rPr>
-      </w:r>
-      <w:r>
-        <w:rPr>
+          <w:rtl/>
+          <w:cs/>
+          <w:lang w:val="ar_AE" w:bidi="ar_AE"/>
+        </w:rPr>
+      </w:r>
+      <w:r>
+        <w:rPr>
+          <w:rtl/>
+          <w:cs/>
           <w:lang w:val="ar_AE" w:bidi="ar_AE"/>
         </w:rPr>
         <w:t>والشيطان يحاول دائمًا أن يُدمر أعمال الله. كما أنه يغوي الناس كي يعصوا الله. وهو يحاول بخداعه للناس أن يجعلهم يبتعدون عن الله. والشيطان قوي وخطير، وهو يبحث دائمًا عن طرق يعمل بها ضد الله وضد شعبه.</w:t>
@@ -1327,11 +1665,15 @@
       </w:pPr>
       <w:r>
         <w:rPr>
-          <w:lang w:val="ar_AE" w:bidi="ar_AE"/>
-        </w:rPr>
-      </w:r>
-      <w:r>
-        <w:rPr>
+          <w:rtl/>
+          <w:cs/>
+          <w:lang w:val="ar_AE" w:bidi="ar_AE"/>
+        </w:rPr>
+      </w:r>
+      <w:r>
+        <w:rPr>
+          <w:rtl/>
+          <w:cs/>
           <w:lang w:val="ar_AE" w:bidi="ar_AE"/>
         </w:rPr>
         <w:t xml:space="preserve">ولأن الشيطان لا يزال قويًا في هذا الوقت، فإن الكتاب المُقدَّس يدعوه أحيانًا "رئيس هذا العالم". وأحيانًا يُدعى الشيطان </w:t>
@@ -1339,12 +1681,16 @@
       <w:r>
         <w:rPr>
           <w:b/>
+          <w:rtl/>
+          <w:cs/>
           <w:lang w:val="ar_AE" w:bidi="ar_AE"/>
         </w:rPr>
         <w:t>بعلزبول</w:t>
       </w:r>
       <w:r>
         <w:rPr>
+          <w:rtl/>
+          <w:cs/>
           <w:lang w:val="ar_AE" w:bidi="ar_AE"/>
         </w:rPr>
         <w:t xml:space="preserve">، وهو ما يعني شيئًا مثل "سيد المرتفعات". وفي بعض الأحيان، يُدعى </w:t>
@@ -1352,12 +1698,16 @@
       <w:r>
         <w:rPr>
           <w:b/>
+          <w:rtl/>
+          <w:cs/>
           <w:lang w:val="ar_AE" w:bidi="ar_AE"/>
         </w:rPr>
         <w:t>المُضِّل</w:t>
       </w:r>
       <w:r>
         <w:rPr>
+          <w:rtl/>
+          <w:cs/>
           <w:lang w:val="ar_AE" w:bidi="ar_AE"/>
         </w:rPr>
         <w:t xml:space="preserve">. وأحيانًا يُشبََه بالتنين أو الحيَّة. </w:t>
@@ -1369,11 +1719,15 @@
       </w:pPr>
       <w:r>
         <w:rPr>
-          <w:lang w:val="ar_AE" w:bidi="ar_AE"/>
-        </w:rPr>
-      </w:r>
-      <w:r>
-        <w:rPr>
+          <w:rtl/>
+          <w:cs/>
+          <w:lang w:val="ar_AE" w:bidi="ar_AE"/>
+        </w:rPr>
+      </w:r>
+      <w:r>
+        <w:rPr>
+          <w:rtl/>
+          <w:cs/>
           <w:lang w:val="ar_AE" w:bidi="ar_AE"/>
         </w:rPr>
         <w:t xml:space="preserve">ومع ذلك، فإن الله أقوى بكثير من الشيطان. وعندما مات يسوع </w:t>
@@ -1381,33 +1735,43 @@
       <w:r>
         <w:rPr>
           <w:b/>
+          <w:rtl/>
+          <w:cs/>
           <w:lang w:val="ar_AE" w:bidi="ar_AE"/>
         </w:rPr>
         <w:t>وقام</w:t>
       </w:r>
       <w:r>
         <w:rPr>
+          <w:rtl/>
+          <w:cs/>
           <w:lang w:val="ar_AE" w:bidi="ar_AE"/>
         </w:rPr>
         <w:t>، كسر الله قوة الشيطان. وعلى الرغم من أن الله لا يزال يسمح للشيطان باستخدام قوته الآن، فإنه عندما يعود يسوع ثانية، سيهزم الشيطان إلى الأبد. وسيعاقب الله الشيطان وجميع الأرواح الشريرة، ولن تتمكن أبدًا من العمل ضد الله وشعبه مرة أخرى.</w:t>
       </w:r>
       <w:r>
         <w:rPr>
-          <w:lang w:val="ar_AE" w:bidi="ar_AE"/>
-        </w:rPr>
-      </w:r>
-      <w:r>
-        <w:rPr>
-          <w:lang w:val="ar_AE" w:bidi="ar_AE"/>
-        </w:rPr>
-      </w:r>
-    </w:p>
-    <w:p>
-      <w:pPr>
-        <w:bidi/>
-      </w:pPr>
-      <w:r>
-        <w:rPr>
+          <w:rtl/>
+          <w:cs/>
+          <w:lang w:val="ar_AE" w:bidi="ar_AE"/>
+        </w:rPr>
+      </w:r>
+      <w:r>
+        <w:rPr>
+          <w:rtl/>
+          <w:cs/>
+          <w:lang w:val="ar_AE" w:bidi="ar_AE"/>
+        </w:rPr>
+      </w:r>
+    </w:p>
+    <w:p>
+      <w:pPr>
+        <w:bidi/>
+      </w:pPr>
+      <w:r>
+        <w:rPr>
+          <w:rtl/>
+          <w:cs/>
           <w:lang w:val="ar_AE" w:bidi="ar_AE"/>
         </w:rPr>
       </w:r>
@@ -1419,55 +1783,71 @@
       </w:pPr>
       <w:r>
         <w:rPr>
+          <w:rtl/>
+          <w:cs/>
           <w:lang w:val="ar_AE" w:bidi="ar_AE"/>
         </w:rPr>
         <w:t>ابن</w:t>
       </w:r>
       <w:r>
         <w:rPr>
-          <w:lang w:val="ar_AE" w:bidi="ar_AE"/>
-        </w:rPr>
-      </w:r>
-    </w:p>
-    <w:p>
-      <w:pPr>
-        <w:bidi/>
-      </w:pPr>
-      <w:r>
-        <w:rPr>
+          <w:rtl/>
+          <w:cs/>
+          <w:lang w:val="ar_AE" w:bidi="ar_AE"/>
+        </w:rPr>
+      </w:r>
+    </w:p>
+    <w:p>
+      <w:pPr>
+        <w:bidi/>
+      </w:pPr>
+      <w:r>
+        <w:rPr>
+          <w:rtl/>
+          <w:cs/>
           <w:lang w:val="ar_AE" w:bidi="ar_AE"/>
         </w:rPr>
       </w:r>
       <w:r>
         <w:rPr>
           <w:b/>
+          <w:rtl/>
+          <w:cs/>
           <w:lang w:val="ar_AE" w:bidi="ar_AE"/>
         </w:rPr>
         <w:t>الابن</w:t>
       </w:r>
       <w:r>
         <w:rPr>
+          <w:rtl/>
+          <w:cs/>
           <w:lang w:val="ar_AE" w:bidi="ar_AE"/>
         </w:rPr>
         <w:t xml:space="preserve"> هو الطفل الذكر لأبويه. لكن يمكن للناس أن يدعوا شخصًا ما "ابن" حتى وإن لم يكونوا قريبين على الإطلاق. إذا دعوتم شخصًا ما "ابن"، فهذا يعني أنكم تتحدثون معه بطريقة ودية للغاية. وعادةً ما يكون الشخص الأكبر هو الذي يدعو شخصًا أصغر "ابن". </w:t>
       </w:r>
       <w:r>
         <w:rPr>
-          <w:lang w:val="ar_AE" w:bidi="ar_AE"/>
-        </w:rPr>
-      </w:r>
-      <w:r>
-        <w:rPr>
-          <w:lang w:val="ar_AE" w:bidi="ar_AE"/>
-        </w:rPr>
-      </w:r>
-    </w:p>
-    <w:p>
-      <w:pPr>
-        <w:bidi/>
-      </w:pPr>
-      <w:r>
-        <w:rPr>
+          <w:rtl/>
+          <w:cs/>
+          <w:lang w:val="ar_AE" w:bidi="ar_AE"/>
+        </w:rPr>
+      </w:r>
+      <w:r>
+        <w:rPr>
+          <w:rtl/>
+          <w:cs/>
+          <w:lang w:val="ar_AE" w:bidi="ar_AE"/>
+        </w:rPr>
+      </w:r>
+    </w:p>
+    <w:p>
+      <w:pPr>
+        <w:bidi/>
+      </w:pPr>
+      <w:r>
+        <w:rPr>
+          <w:rtl/>
+          <w:cs/>
           <w:lang w:val="ar_AE" w:bidi="ar_AE"/>
         </w:rPr>
       </w:r>
@@ -1479,34 +1859,44 @@
       </w:pPr>
       <w:r>
         <w:rPr>
+          <w:rtl/>
+          <w:cs/>
           <w:lang w:val="ar_AE" w:bidi="ar_AE"/>
         </w:rPr>
         <w:t>ابن الإنسان</w:t>
       </w:r>
       <w:r>
         <w:rPr>
-          <w:lang w:val="ar_AE" w:bidi="ar_AE"/>
-        </w:rPr>
-      </w:r>
-    </w:p>
-    <w:p>
-      <w:pPr>
-        <w:bidi/>
-      </w:pPr>
-      <w:r>
-        <w:rPr>
+          <w:rtl/>
+          <w:cs/>
+          <w:lang w:val="ar_AE" w:bidi="ar_AE"/>
+        </w:rPr>
+      </w:r>
+    </w:p>
+    <w:p>
+      <w:pPr>
+        <w:bidi/>
+      </w:pPr>
+      <w:r>
+        <w:rPr>
+          <w:rtl/>
+          <w:cs/>
           <w:lang w:val="ar_AE" w:bidi="ar_AE"/>
         </w:rPr>
       </w:r>
       <w:r>
         <w:rPr>
           <w:b/>
+          <w:rtl/>
+          <w:cs/>
           <w:lang w:val="ar_AE" w:bidi="ar_AE"/>
         </w:rPr>
         <w:t>ابن الإنسان</w:t>
       </w:r>
       <w:r>
         <w:rPr>
+          <w:rtl/>
+          <w:cs/>
           <w:lang w:val="ar_AE" w:bidi="ar_AE"/>
         </w:rPr>
         <w:t xml:space="preserve"> هو اللقب الذي أعطاه يسوع لنفسه. فكلما كان يسوع يقول شيئًا عن "ابن الإنسان"، فهو كان يقوله عن نفسه. وفي </w:t>
@@ -1514,6 +1904,8 @@
       <w:hyperlink r:id="rId16">
         <w:r>
           <w:rPr>
+            <w:rtl/>
+            <w:cs/>
             <w:lang w:val="ar_AE" w:bidi="ar_AE"/>
           </w:rPr>
           <w:rPr>
@@ -1525,6 +1917,8 @@
       </w:hyperlink>
       <w:r>
         <w:rPr>
+          <w:rtl/>
+          <w:cs/>
           <w:lang w:val="ar_AE" w:bidi="ar_AE"/>
         </w:rPr>
         <w:t>، لغة العهد القديم، هذه العبارة كانت تعني فقط "إنسان"، لكن يسوع قد أعطاها معنى خاص.</w:t>
@@ -1536,11 +1930,15 @@
       </w:pPr>
       <w:r>
         <w:rPr>
-          <w:lang w:val="ar_AE" w:bidi="ar_AE"/>
-        </w:rPr>
-      </w:r>
-      <w:r>
-        <w:rPr>
+          <w:rtl/>
+          <w:cs/>
+          <w:lang w:val="ar_AE" w:bidi="ar_AE"/>
+        </w:rPr>
+      </w:r>
+      <w:r>
+        <w:rPr>
+          <w:rtl/>
+          <w:cs/>
           <w:lang w:val="ar_AE" w:bidi="ar_AE"/>
         </w:rPr>
         <w:t xml:space="preserve">فإن عبارة "ابن الإنسان" وردت بطريقة خاصة في العهد القديم، في سفر دانيآل. كان دانيآل </w:t>
@@ -1548,6 +1946,8 @@
       <w:hyperlink r:id="rId25">
         <w:r>
           <w:rPr>
+            <w:rtl/>
+            <w:cs/>
             <w:lang w:val="ar_AE" w:bidi="ar_AE"/>
           </w:rPr>
           <w:rPr>
@@ -1559,6 +1959,8 @@
       </w:hyperlink>
       <w:r>
         <w:rPr>
+          <w:rtl/>
+          <w:cs/>
           <w:lang w:val="ar_AE" w:bidi="ar_AE"/>
         </w:rPr>
         <w:t xml:space="preserve"> عاش قبل يسوع بنحو 600 عام. وفي يوم من الأيام رأى </w:t>
@@ -1566,6 +1968,8 @@
       <w:hyperlink r:id="rId26">
         <w:r>
           <w:rPr>
+            <w:rtl/>
+            <w:cs/>
             <w:lang w:val="ar_AE" w:bidi="ar_AE"/>
           </w:rPr>
           <w:rPr>
@@ -1577,6 +1981,8 @@
       </w:hyperlink>
       <w:r>
         <w:rPr>
+          <w:rtl/>
+          <w:cs/>
           <w:lang w:val="ar_AE" w:bidi="ar_AE"/>
         </w:rPr>
         <w:t xml:space="preserve">، شاهد خلالها شخصًا يشبه "ابن الإنسان". وفي رؤيا دانيآل، أعطى الله هذا الشخص كل </w:t>
@@ -1584,6 +1990,8 @@
       <w:hyperlink r:id="rId27">
         <w:r>
           <w:rPr>
+            <w:rtl/>
+            <w:cs/>
             <w:lang w:val="ar_AE" w:bidi="ar_AE"/>
           </w:rPr>
           <w:rPr>
@@ -1595,6 +2003,8 @@
       </w:hyperlink>
       <w:r>
         <w:rPr>
+          <w:rtl/>
+          <w:cs/>
           <w:lang w:val="ar_AE" w:bidi="ar_AE"/>
         </w:rPr>
         <w:t>، فصار هذا الشخص ملكًا، وكانت جميع شعوب العالم تخدمه. و</w:t>
@@ -1602,6 +2012,8 @@
       <w:hyperlink r:id="rId28">
         <w:r>
           <w:rPr>
+            <w:rtl/>
+            <w:cs/>
             <w:lang w:val="ar_AE" w:bidi="ar_AE"/>
           </w:rPr>
           <w:rPr>
@@ -1613,6 +2025,8 @@
       </w:hyperlink>
       <w:r>
         <w:rPr>
+          <w:rtl/>
+          <w:cs/>
           <w:lang w:val="ar_AE" w:bidi="ar_AE"/>
         </w:rPr>
         <w:t xml:space="preserve"> لن ينتهي أبدًا.</w:t>
@@ -1624,11 +2038,15 @@
       </w:pPr>
       <w:r>
         <w:rPr>
-          <w:lang w:val="ar_AE" w:bidi="ar_AE"/>
-        </w:rPr>
-      </w:r>
-      <w:r>
-        <w:rPr>
+          <w:rtl/>
+          <w:cs/>
+          <w:lang w:val="ar_AE" w:bidi="ar_AE"/>
+        </w:rPr>
+      </w:r>
+      <w:r>
+        <w:rPr>
+          <w:rtl/>
+          <w:cs/>
           <w:lang w:val="ar_AE" w:bidi="ar_AE"/>
         </w:rPr>
         <w:t xml:space="preserve">لذلك عندما كان يسوع يدعو نفسه "ابن الإنسان"، فهو كان يقول للشعب: "أنا هو ذلك الشخص الذي في رؤيا دانيآل. أنا الملك، وقد أعطاني الله كل السلطان". وهذه كانت طريقة أخرى لقول أن يسوع هو </w:t>
@@ -1636,6 +2054,8 @@
       <w:hyperlink r:id="rId29">
         <w:r>
           <w:rPr>
+            <w:rtl/>
+            <w:cs/>
             <w:lang w:val="ar_AE" w:bidi="ar_AE"/>
           </w:rPr>
           <w:rPr>
@@ -1647,6 +2067,8 @@
       </w:hyperlink>
       <w:r>
         <w:rPr>
+          <w:rtl/>
+          <w:cs/>
           <w:lang w:val="ar_AE" w:bidi="ar_AE"/>
         </w:rPr>
         <w:t xml:space="preserve">، أي الملك </w:t>
@@ -1654,6 +2076,8 @@
       <w:hyperlink r:id="rId30">
         <w:r>
           <w:rPr>
+            <w:rtl/>
+            <w:cs/>
             <w:lang w:val="ar_AE" w:bidi="ar_AE"/>
           </w:rPr>
           <w:rPr>
@@ -1665,6 +2089,8 @@
       </w:hyperlink>
       <w:r>
         <w:rPr>
+          <w:rtl/>
+          <w:cs/>
           <w:lang w:val="ar_AE" w:bidi="ar_AE"/>
         </w:rPr>
         <w:t xml:space="preserve"> الخاص الذي وعد الله أن يرسله، لكن بطريقة أقل مباشرة. في زمن يسوع، لم يكن الشعب يستخدم مصطلح "ابن الإنسان" كلقب آخر للمسيَّا. لذلك عندما دعا يسوع نفسه "ابن الإنسان"، لم يفكر الناس في الحال في المسيَّا. لكن الناس قد أدركوا أن يسوع كان يدَّعى أنه يملك كل السلطان من الله. فقد كان على الناس أن يفهموا ببطء ماذا كان يسوع يقصد عندما دعا نفسه "ابن الإنسان". </w:t>
@@ -1676,11 +2102,15 @@
       </w:pPr>
       <w:r>
         <w:rPr>
-          <w:lang w:val="ar_AE" w:bidi="ar_AE"/>
-        </w:rPr>
-      </w:r>
-      <w:r>
-        <w:rPr>
+          <w:rtl/>
+          <w:cs/>
+          <w:lang w:val="ar_AE" w:bidi="ar_AE"/>
+        </w:rPr>
+      </w:r>
+      <w:r>
+        <w:rPr>
+          <w:rtl/>
+          <w:cs/>
           <w:lang w:val="ar_AE" w:bidi="ar_AE"/>
         </w:rPr>
         <w:t>وقد فهم الجمهور الأصلي أن يسوع كان يتحدث عن نفسه عندما كان يتحدث عن ابن الإنسان. فإن لم يفهم جمهوركم أن يسوع كان يتحدث عن نفسه، فقد تحتاجون إلى توضيح ذلك. إذا كنتم ترغبون في توضيح معنى تعبير "ابن الإنسان"، فيمكنكم أن تقولوا شيئًا مثل: "أنا الذي جئت من عند الله بكل سلطان الله".</w:t>
@@ -1692,32 +2122,42 @@
       </w:pPr>
       <w:r>
         <w:rPr>
-          <w:lang w:val="ar_AE" w:bidi="ar_AE"/>
-        </w:rPr>
-      </w:r>
-      <w:r>
-        <w:rPr>
+          <w:rtl/>
+          <w:cs/>
+          <w:lang w:val="ar_AE" w:bidi="ar_AE"/>
+        </w:rPr>
+      </w:r>
+      <w:r>
+        <w:rPr>
+          <w:rtl/>
+          <w:cs/>
           <w:lang w:val="ar_AE" w:bidi="ar_AE"/>
         </w:rPr>
         <w:t>أما إذا كنتم ترغبون في جعل المعنى غير واضح، كما هو في الكتاب المُقدَّس، فقد تحتاجون فقط إلى توضيح أن تعبير "ابن الإنسان" هو لقب. فيمكنكم أن تقولوا شيئًا مثل: "أنا، الشخص الذي يُدعى ابن الإنسان"، أو "ابن الإنسانية وممثلها".</w:t>
       </w:r>
       <w:r>
         <w:rPr>
-          <w:lang w:val="ar_AE" w:bidi="ar_AE"/>
-        </w:rPr>
-      </w:r>
-      <w:r>
-        <w:rPr>
-          <w:lang w:val="ar_AE" w:bidi="ar_AE"/>
-        </w:rPr>
-      </w:r>
-    </w:p>
-    <w:p>
-      <w:pPr>
-        <w:bidi/>
-      </w:pPr>
-      <w:r>
-        <w:rPr>
+          <w:rtl/>
+          <w:cs/>
+          <w:lang w:val="ar_AE" w:bidi="ar_AE"/>
+        </w:rPr>
+      </w:r>
+      <w:r>
+        <w:rPr>
+          <w:rtl/>
+          <w:cs/>
+          <w:lang w:val="ar_AE" w:bidi="ar_AE"/>
+        </w:rPr>
+      </w:r>
+    </w:p>
+    <w:p>
+      <w:pPr>
+        <w:bidi/>
+      </w:pPr>
+      <w:r>
+        <w:rPr>
+          <w:rtl/>
+          <w:cs/>
           <w:lang w:val="ar_AE" w:bidi="ar_AE"/>
         </w:rPr>
       </w:r>
@@ -1729,34 +2169,44 @@
       </w:pPr>
       <w:r>
         <w:rPr>
+          <w:rtl/>
+          <w:cs/>
           <w:lang w:val="ar_AE" w:bidi="ar_AE"/>
         </w:rPr>
         <w:t>ابن الله</w:t>
       </w:r>
       <w:r>
         <w:rPr>
-          <w:lang w:val="ar_AE" w:bidi="ar_AE"/>
-        </w:rPr>
-      </w:r>
-    </w:p>
-    <w:p>
-      <w:pPr>
-        <w:bidi/>
-      </w:pPr>
-      <w:r>
-        <w:rPr>
+          <w:rtl/>
+          <w:cs/>
+          <w:lang w:val="ar_AE" w:bidi="ar_AE"/>
+        </w:rPr>
+      </w:r>
+    </w:p>
+    <w:p>
+      <w:pPr>
+        <w:bidi/>
+      </w:pPr>
+      <w:r>
+        <w:rPr>
+          <w:rtl/>
+          <w:cs/>
           <w:lang w:val="ar_AE" w:bidi="ar_AE"/>
         </w:rPr>
       </w:r>
       <w:r>
         <w:rPr>
           <w:b/>
+          <w:rtl/>
+          <w:cs/>
           <w:lang w:val="ar_AE" w:bidi="ar_AE"/>
         </w:rPr>
         <w:t>ابن الله</w:t>
       </w:r>
       <w:r>
         <w:rPr>
+          <w:rtl/>
+          <w:cs/>
           <w:lang w:val="ar_AE" w:bidi="ar_AE"/>
         </w:rPr>
         <w:t xml:space="preserve"> هو لقب ليسوع. وقد دُعي يسوع </w:t>
@@ -1764,6 +2214,8 @@
       <w:hyperlink r:id="rId31">
         <w:r>
           <w:rPr>
+            <w:rtl/>
+            <w:cs/>
             <w:lang w:val="ar_AE" w:bidi="ar_AE"/>
           </w:rPr>
           <w:rPr>
@@ -1775,6 +2227,8 @@
       </w:hyperlink>
       <w:r>
         <w:rPr>
+          <w:rtl/>
+          <w:cs/>
           <w:lang w:val="ar_AE" w:bidi="ar_AE"/>
         </w:rPr>
         <w:t xml:space="preserve"> الله، لأن له علاقة خاصة بالله الآب. فالله ويسوع يحبان بعضهما البعض تمامًا كما يحب الأب والابن بعضهما البعض. وأحيانًا يُدعى يسوع "ابن الله </w:t>
@@ -1782,12 +2236,16 @@
       <w:r>
         <w:rPr>
           <w:b/>
+          <w:rtl/>
+          <w:cs/>
           <w:lang w:val="ar_AE" w:bidi="ar_AE"/>
         </w:rPr>
         <w:t>الوحيد</w:t>
       </w:r>
       <w:r>
         <w:rPr>
+          <w:rtl/>
+          <w:cs/>
           <w:lang w:val="ar_AE" w:bidi="ar_AE"/>
         </w:rPr>
         <w:t>". وهذا يعني أن العلاقة التي كان بين يسوع والله كانت فريدة من نوعها. ولا أحد آخر لديه هذه العلاقة نفسها مع الله، كما كان ليسوع.</w:t>
@@ -1799,11 +2257,15 @@
       </w:pPr>
       <w:r>
         <w:rPr>
-          <w:lang w:val="ar_AE" w:bidi="ar_AE"/>
-        </w:rPr>
-      </w:r>
-      <w:r>
-        <w:rPr>
+          <w:rtl/>
+          <w:cs/>
+          <w:lang w:val="ar_AE" w:bidi="ar_AE"/>
+        </w:rPr>
+      </w:r>
+      <w:r>
+        <w:rPr>
+          <w:rtl/>
+          <w:cs/>
           <w:lang w:val="ar_AE" w:bidi="ar_AE"/>
         </w:rPr>
         <w:t xml:space="preserve">وكوْن يسوع هو ابن الله يعني أنه هو نفسه الله أيضًا. فيسوع هو أحد الأقانيم في الثالوث – وهي الكلمة التي تستخدمها الكنيسة لوصف أن الله </w:t>
@@ -1811,12 +2273,16 @@
       <w:r>
         <w:rPr>
           <w:b/>
+          <w:rtl/>
+          <w:cs/>
           <w:lang w:val="ar_AE" w:bidi="ar_AE"/>
         </w:rPr>
         <w:t>واحد</w:t>
       </w:r>
       <w:r>
         <w:rPr>
+          <w:rtl/>
+          <w:cs/>
           <w:lang w:val="ar_AE" w:bidi="ar_AE"/>
         </w:rPr>
         <w:t xml:space="preserve"> ولكن في نفس الوقت </w:t>
@@ -1824,12 +2290,16 @@
       <w:r>
         <w:rPr>
           <w:b/>
+          <w:rtl/>
+          <w:cs/>
           <w:lang w:val="ar_AE" w:bidi="ar_AE"/>
         </w:rPr>
         <w:t>ثلاثة</w:t>
       </w:r>
       <w:r>
         <w:rPr>
+          <w:rtl/>
+          <w:cs/>
           <w:lang w:val="ar_AE" w:bidi="ar_AE"/>
         </w:rPr>
         <w:t xml:space="preserve"> أشخاص (أقانيم): الله الآب، والله الابن، والله </w:t>
@@ -1837,6 +2307,8 @@
       <w:hyperlink r:id="rId20">
         <w:r>
           <w:rPr>
+            <w:rtl/>
+            <w:cs/>
             <w:lang w:val="ar_AE" w:bidi="ar_AE"/>
           </w:rPr>
           <w:rPr>
@@ -1848,6 +2320,8 @@
       </w:hyperlink>
       <w:r>
         <w:rPr>
+          <w:rtl/>
+          <w:cs/>
           <w:lang w:val="ar_AE" w:bidi="ar_AE"/>
         </w:rPr>
         <w:t>. ويسوع كان دائمًا ابن الله، حتى قبل بداية زمننا، قبل خلق العالم. وعندما جاء يسوع إلى الأرض، ووُلد، صار أيضًا إنسانًا.</w:t>
@@ -1859,11 +2333,15 @@
       </w:pPr>
       <w:r>
         <w:rPr>
-          <w:lang w:val="ar_AE" w:bidi="ar_AE"/>
-        </w:rPr>
-      </w:r>
-      <w:r>
-        <w:rPr>
+          <w:rtl/>
+          <w:cs/>
+          <w:lang w:val="ar_AE" w:bidi="ar_AE"/>
+        </w:rPr>
+      </w:r>
+      <w:r>
+        <w:rPr>
+          <w:rtl/>
+          <w:cs/>
           <w:lang w:val="ar_AE" w:bidi="ar_AE"/>
         </w:rPr>
         <w:t xml:space="preserve">وعندما كان الناس في العهد الجديد يدعون يسوع ابن الله، فإن هذه كانت طريقة أخرى في بعض الأحيان للقول أن يسوع هو </w:t>
@@ -1871,6 +2349,8 @@
       <w:hyperlink r:id="rId29">
         <w:r>
           <w:rPr>
+            <w:rtl/>
+            <w:cs/>
             <w:lang w:val="ar_AE" w:bidi="ar_AE"/>
           </w:rPr>
           <w:rPr>
@@ -1882,6 +2362,8 @@
       </w:hyperlink>
       <w:r>
         <w:rPr>
+          <w:rtl/>
+          <w:cs/>
           <w:lang w:val="ar_AE" w:bidi="ar_AE"/>
         </w:rPr>
         <w:t xml:space="preserve">، أو </w:t>
@@ -1889,6 +2371,8 @@
       <w:hyperlink r:id="rId32">
         <w:r>
           <w:rPr>
+            <w:rtl/>
+            <w:cs/>
             <w:lang w:val="ar_AE" w:bidi="ar_AE"/>
           </w:rPr>
           <w:rPr>
@@ -1900,6 +2384,8 @@
       </w:hyperlink>
       <w:r>
         <w:rPr>
+          <w:rtl/>
+          <w:cs/>
           <w:lang w:val="ar_AE" w:bidi="ar_AE"/>
         </w:rPr>
         <w:t xml:space="preserve">، أي الملك </w:t>
@@ -1907,6 +2393,8 @@
       <w:hyperlink r:id="rId30">
         <w:r>
           <w:rPr>
+            <w:rtl/>
+            <w:cs/>
             <w:lang w:val="ar_AE" w:bidi="ar_AE"/>
           </w:rPr>
           <w:rPr>
@@ -1918,6 +2406,8 @@
       </w:hyperlink>
       <w:r>
         <w:rPr>
+          <w:rtl/>
+          <w:cs/>
           <w:lang w:val="ar_AE" w:bidi="ar_AE"/>
         </w:rPr>
         <w:t xml:space="preserve"> الموعود.</w:t>
@@ -1929,11 +2419,15 @@
       </w:pPr>
       <w:r>
         <w:rPr>
-          <w:lang w:val="ar_AE" w:bidi="ar_AE"/>
-        </w:rPr>
-      </w:r>
-      <w:r>
-        <w:rPr>
+          <w:rtl/>
+          <w:cs/>
+          <w:lang w:val="ar_AE" w:bidi="ar_AE"/>
+        </w:rPr>
+      </w:r>
+      <w:r>
+        <w:rPr>
+          <w:rtl/>
+          <w:cs/>
           <w:lang w:val="ar_AE" w:bidi="ar_AE"/>
         </w:rPr>
         <w:t>وعندما يبدأ الناس في الثقة بيسوع، فإن الله يتبنّاهم كأولاد. لذلك يستخدم الكتاب المُقدَّس أحيانًا عبارة "</w:t>
@@ -1941,33 +2435,43 @@
       <w:r>
         <w:rPr>
           <w:b/>
+          <w:rtl/>
+          <w:cs/>
           <w:lang w:val="ar_AE" w:bidi="ar_AE"/>
         </w:rPr>
         <w:t>أبناء</w:t>
       </w:r>
       <w:r>
         <w:rPr>
+          <w:rtl/>
+          <w:cs/>
           <w:lang w:val="ar_AE" w:bidi="ar_AE"/>
         </w:rPr>
         <w:t xml:space="preserve"> الله" ليصف الناس الذين يثقون بيسوع ويتبعونه.</w:t>
       </w:r>
       <w:r>
         <w:rPr>
-          <w:lang w:val="ar_AE" w:bidi="ar_AE"/>
-        </w:rPr>
-      </w:r>
-      <w:r>
-        <w:rPr>
-          <w:lang w:val="ar_AE" w:bidi="ar_AE"/>
-        </w:rPr>
-      </w:r>
-    </w:p>
-    <w:p>
-      <w:pPr>
-        <w:bidi/>
-      </w:pPr>
-      <w:r>
-        <w:rPr>
+          <w:rtl/>
+          <w:cs/>
+          <w:lang w:val="ar_AE" w:bidi="ar_AE"/>
+        </w:rPr>
+      </w:r>
+      <w:r>
+        <w:rPr>
+          <w:rtl/>
+          <w:cs/>
+          <w:lang w:val="ar_AE" w:bidi="ar_AE"/>
+        </w:rPr>
+      </w:r>
+    </w:p>
+    <w:p>
+      <w:pPr>
+        <w:bidi/>
+      </w:pPr>
+      <w:r>
+        <w:rPr>
+          <w:rtl/>
+          <w:cs/>
           <w:lang w:val="ar_AE" w:bidi="ar_AE"/>
         </w:rPr>
       </w:r>
@@ -1979,34 +2483,44 @@
       </w:pPr>
       <w:r>
         <w:rPr>
+          <w:rtl/>
+          <w:cs/>
           <w:lang w:val="ar_AE" w:bidi="ar_AE"/>
         </w:rPr>
         <w:t>ابن داود</w:t>
       </w:r>
       <w:r>
         <w:rPr>
-          <w:lang w:val="ar_AE" w:bidi="ar_AE"/>
-        </w:rPr>
-      </w:r>
-    </w:p>
-    <w:p>
-      <w:pPr>
-        <w:bidi/>
-      </w:pPr>
-      <w:r>
-        <w:rPr>
+          <w:rtl/>
+          <w:cs/>
+          <w:lang w:val="ar_AE" w:bidi="ar_AE"/>
+        </w:rPr>
+      </w:r>
+    </w:p>
+    <w:p>
+      <w:pPr>
+        <w:bidi/>
+      </w:pPr>
+      <w:r>
+        <w:rPr>
+          <w:rtl/>
+          <w:cs/>
           <w:lang w:val="ar_AE" w:bidi="ar_AE"/>
         </w:rPr>
       </w:r>
       <w:r>
         <w:rPr>
           <w:b/>
+          <w:rtl/>
+          <w:cs/>
           <w:lang w:val="ar_AE" w:bidi="ar_AE"/>
         </w:rPr>
         <w:t>ابن داود</w:t>
       </w:r>
       <w:r>
         <w:rPr>
+          <w:rtl/>
+          <w:cs/>
           <w:lang w:val="ar_AE" w:bidi="ar_AE"/>
         </w:rPr>
         <w:t xml:space="preserve"> هو من شخص من </w:t>
@@ -2014,6 +2528,8 @@
       <w:hyperlink r:id="rId33">
         <w:r>
           <w:rPr>
+            <w:rtl/>
+            <w:cs/>
             <w:lang w:val="ar_AE" w:bidi="ar_AE"/>
           </w:rPr>
           <w:rPr>
@@ -2025,6 +2541,8 @@
       </w:hyperlink>
       <w:r>
         <w:rPr>
+          <w:rtl/>
+          <w:cs/>
           <w:lang w:val="ar_AE" w:bidi="ar_AE"/>
         </w:rPr>
         <w:t xml:space="preserve"> </w:t>
@@ -2032,6 +2550,8 @@
       <w:hyperlink r:id="rId34">
         <w:r>
           <w:rPr>
+            <w:rtl/>
+            <w:cs/>
             <w:lang w:val="ar_AE" w:bidi="ar_AE"/>
           </w:rPr>
           <w:rPr>
@@ -2043,6 +2563,8 @@
       </w:hyperlink>
       <w:r>
         <w:rPr>
+          <w:rtl/>
+          <w:cs/>
           <w:lang w:val="ar_AE" w:bidi="ar_AE"/>
         </w:rPr>
         <w:t>، حتى وإن كان هذا النسل مولودًا بعد أجيال عديدة من داود.</w:t>
@@ -2054,11 +2576,15 @@
       </w:pPr>
       <w:r>
         <w:rPr>
-          <w:lang w:val="ar_AE" w:bidi="ar_AE"/>
-        </w:rPr>
-      </w:r>
-      <w:r>
-        <w:rPr>
+          <w:rtl/>
+          <w:cs/>
+          <w:lang w:val="ar_AE" w:bidi="ar_AE"/>
+        </w:rPr>
+      </w:r>
+      <w:r>
+        <w:rPr>
+          <w:rtl/>
+          <w:cs/>
           <w:lang w:val="ar_AE" w:bidi="ar_AE"/>
         </w:rPr>
         <w:t xml:space="preserve">كان داود أكثر الملوك المحبوبين بين </w:t>
@@ -2066,12 +2592,16 @@
       <w:r>
         <w:rPr>
           <w:b/>
+          <w:rtl/>
+          <w:cs/>
           <w:lang w:val="ar_AE" w:bidi="ar_AE"/>
         </w:rPr>
         <w:t>بني إسرائيل</w:t>
       </w:r>
       <w:r>
         <w:rPr>
+          <w:rtl/>
+          <w:cs/>
           <w:lang w:val="ar_AE" w:bidi="ar_AE"/>
         </w:rPr>
         <w:t xml:space="preserve">، وقد عاش قبل ميلاد يسوع بنحو ألف عام. وكان الله قد وعد داود أن واحدًا من نسله سيملك إلى الأبد على </w:t>
@@ -2079,6 +2609,8 @@
       <w:hyperlink r:id="rId19">
         <w:r>
           <w:rPr>
+            <w:rtl/>
+            <w:cs/>
             <w:lang w:val="ar_AE" w:bidi="ar_AE"/>
           </w:rPr>
           <w:rPr>
@@ -2090,6 +2622,8 @@
       </w:hyperlink>
       <w:r>
         <w:rPr>
+          <w:rtl/>
+          <w:cs/>
           <w:lang w:val="ar_AE" w:bidi="ar_AE"/>
         </w:rPr>
         <w:t xml:space="preserve">. لكن لأن بنو إسرائيل كانوا يعصون الله باستمرار، سمح الله لأعدائهم بأن يهزمونهم. ولم تستمر </w:t>
@@ -2097,6 +2631,8 @@
       <w:hyperlink r:id="rId28">
         <w:r>
           <w:rPr>
+            <w:rtl/>
+            <w:cs/>
             <w:lang w:val="ar_AE" w:bidi="ar_AE"/>
           </w:rPr>
           <w:rPr>
@@ -2108,6 +2644,8 @@
       </w:hyperlink>
       <w:r>
         <w:rPr>
+          <w:rtl/>
+          <w:cs/>
           <w:lang w:val="ar_AE" w:bidi="ar_AE"/>
         </w:rPr>
         <w:t xml:space="preserve"> إسرائيل في الوجود. لكنه حتى في هذا الوقت الصعب، أعطى الله الشعب رسائل رجاء. فمن خلال المتحدثين باسمه، أي </w:t>
@@ -2115,12 +2653,16 @@
       <w:r>
         <w:rPr>
           <w:b/>
+          <w:rtl/>
+          <w:cs/>
           <w:lang w:val="ar_AE" w:bidi="ar_AE"/>
         </w:rPr>
         <w:t>الأنبياء</w:t>
       </w:r>
       <w:r>
         <w:rPr>
+          <w:rtl/>
+          <w:cs/>
           <w:lang w:val="ar_AE" w:bidi="ar_AE"/>
         </w:rPr>
         <w:t xml:space="preserve">، أخبر الله الشعب أنه سيأتي وقت مرة أخرى حين سيحكم شخص من نسل داود على إسرائيل. وهذا </w:t>
@@ -2128,6 +2670,8 @@
       <w:hyperlink r:id="rId35">
         <w:r>
           <w:rPr>
+            <w:rtl/>
+            <w:cs/>
             <w:lang w:val="ar_AE" w:bidi="ar_AE"/>
           </w:rPr>
           <w:rPr>
@@ -2139,6 +2683,8 @@
       </w:hyperlink>
       <w:r>
         <w:rPr>
+          <w:rtl/>
+          <w:cs/>
           <w:lang w:val="ar_AE" w:bidi="ar_AE"/>
         </w:rPr>
         <w:t xml:space="preserve"> كان سيُخلّص الشعب من مشاكلهم ويُصلح كل شيء مرة أخرى.</w:t>
@@ -2150,11 +2696,15 @@
       </w:pPr>
       <w:r>
         <w:rPr>
-          <w:lang w:val="ar_AE" w:bidi="ar_AE"/>
-        </w:rPr>
-      </w:r>
-      <w:r>
-        <w:rPr>
+          <w:rtl/>
+          <w:cs/>
+          <w:lang w:val="ar_AE" w:bidi="ar_AE"/>
+        </w:rPr>
+      </w:r>
+      <w:r>
+        <w:rPr>
+          <w:rtl/>
+          <w:cs/>
           <w:lang w:val="ar_AE" w:bidi="ar_AE"/>
         </w:rPr>
         <w:t>وهكذا كان بنو إسرائيل يتوقعون أن الله سيُرسل يومًا ما هذا الملك و</w:t>
@@ -2162,6 +2712,8 @@
       <w:hyperlink r:id="rId30">
         <w:r>
           <w:rPr>
+            <w:rtl/>
+            <w:cs/>
             <w:lang w:val="ar_AE" w:bidi="ar_AE"/>
           </w:rPr>
           <w:rPr>
@@ -2173,6 +2725,8 @@
       </w:hyperlink>
       <w:r>
         <w:rPr>
+          <w:rtl/>
+          <w:cs/>
           <w:lang w:val="ar_AE" w:bidi="ar_AE"/>
         </w:rPr>
         <w:t xml:space="preserve"> إلى الشعب. وقد دعوا هذا الملك الموعود باسم </w:t>
@@ -2180,6 +2734,8 @@
       <w:hyperlink r:id="rId29">
         <w:r>
           <w:rPr>
+            <w:rtl/>
+            <w:cs/>
             <w:lang w:val="ar_AE" w:bidi="ar_AE"/>
           </w:rPr>
           <w:rPr>
@@ -2191,6 +2747,8 @@
       </w:hyperlink>
       <w:r>
         <w:rPr>
+          <w:rtl/>
+          <w:cs/>
           <w:lang w:val="ar_AE" w:bidi="ar_AE"/>
         </w:rPr>
         <w:t xml:space="preserve">، أو </w:t>
@@ -2198,6 +2756,8 @@
       <w:hyperlink r:id="rId32">
         <w:r>
           <w:rPr>
+            <w:rtl/>
+            <w:cs/>
             <w:lang w:val="ar_AE" w:bidi="ar_AE"/>
           </w:rPr>
           <w:rPr>
@@ -2209,6 +2769,8 @@
       </w:hyperlink>
       <w:r>
         <w:rPr>
+          <w:rtl/>
+          <w:cs/>
           <w:lang w:val="ar_AE" w:bidi="ar_AE"/>
         </w:rPr>
         <w:t>. والمسيَّا هو شخص مُعيَّن لمهمة خاصة. وسيكون المسيا من نسل داود. وعندما يدعو الناس في العهد الجديد يسوع باسم "ابن داود"، فإنهم كانوا يقولون أنهم</w:t>
@@ -2216,33 +2778,43 @@
       <w:r>
         <w:rPr>
           <w:b/>
+          <w:rtl/>
+          <w:cs/>
           <w:lang w:val="ar_AE" w:bidi="ar_AE"/>
         </w:rPr>
         <w:t xml:space="preserve"> يؤمنون</w:t>
       </w:r>
       <w:r>
         <w:rPr>
+          <w:rtl/>
+          <w:cs/>
           <w:lang w:val="ar_AE" w:bidi="ar_AE"/>
         </w:rPr>
         <w:t xml:space="preserve"> بأن يسوع هو الملك والمخلِّص الخاص الذي وعد الله بإرساله.</w:t>
       </w:r>
       <w:r>
         <w:rPr>
-          <w:lang w:val="ar_AE" w:bidi="ar_AE"/>
-        </w:rPr>
-      </w:r>
-      <w:r>
-        <w:rPr>
-          <w:lang w:val="ar_AE" w:bidi="ar_AE"/>
-        </w:rPr>
-      </w:r>
-    </w:p>
-    <w:p>
-      <w:pPr>
-        <w:bidi/>
-      </w:pPr>
-      <w:r>
-        <w:rPr>
+          <w:rtl/>
+          <w:cs/>
+          <w:lang w:val="ar_AE" w:bidi="ar_AE"/>
+        </w:rPr>
+      </w:r>
+      <w:r>
+        <w:rPr>
+          <w:rtl/>
+          <w:cs/>
+          <w:lang w:val="ar_AE" w:bidi="ar_AE"/>
+        </w:rPr>
+      </w:r>
+    </w:p>
+    <w:p>
+      <w:pPr>
+        <w:bidi/>
+      </w:pPr>
+      <w:r>
+        <w:rPr>
+          <w:rtl/>
+          <w:cs/>
           <w:lang w:val="ar_AE" w:bidi="ar_AE"/>
         </w:rPr>
       </w:r>
@@ -2254,27 +2826,35 @@
       </w:pPr>
       <w:r>
         <w:rPr>
+          <w:rtl/>
+          <w:cs/>
           <w:lang w:val="ar_AE" w:bidi="ar_AE"/>
         </w:rPr>
         <w:t>أجنبي (غريب)</w:t>
       </w:r>
       <w:r>
         <w:rPr>
-          <w:lang w:val="ar_AE" w:bidi="ar_AE"/>
-        </w:rPr>
-      </w:r>
-    </w:p>
-    <w:p>
-      <w:pPr>
-        <w:bidi/>
-      </w:pPr>
-      <w:r>
-        <w:rPr>
-          <w:lang w:val="ar_AE" w:bidi="ar_AE"/>
-        </w:rPr>
-      </w:r>
-      <w:r>
-        <w:rPr>
+          <w:rtl/>
+          <w:cs/>
+          <w:lang w:val="ar_AE" w:bidi="ar_AE"/>
+        </w:rPr>
+      </w:r>
+    </w:p>
+    <w:p>
+      <w:pPr>
+        <w:bidi/>
+      </w:pPr>
+      <w:r>
+        <w:rPr>
+          <w:rtl/>
+          <w:cs/>
+          <w:lang w:val="ar_AE" w:bidi="ar_AE"/>
+        </w:rPr>
+      </w:r>
+      <w:r>
+        <w:rPr>
+          <w:rtl/>
+          <w:cs/>
           <w:lang w:val="ar_AE" w:bidi="ar_AE"/>
         </w:rPr>
         <w:t xml:space="preserve">يكون الشخص </w:t>
@@ -2282,12 +2862,16 @@
       <w:r>
         <w:rPr>
           <w:b/>
+          <w:rtl/>
+          <w:cs/>
           <w:lang w:val="ar_AE" w:bidi="ar_AE"/>
         </w:rPr>
         <w:t>أجنبيًا</w:t>
       </w:r>
       <w:r>
         <w:rPr>
+          <w:rtl/>
+          <w:cs/>
           <w:lang w:val="ar_AE" w:bidi="ar_AE"/>
         </w:rPr>
         <w:t xml:space="preserve"> في بلد ما عندما يكون في بلد ليس هو البلد التي وُلد فيها. والغرباء أو </w:t>
@@ -2295,12 +2879,16 @@
       <w:r>
         <w:rPr>
           <w:b/>
+          <w:rtl/>
+          <w:cs/>
           <w:lang w:val="ar_AE" w:bidi="ar_AE"/>
         </w:rPr>
         <w:t>النزلاء</w:t>
       </w:r>
       <w:r>
         <w:rPr>
+          <w:rtl/>
+          <w:cs/>
           <w:lang w:val="ar_AE" w:bidi="ar_AE"/>
         </w:rPr>
         <w:t xml:space="preserve"> هم أشخاص أجانب في بلدٍ ما ويعيشون هناك بشكل مؤقت، بالرغم من أن ذلك ليس هو المكان الذي ولدوا فيه. كان </w:t>
@@ -2308,6 +2896,8 @@
       <w:hyperlink r:id="rId15">
         <w:r>
           <w:rPr>
+            <w:rtl/>
+            <w:cs/>
             <w:lang w:val="ar_AE" w:bidi="ar_AE"/>
           </w:rPr>
           <w:rPr>
@@ -2319,6 +2909,8 @@
       </w:hyperlink>
       <w:r>
         <w:rPr>
+          <w:rtl/>
+          <w:cs/>
           <w:lang w:val="ar_AE" w:bidi="ar_AE"/>
         </w:rPr>
         <w:t xml:space="preserve"> أجنبيًا أو متغربًا في كنعان. ولاحقًا، عندما جعل أحفاد إبراهيم، </w:t>
@@ -2326,33 +2918,43 @@
       <w:r>
         <w:rPr>
           <w:b/>
+          <w:rtl/>
+          <w:cs/>
           <w:lang w:val="ar_AE" w:bidi="ar_AE"/>
         </w:rPr>
         <w:t>الإسرائيليون</w:t>
       </w:r>
       <w:r>
         <w:rPr>
+          <w:rtl/>
+          <w:cs/>
           <w:lang w:val="ar_AE" w:bidi="ar_AE"/>
         </w:rPr>
         <w:t>، من أرض كنعان موطنهم، أعطاهم الله إرشادات عن كيفية معاملة الأجانب، والغرباء أو النزلاء، الذين يسافرون عبر بلادهم ويقيمون هناك بين بني إسرائيل.</w:t>
       </w:r>
       <w:r>
         <w:rPr>
-          <w:lang w:val="ar_AE" w:bidi="ar_AE"/>
-        </w:rPr>
-      </w:r>
-      <w:r>
-        <w:rPr>
-          <w:lang w:val="ar_AE" w:bidi="ar_AE"/>
-        </w:rPr>
-      </w:r>
-    </w:p>
-    <w:p>
-      <w:pPr>
-        <w:bidi/>
-      </w:pPr>
-      <w:r>
-        <w:rPr>
+          <w:rtl/>
+          <w:cs/>
+          <w:lang w:val="ar_AE" w:bidi="ar_AE"/>
+        </w:rPr>
+      </w:r>
+      <w:r>
+        <w:rPr>
+          <w:rtl/>
+          <w:cs/>
+          <w:lang w:val="ar_AE" w:bidi="ar_AE"/>
+        </w:rPr>
+      </w:r>
+    </w:p>
+    <w:p>
+      <w:pPr>
+        <w:bidi/>
+      </w:pPr>
+      <w:r>
+        <w:rPr>
+          <w:rtl/>
+          <w:cs/>
           <w:lang w:val="ar_AE" w:bidi="ar_AE"/>
         </w:rPr>
       </w:r>
@@ -2364,27 +2966,35 @@
       </w:pPr>
       <w:r>
         <w:rPr>
+          <w:rtl/>
+          <w:cs/>
           <w:lang w:val="ar_AE" w:bidi="ar_AE"/>
         </w:rPr>
         <w:t>أجيال</w:t>
       </w:r>
       <w:r>
         <w:rPr>
-          <w:lang w:val="ar_AE" w:bidi="ar_AE"/>
-        </w:rPr>
-      </w:r>
-    </w:p>
-    <w:p>
-      <w:pPr>
-        <w:bidi/>
-      </w:pPr>
-      <w:r>
-        <w:rPr>
-          <w:lang w:val="ar_AE" w:bidi="ar_AE"/>
-        </w:rPr>
-      </w:r>
-      <w:r>
-        <w:rPr>
+          <w:rtl/>
+          <w:cs/>
+          <w:lang w:val="ar_AE" w:bidi="ar_AE"/>
+        </w:rPr>
+      </w:r>
+    </w:p>
+    <w:p>
+      <w:pPr>
+        <w:bidi/>
+      </w:pPr>
+      <w:r>
+        <w:rPr>
+          <w:rtl/>
+          <w:cs/>
+          <w:lang w:val="ar_AE" w:bidi="ar_AE"/>
+        </w:rPr>
+      </w:r>
+      <w:r>
+        <w:rPr>
+          <w:rtl/>
+          <w:cs/>
           <w:lang w:val="ar_AE" w:bidi="ar_AE"/>
         </w:rPr>
         <w:t xml:space="preserve">تشير كلمة </w:t>
@@ -2392,12 +3002,16 @@
       <w:r>
         <w:rPr>
           <w:b/>
+          <w:rtl/>
+          <w:cs/>
           <w:lang w:val="ar_AE" w:bidi="ar_AE"/>
         </w:rPr>
         <w:t>جيل</w:t>
       </w:r>
       <w:r>
         <w:rPr>
+          <w:rtl/>
+          <w:cs/>
           <w:lang w:val="ar_AE" w:bidi="ar_AE"/>
         </w:rPr>
         <w:t xml:space="preserve"> إلى مجموعة من الناس يعيشون في الوقت ذاته وينتمون إلى نفس الفئة العمرية. وفي مجتمعٍ ما، يمكن أن يكون هناك ثلاثة أجيال من الناس يعيشون في نفس الوقت: الجَدُّ والآباء والأطفال. وكل واحد من هؤلاء الناس ينتمي إلى جيل مختلف.</w:t>
@@ -2409,11 +3023,15 @@
       </w:pPr>
       <w:r>
         <w:rPr>
-          <w:lang w:val="ar_AE" w:bidi="ar_AE"/>
-        </w:rPr>
-      </w:r>
-      <w:r>
-        <w:rPr>
+          <w:rtl/>
+          <w:cs/>
+          <w:lang w:val="ar_AE" w:bidi="ar_AE"/>
+        </w:rPr>
+      </w:r>
+      <w:r>
+        <w:rPr>
+          <w:rtl/>
+          <w:cs/>
           <w:lang w:val="ar_AE" w:bidi="ar_AE"/>
         </w:rPr>
         <w:t>وأحيانًا يتحدث الله، أو يسوع، عن "أُناس هذا الجيل". وهذا يعني جميع الناس الذين كانوا أحياء في ذلك الوقت بالتحديد.</w:t>
@@ -2425,32 +3043,42 @@
       </w:pPr>
       <w:r>
         <w:rPr>
-          <w:lang w:val="ar_AE" w:bidi="ar_AE"/>
-        </w:rPr>
-      </w:r>
-      <w:r>
-        <w:rPr>
+          <w:rtl/>
+          <w:cs/>
+          <w:lang w:val="ar_AE" w:bidi="ar_AE"/>
+        </w:rPr>
+      </w:r>
+      <w:r>
+        <w:rPr>
+          <w:rtl/>
+          <w:cs/>
           <w:lang w:val="ar_AE" w:bidi="ar_AE"/>
         </w:rPr>
         <w:t xml:space="preserve">في العهد القديم، تُستخدم عبارة "هؤلاء هم أجيال هذا الشخص..." لتُقدّم سلسلة من القصص عن هذا الشخص. في هذه الحالة، تعني شيئًا مثل "تاريخ هذا الشخص". </w:t>
       </w:r>
       <w:r>
         <w:rPr>
-          <w:lang w:val="ar_AE" w:bidi="ar_AE"/>
-        </w:rPr>
-      </w:r>
-      <w:r>
-        <w:rPr>
-          <w:lang w:val="ar_AE" w:bidi="ar_AE"/>
-        </w:rPr>
-      </w:r>
-    </w:p>
-    <w:p>
-      <w:pPr>
-        <w:bidi/>
-      </w:pPr>
-      <w:r>
-        <w:rPr>
+          <w:rtl/>
+          <w:cs/>
+          <w:lang w:val="ar_AE" w:bidi="ar_AE"/>
+        </w:rPr>
+      </w:r>
+      <w:r>
+        <w:rPr>
+          <w:rtl/>
+          <w:cs/>
+          <w:lang w:val="ar_AE" w:bidi="ar_AE"/>
+        </w:rPr>
+      </w:r>
+    </w:p>
+    <w:p>
+      <w:pPr>
+        <w:bidi/>
+      </w:pPr>
+      <w:r>
+        <w:rPr>
+          <w:rtl/>
+          <w:cs/>
           <w:lang w:val="ar_AE" w:bidi="ar_AE"/>
         </w:rPr>
       </w:r>
@@ -2462,27 +3090,35 @@
       </w:pPr>
       <w:r>
         <w:rPr>
+          <w:rtl/>
+          <w:cs/>
           <w:lang w:val="ar_AE" w:bidi="ar_AE"/>
         </w:rPr>
         <w:t>أخبار سارة (بشارة الإنجيل)</w:t>
       </w:r>
       <w:r>
         <w:rPr>
-          <w:lang w:val="ar_AE" w:bidi="ar_AE"/>
-        </w:rPr>
-      </w:r>
-    </w:p>
-    <w:p>
-      <w:pPr>
-        <w:bidi/>
-      </w:pPr>
-      <w:r>
-        <w:rPr>
-          <w:lang w:val="ar_AE" w:bidi="ar_AE"/>
-        </w:rPr>
-      </w:r>
-      <w:r>
-        <w:rPr>
+          <w:rtl/>
+          <w:cs/>
+          <w:lang w:val="ar_AE" w:bidi="ar_AE"/>
+        </w:rPr>
+      </w:r>
+    </w:p>
+    <w:p>
+      <w:pPr>
+        <w:bidi/>
+      </w:pPr>
+      <w:r>
+        <w:rPr>
+          <w:rtl/>
+          <w:cs/>
+          <w:lang w:val="ar_AE" w:bidi="ar_AE"/>
+        </w:rPr>
+      </w:r>
+      <w:r>
+        <w:rPr>
+          <w:rtl/>
+          <w:cs/>
           <w:lang w:val="ar_AE" w:bidi="ar_AE"/>
         </w:rPr>
         <w:t xml:space="preserve">إن كلمة </w:t>
@@ -2490,6 +3126,8 @@
       <w:hyperlink r:id="rId36">
         <w:r>
           <w:rPr>
+            <w:rtl/>
+            <w:cs/>
             <w:lang w:val="ar_AE" w:bidi="ar_AE"/>
           </w:rPr>
           <w:rPr>
@@ -2501,6 +3139,8 @@
       </w:hyperlink>
       <w:r>
         <w:rPr>
+          <w:rtl/>
+          <w:cs/>
           <w:lang w:val="ar_AE" w:bidi="ar_AE"/>
         </w:rPr>
         <w:t xml:space="preserve"> هي ترجمة لكلمة </w:t>
@@ -2508,12 +3148,16 @@
       <w:r>
         <w:rPr>
           <w:b/>
+          <w:rtl/>
+          <w:cs/>
           <w:lang w:val="ar_AE" w:bidi="ar_AE"/>
         </w:rPr>
         <w:t>يونانية</w:t>
       </w:r>
       <w:r>
         <w:rPr>
+          <w:rtl/>
+          <w:cs/>
           <w:lang w:val="ar_AE" w:bidi="ar_AE"/>
         </w:rPr>
         <w:t xml:space="preserve"> تعني حرفيًا "الأخبار السارة". و</w:t>
@@ -2521,12 +3165,16 @@
       <w:r>
         <w:rPr>
           <w:b/>
+          <w:rtl/>
+          <w:cs/>
           <w:lang w:val="ar_AE" w:bidi="ar_AE"/>
         </w:rPr>
         <w:t>الأخبار السارة</w:t>
       </w:r>
       <w:r>
         <w:rPr>
+          <w:rtl/>
+          <w:cs/>
           <w:lang w:val="ar_AE" w:bidi="ar_AE"/>
         </w:rPr>
         <w:t xml:space="preserve"> في الكتاب المُقدَّس هي أن الله رتب طريقة لخلاص الناس. وفي العهد الجديد، أصبح واضحًا أن الطريقة التي يُخلّص بها الله شعبه هي من خلال موت يسوع و</w:t>
@@ -2534,6 +3182,8 @@
       <w:hyperlink r:id="rId37">
         <w:r>
           <w:rPr>
+            <w:rtl/>
+            <w:cs/>
             <w:lang w:val="ar_AE" w:bidi="ar_AE"/>
           </w:rPr>
           <w:rPr>
@@ -2545,6 +3195,8 @@
       </w:hyperlink>
       <w:r>
         <w:rPr>
+          <w:rtl/>
+          <w:cs/>
           <w:lang w:val="ar_AE" w:bidi="ar_AE"/>
         </w:rPr>
         <w:t>. وفي سفر أعمال الرسل وفي الرسائل، عندما كان الناس "يكرزون بالإنجيل"، فإنهم كانوا يُخبرون الآخرين بالأخبار السارة، أنهم يمكن أن ينالوا الخلاص إذا آمنوا بيسوع.</w:t>
@@ -2556,11 +3208,15 @@
       </w:pPr>
       <w:r>
         <w:rPr>
-          <w:lang w:val="ar_AE" w:bidi="ar_AE"/>
-        </w:rPr>
-      </w:r>
-      <w:r>
-        <w:rPr>
+          <w:rtl/>
+          <w:cs/>
+          <w:lang w:val="ar_AE" w:bidi="ar_AE"/>
+        </w:rPr>
+      </w:r>
+      <w:r>
+        <w:rPr>
+          <w:rtl/>
+          <w:cs/>
           <w:lang w:val="ar_AE" w:bidi="ar_AE"/>
         </w:rPr>
         <w:t xml:space="preserve">وفي الجزء من الكتاب المُقدَّس الذي يتحدث عن حياة يسوع – أسفار متّى ومرقس ولوقا ويوحنا – نسمع أيضًا أحيانًا عن الإنجيل أو عن "الأخبار السارة الخاصة بالملكوت". في ذلك الوقت، لم يكن يسوع قد مات بعد ليخلّص الناس. والأخبار السارة هنا تعني أن </w:t>
@@ -2568,6 +3224,8 @@
       <w:hyperlink r:id="rId38">
         <w:r>
           <w:rPr>
+            <w:rtl/>
+            <w:cs/>
             <w:lang w:val="ar_AE" w:bidi="ar_AE"/>
           </w:rPr>
           <w:rPr>
@@ -2579,6 +3237,8 @@
       </w:hyperlink>
       <w:r>
         <w:rPr>
+          <w:rtl/>
+          <w:cs/>
           <w:lang w:val="ar_AE" w:bidi="ar_AE"/>
         </w:rPr>
         <w:t xml:space="preserve"> كان على وشك أن يبدأ، أو أنه قد بدأ بالفعل. ولقد أخبر يسوع الناس أن الله كان سيملك على الأرض كلها، وأنه قريبًا سيؤسس ملكوته إلى الأبد. وحتى ذلك الحين، كان على الناس أن يسلكوا بالفعل كمواطنين في هذا الملكوت، وأن يعدوا أنفسهم لاستقبال الله. فالأخبار السارة هي أن الله يحكم، وأنه من الآن يمكننا أن نكون أعضاء في ملكوته! ثم بعد أن مات يسوع ليُخَلِّصنا، أصبح الناس الذين يؤمنون بيسوع جزءًا من ملكوت الله.</w:t>
@@ -2590,11 +3250,15 @@
       </w:pPr>
       <w:r>
         <w:rPr>
-          <w:lang w:val="ar_AE" w:bidi="ar_AE"/>
-        </w:rPr>
-      </w:r>
-      <w:r>
-        <w:rPr>
+          <w:rtl/>
+          <w:cs/>
+          <w:lang w:val="ar_AE" w:bidi="ar_AE"/>
+        </w:rPr>
+      </w:r>
+      <w:r>
+        <w:rPr>
+          <w:rtl/>
+          <w:cs/>
           <w:lang w:val="ar_AE" w:bidi="ar_AE"/>
         </w:rPr>
         <w:t xml:space="preserve">وفي </w:t>
@@ -2602,6 +3266,8 @@
       <w:hyperlink r:id="rId39">
         <w:r>
           <w:rPr>
+            <w:rtl/>
+            <w:cs/>
             <w:lang w:val="ar_AE" w:bidi="ar_AE"/>
           </w:rPr>
           <w:rPr>
@@ -2613,27 +3279,35 @@
       </w:hyperlink>
       <w:r>
         <w:rPr>
+          <w:rtl/>
+          <w:cs/>
           <w:lang w:val="ar_AE" w:bidi="ar_AE"/>
         </w:rPr>
         <w:t>، نستخدم غالبًا مصطلح "الأناجيل" للحديث عن الأسفار الأربعة في العهد الجديد التي تخبرنا عن حياة يسوع: أسفار متّى، مرقس، لوقا، ويوحنا. وعندما نتحدث عن واحد فقط من هذه الأسفار، فإننا غالبًا ما نقول "إنجيل متّى"، أو "إنجيل مرقس". وهذا يعني أنه عندما نقول على سبيل المثال: "إنجيل متّى"، فنحن نعني سفر متّى كُلََّه.</w:t>
       </w:r>
       <w:r>
         <w:rPr>
-          <w:lang w:val="ar_AE" w:bidi="ar_AE"/>
-        </w:rPr>
-      </w:r>
-      <w:r>
-        <w:rPr>
-          <w:lang w:val="ar_AE" w:bidi="ar_AE"/>
-        </w:rPr>
-      </w:r>
-    </w:p>
-    <w:p>
-      <w:pPr>
-        <w:bidi/>
-      </w:pPr>
-      <w:r>
-        <w:rPr>
+          <w:rtl/>
+          <w:cs/>
+          <w:lang w:val="ar_AE" w:bidi="ar_AE"/>
+        </w:rPr>
+      </w:r>
+      <w:r>
+        <w:rPr>
+          <w:rtl/>
+          <w:cs/>
+          <w:lang w:val="ar_AE" w:bidi="ar_AE"/>
+        </w:rPr>
+      </w:r>
+    </w:p>
+    <w:p>
+      <w:pPr>
+        <w:bidi/>
+      </w:pPr>
+      <w:r>
+        <w:rPr>
+          <w:rtl/>
+          <w:cs/>
           <w:lang w:val="ar_AE" w:bidi="ar_AE"/>
         </w:rPr>
       </w:r>
@@ -2645,27 +3319,35 @@
       </w:pPr>
       <w:r>
         <w:rPr>
+          <w:rtl/>
+          <w:cs/>
           <w:lang w:val="ar_AE" w:bidi="ar_AE"/>
         </w:rPr>
         <w:t>إدانة</w:t>
       </w:r>
       <w:r>
         <w:rPr>
-          <w:lang w:val="ar_AE" w:bidi="ar_AE"/>
-        </w:rPr>
-      </w:r>
-    </w:p>
-    <w:p>
-      <w:pPr>
-        <w:bidi/>
-      </w:pPr>
-      <w:r>
-        <w:rPr>
-          <w:lang w:val="ar_AE" w:bidi="ar_AE"/>
-        </w:rPr>
-      </w:r>
-      <w:r>
-        <w:rPr>
+          <w:rtl/>
+          <w:cs/>
+          <w:lang w:val="ar_AE" w:bidi="ar_AE"/>
+        </w:rPr>
+      </w:r>
+    </w:p>
+    <w:p>
+      <w:pPr>
+        <w:bidi/>
+      </w:pPr>
+      <w:r>
+        <w:rPr>
+          <w:rtl/>
+          <w:cs/>
+          <w:lang w:val="ar_AE" w:bidi="ar_AE"/>
+        </w:rPr>
+      </w:r>
+      <w:r>
+        <w:rPr>
+          <w:rtl/>
+          <w:cs/>
           <w:lang w:val="ar_AE" w:bidi="ar_AE"/>
         </w:rPr>
         <w:t xml:space="preserve">إذا أعلن الناس أن شخصًا آخر مُذنب في ارتكاب شيء خاطئ، فنقول أنهم </w:t>
@@ -2673,12 +3355,16 @@
       <w:r>
         <w:rPr>
           <w:b/>
+          <w:rtl/>
+          <w:cs/>
           <w:lang w:val="ar_AE" w:bidi="ar_AE"/>
         </w:rPr>
         <w:t>أدانوا</w:t>
       </w:r>
       <w:r>
         <w:rPr>
+          <w:rtl/>
+          <w:cs/>
           <w:lang w:val="ar_AE" w:bidi="ar_AE"/>
         </w:rPr>
         <w:t xml:space="preserve"> ذلك الشخص.</w:t>
@@ -2690,11 +3376,15 @@
       </w:pPr>
       <w:r>
         <w:rPr>
-          <w:lang w:val="ar_AE" w:bidi="ar_AE"/>
-        </w:rPr>
-      </w:r>
-      <w:r>
-        <w:rPr>
+          <w:rtl/>
+          <w:cs/>
+          <w:lang w:val="ar_AE" w:bidi="ar_AE"/>
+        </w:rPr>
+      </w:r>
+      <w:r>
+        <w:rPr>
+          <w:rtl/>
+          <w:cs/>
           <w:lang w:val="ar_AE" w:bidi="ar_AE"/>
         </w:rPr>
         <w:t>على سبيل المثال، في قضية محكمة، يتهم الناس شخصًا آخر بارتكاب جريمة. والقاضي هو الشخص الذي يقرر ما إذا كان هذا الشخص مذنبًا حقًا أم لا. فإذا كان القاضي يعتقد أن الشخص مذنب حقًا، فنقول إنه أدان الشخص. ثم يقرر القاضي العقاب الذي سيعطيه للشخص.</w:t>
@@ -2706,32 +3396,42 @@
       </w:pPr>
       <w:r>
         <w:rPr>
-          <w:lang w:val="ar_AE" w:bidi="ar_AE"/>
-        </w:rPr>
-      </w:r>
-      <w:r>
-        <w:rPr>
+          <w:rtl/>
+          <w:cs/>
+          <w:lang w:val="ar_AE" w:bidi="ar_AE"/>
+        </w:rPr>
+      </w:r>
+      <w:r>
+        <w:rPr>
+          <w:rtl/>
+          <w:cs/>
           <w:lang w:val="ar_AE" w:bidi="ar_AE"/>
         </w:rPr>
         <w:t>ويمكن للناس أن يُدينوا شخصًا لأنهم يأملون في أن ذلك الشخص سيُغير طرقه. والشخص الذي يشعر بالإدانة يدرك أنه ارتكب خطأ، ويريد أن يتغيّر.</w:t>
       </w:r>
       <w:r>
         <w:rPr>
-          <w:lang w:val="ar_AE" w:bidi="ar_AE"/>
-        </w:rPr>
-      </w:r>
-      <w:r>
-        <w:rPr>
-          <w:lang w:val="ar_AE" w:bidi="ar_AE"/>
-        </w:rPr>
-      </w:r>
-    </w:p>
-    <w:p>
-      <w:pPr>
-        <w:bidi/>
-      </w:pPr>
-      <w:r>
-        <w:rPr>
+          <w:rtl/>
+          <w:cs/>
+          <w:lang w:val="ar_AE" w:bidi="ar_AE"/>
+        </w:rPr>
+      </w:r>
+      <w:r>
+        <w:rPr>
+          <w:rtl/>
+          <w:cs/>
+          <w:lang w:val="ar_AE" w:bidi="ar_AE"/>
+        </w:rPr>
+      </w:r>
+    </w:p>
+    <w:p>
+      <w:pPr>
+        <w:bidi/>
+      </w:pPr>
+      <w:r>
+        <w:rPr>
+          <w:rtl/>
+          <w:cs/>
           <w:lang w:val="ar_AE" w:bidi="ar_AE"/>
         </w:rPr>
       </w:r>
@@ -2743,27 +3443,35 @@
       </w:pPr>
       <w:r>
         <w:rPr>
+          <w:rtl/>
+          <w:cs/>
           <w:lang w:val="ar_AE" w:bidi="ar_AE"/>
         </w:rPr>
         <w:t>أدوناي (السيد)</w:t>
       </w:r>
       <w:r>
         <w:rPr>
-          <w:lang w:val="ar_AE" w:bidi="ar_AE"/>
-        </w:rPr>
-      </w:r>
-    </w:p>
-    <w:p>
-      <w:pPr>
-        <w:bidi/>
-      </w:pPr>
-      <w:r>
-        <w:rPr>
-          <w:lang w:val="ar_AE" w:bidi="ar_AE"/>
-        </w:rPr>
-      </w:r>
-      <w:r>
-        <w:rPr>
+          <w:rtl/>
+          <w:cs/>
+          <w:lang w:val="ar_AE" w:bidi="ar_AE"/>
+        </w:rPr>
+      </w:r>
+    </w:p>
+    <w:p>
+      <w:pPr>
+        <w:bidi/>
+      </w:pPr>
+      <w:r>
+        <w:rPr>
+          <w:rtl/>
+          <w:cs/>
+          <w:lang w:val="ar_AE" w:bidi="ar_AE"/>
+        </w:rPr>
+      </w:r>
+      <w:r>
+        <w:rPr>
+          <w:rtl/>
+          <w:cs/>
           <w:lang w:val="ar_AE" w:bidi="ar_AE"/>
         </w:rPr>
         <w:t>كلمة "</w:t>
@@ -2771,12 +3479,16 @@
       <w:r>
         <w:rPr>
           <w:b/>
+          <w:rtl/>
+          <w:cs/>
           <w:lang w:val="ar_AE" w:bidi="ar_AE"/>
         </w:rPr>
         <w:t>أدوناي</w:t>
       </w:r>
       <w:r>
         <w:rPr>
+          <w:rtl/>
+          <w:cs/>
           <w:lang w:val="ar_AE" w:bidi="ar_AE"/>
         </w:rPr>
         <w:t xml:space="preserve">" هي كلمة في اللغة العبرية، وهي لغة العهد القديم. وكلمة أدوناي تعني الرب أو السيد. </w:t>
@@ -2784,33 +3496,43 @@
       <w:r>
         <w:rPr>
           <w:b/>
+          <w:rtl/>
+          <w:cs/>
           <w:lang w:val="ar_AE" w:bidi="ar_AE"/>
         </w:rPr>
         <w:t>وغالبًا</w:t>
       </w:r>
       <w:r>
         <w:rPr>
+          <w:rtl/>
+          <w:cs/>
           <w:lang w:val="ar_AE" w:bidi="ar_AE"/>
         </w:rPr>
         <w:t xml:space="preserve"> ما كان اليهود يستخدمون هذه الكلمة كلقب يدل على المهابة عند الحديث عن الله.</w:t>
       </w:r>
       <w:r>
         <w:rPr>
-          <w:lang w:val="ar_AE" w:bidi="ar_AE"/>
-        </w:rPr>
-      </w:r>
-      <w:r>
-        <w:rPr>
-          <w:lang w:val="ar_AE" w:bidi="ar_AE"/>
-        </w:rPr>
-      </w:r>
-    </w:p>
-    <w:p>
-      <w:pPr>
-        <w:bidi/>
-      </w:pPr>
-      <w:r>
-        <w:rPr>
+          <w:rtl/>
+          <w:cs/>
+          <w:lang w:val="ar_AE" w:bidi="ar_AE"/>
+        </w:rPr>
+      </w:r>
+      <w:r>
+        <w:rPr>
+          <w:rtl/>
+          <w:cs/>
+          <w:lang w:val="ar_AE" w:bidi="ar_AE"/>
+        </w:rPr>
+      </w:r>
+    </w:p>
+    <w:p>
+      <w:pPr>
+        <w:bidi/>
+      </w:pPr>
+      <w:r>
+        <w:rPr>
+          <w:rtl/>
+          <w:cs/>
           <w:lang w:val="ar_AE" w:bidi="ar_AE"/>
         </w:rPr>
       </w:r>
@@ -2822,34 +3544,44 @@
       </w:pPr>
       <w:r>
         <w:rPr>
+          <w:rtl/>
+          <w:cs/>
           <w:lang w:val="ar_AE" w:bidi="ar_AE"/>
         </w:rPr>
         <w:t>إسرائيل</w:t>
       </w:r>
       <w:r>
         <w:rPr>
-          <w:lang w:val="ar_AE" w:bidi="ar_AE"/>
-        </w:rPr>
-      </w:r>
-    </w:p>
-    <w:p>
-      <w:pPr>
-        <w:bidi/>
-      </w:pPr>
-      <w:r>
-        <w:rPr>
+          <w:rtl/>
+          <w:cs/>
+          <w:lang w:val="ar_AE" w:bidi="ar_AE"/>
+        </w:rPr>
+      </w:r>
+    </w:p>
+    <w:p>
+      <w:pPr>
+        <w:bidi/>
+      </w:pPr>
+      <w:r>
+        <w:rPr>
+          <w:rtl/>
+          <w:cs/>
           <w:lang w:val="ar_AE" w:bidi="ar_AE"/>
         </w:rPr>
       </w:r>
       <w:r>
         <w:rPr>
           <w:b/>
+          <w:rtl/>
+          <w:cs/>
           <w:lang w:val="ar_AE" w:bidi="ar_AE"/>
         </w:rPr>
         <w:t>إسرائيل</w:t>
       </w:r>
       <w:r>
         <w:rPr>
+          <w:rtl/>
+          <w:cs/>
           <w:lang w:val="ar_AE" w:bidi="ar_AE"/>
         </w:rPr>
         <w:t xml:space="preserve"> هو اسم الأرض التي كان </w:t>
@@ -2857,12 +3589,16 @@
       <w:r>
         <w:rPr>
           <w:b/>
+          <w:rtl/>
+          <w:cs/>
           <w:lang w:val="ar_AE" w:bidi="ar_AE"/>
         </w:rPr>
         <w:t>بنو إسرائيل</w:t>
       </w:r>
       <w:r>
         <w:rPr>
+          <w:rtl/>
+          <w:cs/>
           <w:lang w:val="ar_AE" w:bidi="ar_AE"/>
         </w:rPr>
         <w:t xml:space="preserve"> يسكنون فيها. والاسم يأتي من حفيد </w:t>
@@ -2870,6 +3606,8 @@
       <w:hyperlink r:id="rId15">
         <w:r>
           <w:rPr>
+            <w:rtl/>
+            <w:cs/>
             <w:lang w:val="ar_AE" w:bidi="ar_AE"/>
           </w:rPr>
           <w:rPr>
@@ -2881,6 +3619,8 @@
       </w:hyperlink>
       <w:r>
         <w:rPr>
+          <w:rtl/>
+          <w:cs/>
           <w:lang w:val="ar_AE" w:bidi="ar_AE"/>
         </w:rPr>
         <w:t xml:space="preserve">، إسرائيل. فإبراهيم هو الجد الأكبر لبني إسرائيل. وقد سُمِّي حفيد إبراهيم يعقوب، لكن الله لاحقًا أعطى يعقوب اسم إسرائيل. ومنذ ذلك الوقت، كان </w:t>
@@ -2888,12 +3628,16 @@
       <w:r>
         <w:rPr>
           <w:b/>
+          <w:rtl/>
+          <w:cs/>
           <w:lang w:val="ar_AE" w:bidi="ar_AE"/>
         </w:rPr>
         <w:t>نسل</w:t>
       </w:r>
       <w:r>
         <w:rPr>
+          <w:rtl/>
+          <w:cs/>
           <w:lang w:val="ar_AE" w:bidi="ar_AE"/>
         </w:rPr>
         <w:t xml:space="preserve"> يعقوب يُدعون بني إسرائيل.</w:t>
@@ -2905,11 +3649,15 @@
       </w:pPr>
       <w:r>
         <w:rPr>
-          <w:lang w:val="ar_AE" w:bidi="ar_AE"/>
-        </w:rPr>
-      </w:r>
-      <w:r>
-        <w:rPr>
+          <w:rtl/>
+          <w:cs/>
+          <w:lang w:val="ar_AE" w:bidi="ar_AE"/>
+        </w:rPr>
+      </w:r>
+      <w:r>
+        <w:rPr>
+          <w:rtl/>
+          <w:cs/>
           <w:lang w:val="ar_AE" w:bidi="ar_AE"/>
         </w:rPr>
         <w:t xml:space="preserve">وفي مرحلة ما، تحارب بنو إسرائيل فيما بينهم، وبسبب هذا، انقسمت أمة إسرائيل إلى نصفين. وقد أصبح الجزء الجنوبي يُعرف باسم </w:t>
@@ -2917,12 +3665,16 @@
       <w:r>
         <w:rPr>
           <w:b/>
+          <w:rtl/>
+          <w:cs/>
           <w:lang w:val="ar_AE" w:bidi="ar_AE"/>
         </w:rPr>
         <w:t>يهوذا</w:t>
       </w:r>
       <w:r>
         <w:rPr>
+          <w:rtl/>
+          <w:cs/>
           <w:lang w:val="ar_AE" w:bidi="ar_AE"/>
         </w:rPr>
         <w:t>، بينما الجزء الشمالي كان لا يزال يُدعى إسرائيل.</w:t>
@@ -2934,11 +3686,15 @@
       </w:pPr>
       <w:r>
         <w:rPr>
-          <w:lang w:val="ar_AE" w:bidi="ar_AE"/>
-        </w:rPr>
-      </w:r>
-      <w:r>
-        <w:rPr>
+          <w:rtl/>
+          <w:cs/>
+          <w:lang w:val="ar_AE" w:bidi="ar_AE"/>
+        </w:rPr>
+      </w:r>
+      <w:r>
+        <w:rPr>
+          <w:rtl/>
+          <w:cs/>
           <w:lang w:val="ar_AE" w:bidi="ar_AE"/>
         </w:rPr>
         <w:t>وبسبب كل هذا، فإن كلمة إسرائيل أحيانًا تُشير إلى شخص واحد، وهو يعقوب حفيد إبراهيم الذي سُمِّي لاحقًا إسرائيل.</w:t>
@@ -2950,11 +3706,15 @@
       </w:pPr>
       <w:r>
         <w:rPr>
-          <w:lang w:val="ar_AE" w:bidi="ar_AE"/>
-        </w:rPr>
-      </w:r>
-      <w:r>
-        <w:rPr>
+          <w:rtl/>
+          <w:cs/>
+          <w:lang w:val="ar_AE" w:bidi="ar_AE"/>
+        </w:rPr>
+      </w:r>
+      <w:r>
+        <w:rPr>
+          <w:rtl/>
+          <w:cs/>
           <w:lang w:val="ar_AE" w:bidi="ar_AE"/>
         </w:rPr>
         <w:t>وأحيانًا تُشير كلمة إسرائيل إلى كل نسل يعقوب معًا. وفي هذه الحالة فإن هذا التعبير يعني نفس مصطلح بني إسرائيل، أو شعب إسرائيل.</w:t>
@@ -2966,11 +3726,15 @@
       </w:pPr>
       <w:r>
         <w:rPr>
-          <w:lang w:val="ar_AE" w:bidi="ar_AE"/>
-        </w:rPr>
-      </w:r>
-      <w:r>
-        <w:rPr>
+          <w:rtl/>
+          <w:cs/>
+          <w:lang w:val="ar_AE" w:bidi="ar_AE"/>
+        </w:rPr>
+      </w:r>
+      <w:r>
+        <w:rPr>
+          <w:rtl/>
+          <w:cs/>
           <w:lang w:val="ar_AE" w:bidi="ar_AE"/>
         </w:rPr>
         <w:t>وأحيانًا تُشير كلمة إسرائيل إلى الأرض، أو المكان الذي كان بنو إسرائيل يسكنون فيه.</w:t>
@@ -2982,11 +3746,15 @@
       </w:pPr>
       <w:r>
         <w:rPr>
-          <w:lang w:val="ar_AE" w:bidi="ar_AE"/>
-        </w:rPr>
-      </w:r>
-      <w:r>
-        <w:rPr>
+          <w:rtl/>
+          <w:cs/>
+          <w:lang w:val="ar_AE" w:bidi="ar_AE"/>
+        </w:rPr>
+      </w:r>
+      <w:r>
+        <w:rPr>
+          <w:rtl/>
+          <w:cs/>
           <w:lang w:val="ar_AE" w:bidi="ar_AE"/>
         </w:rPr>
         <w:t>وفي أحيان أخرى، تُشير كلمة إسرائيل فقط إلى الجزء الشمالي من تلك الأرض.</w:t>
@@ -2998,11 +3766,15 @@
       </w:pPr>
       <w:r>
         <w:rPr>
-          <w:lang w:val="ar_AE" w:bidi="ar_AE"/>
-        </w:rPr>
-      </w:r>
-      <w:r>
-        <w:rPr>
+          <w:rtl/>
+          <w:cs/>
+          <w:lang w:val="ar_AE" w:bidi="ar_AE"/>
+        </w:rPr>
+      </w:r>
+      <w:r>
+        <w:rPr>
+          <w:rtl/>
+          <w:cs/>
           <w:lang w:val="ar_AE" w:bidi="ar_AE"/>
         </w:rPr>
         <w:t xml:space="preserve">واليوم، إسرائيل هو اسم البلد التي تشكلت كوطن للشعب </w:t>
@@ -3010,33 +3782,43 @@
       <w:r>
         <w:rPr>
           <w:b/>
+          <w:rtl/>
+          <w:cs/>
           <w:lang w:val="ar_AE" w:bidi="ar_AE"/>
         </w:rPr>
         <w:t>اليهودي</w:t>
       </w:r>
       <w:r>
         <w:rPr>
+          <w:rtl/>
+          <w:cs/>
           <w:lang w:val="ar_AE" w:bidi="ar_AE"/>
         </w:rPr>
         <w:t xml:space="preserve"> بعد عام 1948. وهذه ليست بالضبط نفس المنطقة التي كان بنو إسرائيل يسكنون فيها في الكتاب المُقدَّس.</w:t>
       </w:r>
       <w:r>
         <w:rPr>
-          <w:lang w:val="ar_AE" w:bidi="ar_AE"/>
-        </w:rPr>
-      </w:r>
-      <w:r>
-        <w:rPr>
-          <w:lang w:val="ar_AE" w:bidi="ar_AE"/>
-        </w:rPr>
-      </w:r>
-    </w:p>
-    <w:p>
-      <w:pPr>
-        <w:bidi/>
-      </w:pPr>
-      <w:r>
-        <w:rPr>
+          <w:rtl/>
+          <w:cs/>
+          <w:lang w:val="ar_AE" w:bidi="ar_AE"/>
+        </w:rPr>
+      </w:r>
+      <w:r>
+        <w:rPr>
+          <w:rtl/>
+          <w:cs/>
+          <w:lang w:val="ar_AE" w:bidi="ar_AE"/>
+        </w:rPr>
+      </w:r>
+    </w:p>
+    <w:p>
+      <w:pPr>
+        <w:bidi/>
+      </w:pPr>
+      <w:r>
+        <w:rPr>
+          <w:rtl/>
+          <w:cs/>
           <w:lang w:val="ar_AE" w:bidi="ar_AE"/>
         </w:rPr>
       </w:r>
@@ -3048,34 +3830,44 @@
       </w:pPr>
       <w:r>
         <w:rPr>
+          <w:rtl/>
+          <w:cs/>
           <w:lang w:val="ar_AE" w:bidi="ar_AE"/>
         </w:rPr>
         <w:t>إشعياء</w:t>
       </w:r>
       <w:r>
         <w:rPr>
-          <w:lang w:val="ar_AE" w:bidi="ar_AE"/>
-        </w:rPr>
-      </w:r>
-    </w:p>
-    <w:p>
-      <w:pPr>
-        <w:bidi/>
-      </w:pPr>
-      <w:r>
-        <w:rPr>
+          <w:rtl/>
+          <w:cs/>
+          <w:lang w:val="ar_AE" w:bidi="ar_AE"/>
+        </w:rPr>
+      </w:r>
+    </w:p>
+    <w:p>
+      <w:pPr>
+        <w:bidi/>
+      </w:pPr>
+      <w:r>
+        <w:rPr>
+          <w:rtl/>
+          <w:cs/>
           <w:lang w:val="ar_AE" w:bidi="ar_AE"/>
         </w:rPr>
       </w:r>
       <w:r>
         <w:rPr>
           <w:b/>
+          <w:rtl/>
+          <w:cs/>
           <w:lang w:val="ar_AE" w:bidi="ar_AE"/>
         </w:rPr>
         <w:t>إشعياء</w:t>
       </w:r>
       <w:r>
         <w:rPr>
+          <w:rtl/>
+          <w:cs/>
           <w:lang w:val="ar_AE" w:bidi="ar_AE"/>
         </w:rPr>
         <w:t xml:space="preserve"> هو </w:t>
@@ -3083,6 +3875,8 @@
       <w:hyperlink r:id="rId40">
         <w:r>
           <w:rPr>
+            <w:rtl/>
+            <w:cs/>
             <w:lang w:val="ar_AE" w:bidi="ar_AE"/>
           </w:rPr>
           <w:rPr>
@@ -3094,6 +3888,8 @@
       </w:hyperlink>
       <w:r>
         <w:rPr>
+          <w:rtl/>
+          <w:cs/>
           <w:lang w:val="ar_AE" w:bidi="ar_AE"/>
         </w:rPr>
         <w:t xml:space="preserve"> عاش قبل يسوع بنحو 700 عام. والنبي هو الشخص الذي يحمل رسالة من الله إلى الشعب. العديد من رسائل إشعياء كانت قد كُتبت، ويمكننا أن نسمعها في سفر يُدعى إشعياء. </w:t>
@@ -3105,11 +3901,15 @@
       </w:pPr>
       <w:r>
         <w:rPr>
-          <w:lang w:val="ar_AE" w:bidi="ar_AE"/>
-        </w:rPr>
-      </w:r>
-      <w:r>
-        <w:rPr>
+          <w:rtl/>
+          <w:cs/>
+          <w:lang w:val="ar_AE" w:bidi="ar_AE"/>
+        </w:rPr>
+      </w:r>
+      <w:r>
+        <w:rPr>
+          <w:rtl/>
+          <w:cs/>
           <w:lang w:val="ar_AE" w:bidi="ar_AE"/>
         </w:rPr>
         <w:t xml:space="preserve">وفي الوقت الذي عاش فيه إشعياء، كانت </w:t>
@@ -3117,6 +3917,8 @@
       <w:hyperlink r:id="rId23">
         <w:r>
           <w:rPr>
+            <w:rtl/>
+            <w:cs/>
             <w:lang w:val="ar_AE" w:bidi="ar_AE"/>
           </w:rPr>
           <w:rPr>
@@ -3128,6 +3930,8 @@
       </w:hyperlink>
       <w:r>
         <w:rPr>
+          <w:rtl/>
+          <w:cs/>
           <w:lang w:val="ar_AE" w:bidi="ar_AE"/>
         </w:rPr>
         <w:t xml:space="preserve"> </w:t>
@@ -3135,6 +3939,8 @@
       <w:hyperlink r:id="rId19">
         <w:r>
           <w:rPr>
+            <w:rtl/>
+            <w:cs/>
             <w:lang w:val="ar_AE" w:bidi="ar_AE"/>
           </w:rPr>
           <w:rPr>
@@ -3146,6 +3952,8 @@
       </w:hyperlink>
       <w:r>
         <w:rPr>
+          <w:rtl/>
+          <w:cs/>
           <w:lang w:val="ar_AE" w:bidi="ar_AE"/>
         </w:rPr>
         <w:t xml:space="preserve"> قد انقسمت إلى مملكتين. وكانت المملكة الشمالية تُدعى إسرائيل، والمملكة الجنوبية تُدعى </w:t>
@@ -3153,12 +3961,16 @@
       <w:r>
         <w:rPr>
           <w:b/>
+          <w:rtl/>
+          <w:cs/>
           <w:lang w:val="ar_AE" w:bidi="ar_AE"/>
         </w:rPr>
         <w:t>يهوذا</w:t>
       </w:r>
       <w:r>
         <w:rPr>
+          <w:rtl/>
+          <w:cs/>
           <w:lang w:val="ar_AE" w:bidi="ar_AE"/>
         </w:rPr>
         <w:t xml:space="preserve">. وقد أعطى رسائله بشكل خاص إلى شعب يهوذا. وقد كان الكثير من شعب يهوذا </w:t>
@@ -3166,12 +3978,16 @@
       <w:r>
         <w:rPr>
           <w:b/>
+          <w:rtl/>
+          <w:cs/>
           <w:lang w:val="ar_AE" w:bidi="ar_AE"/>
         </w:rPr>
         <w:t>يعبدون</w:t>
       </w:r>
       <w:r>
         <w:rPr>
+          <w:rtl/>
+          <w:cs/>
           <w:lang w:val="ar_AE" w:bidi="ar_AE"/>
         </w:rPr>
         <w:t xml:space="preserve"> </w:t>
@@ -3179,6 +3995,8 @@
       <w:hyperlink r:id="rId41">
         <w:r>
           <w:rPr>
+            <w:rtl/>
+            <w:cs/>
             <w:lang w:val="ar_AE" w:bidi="ar_AE"/>
           </w:rPr>
           <w:rPr>
@@ -3190,6 +4008,8 @@
       </w:hyperlink>
       <w:r>
         <w:rPr>
+          <w:rtl/>
+          <w:cs/>
           <w:lang w:val="ar_AE" w:bidi="ar_AE"/>
         </w:rPr>
         <w:t xml:space="preserve"> المزيفة، ولم يطيعوا الشرائع الصالحة التي أعطاهم الله إياها. وقد حذر إشعياء الشعب مرارًا وتكرارًا كي </w:t>
@@ -3197,33 +4017,43 @@
       <w:r>
         <w:rPr>
           <w:b/>
+          <w:rtl/>
+          <w:cs/>
           <w:lang w:val="ar_AE" w:bidi="ar_AE"/>
         </w:rPr>
         <w:t>يتوبوا</w:t>
       </w:r>
       <w:r>
         <w:rPr>
+          <w:rtl/>
+          <w:cs/>
           <w:lang w:val="ar_AE" w:bidi="ar_AE"/>
         </w:rPr>
         <w:t xml:space="preserve"> ويبدأوا في طاعة الله، لأن الله كان سيعاقبهم. لكن إشعياء أعطى الناس أيضًا رسائل رجاء. ولقد أخبرهم بأن الله كان سيرسل شخصًا ليُصلح الأمور مرة أخرى. وقد حقق الله وعوده لإصلاح الأمور من جديد في يسوع.</w:t>
       </w:r>
       <w:r>
         <w:rPr>
-          <w:lang w:val="ar_AE" w:bidi="ar_AE"/>
-        </w:rPr>
-      </w:r>
-      <w:r>
-        <w:rPr>
-          <w:lang w:val="ar_AE" w:bidi="ar_AE"/>
-        </w:rPr>
-      </w:r>
-    </w:p>
-    <w:p>
-      <w:pPr>
-        <w:bidi/>
-      </w:pPr>
-      <w:r>
-        <w:rPr>
+          <w:rtl/>
+          <w:cs/>
+          <w:lang w:val="ar_AE" w:bidi="ar_AE"/>
+        </w:rPr>
+      </w:r>
+      <w:r>
+        <w:rPr>
+          <w:rtl/>
+          <w:cs/>
+          <w:lang w:val="ar_AE" w:bidi="ar_AE"/>
+        </w:rPr>
+      </w:r>
+    </w:p>
+    <w:p>
+      <w:pPr>
+        <w:bidi/>
+      </w:pPr>
+      <w:r>
+        <w:rPr>
+          <w:rtl/>
+          <w:cs/>
           <w:lang w:val="ar_AE" w:bidi="ar_AE"/>
         </w:rPr>
       </w:r>
@@ -3235,27 +4065,35 @@
       </w:pPr>
       <w:r>
         <w:rPr>
+          <w:rtl/>
+          <w:cs/>
           <w:lang w:val="ar_AE" w:bidi="ar_AE"/>
         </w:rPr>
         <w:t>اضطهاد</w:t>
       </w:r>
       <w:r>
         <w:rPr>
-          <w:lang w:val="ar_AE" w:bidi="ar_AE"/>
-        </w:rPr>
-      </w:r>
-    </w:p>
-    <w:p>
-      <w:pPr>
-        <w:bidi/>
-      </w:pPr>
-      <w:r>
-        <w:rPr>
-          <w:lang w:val="ar_AE" w:bidi="ar_AE"/>
-        </w:rPr>
-      </w:r>
-      <w:r>
-        <w:rPr>
+          <w:rtl/>
+          <w:cs/>
+          <w:lang w:val="ar_AE" w:bidi="ar_AE"/>
+        </w:rPr>
+      </w:r>
+    </w:p>
+    <w:p>
+      <w:pPr>
+        <w:bidi/>
+      </w:pPr>
+      <w:r>
+        <w:rPr>
+          <w:rtl/>
+          <w:cs/>
+          <w:lang w:val="ar_AE" w:bidi="ar_AE"/>
+        </w:rPr>
+      </w:r>
+      <w:r>
+        <w:rPr>
+          <w:rtl/>
+          <w:cs/>
           <w:lang w:val="ar_AE" w:bidi="ar_AE"/>
         </w:rPr>
         <w:t xml:space="preserve">فعندما </w:t>
@@ -3263,12 +4101,16 @@
       <w:r>
         <w:rPr>
           <w:b/>
+          <w:rtl/>
+          <w:cs/>
           <w:lang w:val="ar_AE" w:bidi="ar_AE"/>
         </w:rPr>
         <w:t>يضطهدك</w:t>
       </w:r>
       <w:r>
         <w:rPr>
+          <w:rtl/>
+          <w:cs/>
           <w:lang w:val="ar_AE" w:bidi="ar_AE"/>
         </w:rPr>
         <w:t xml:space="preserve"> الناس، فإنهم يعاملونك بقسوة وبطريقة غير عادلة. فيمكن للأشخاص مثلًا أن يضربوك، أو يستبعدوك من المجتمع، أو أن يتكلموا بالكذب عنك ويأخذونك إلى المحكمة. وقد أخبر يسوع أتباعه أن الآخرين سيضطهدونهم بسببه. وبعد أن صعد يسوع إلى </w:t>
@@ -3276,6 +4118,8 @@
       <w:hyperlink r:id="rId42">
         <w:r>
           <w:rPr>
+            <w:rtl/>
+            <w:cs/>
             <w:lang w:val="ar_AE" w:bidi="ar_AE"/>
           </w:rPr>
           <w:rPr>
@@ -3287,6 +4131,8 @@
       </w:hyperlink>
       <w:r>
         <w:rPr>
+          <w:rtl/>
+          <w:cs/>
           <w:lang w:val="ar_AE" w:bidi="ar_AE"/>
         </w:rPr>
         <w:t xml:space="preserve">، واجه العديد من أتباعه اضطهادًا بالفعل. فقد كان القادة الدينيون </w:t>
@@ -3294,12 +4140,16 @@
       <w:r>
         <w:rPr>
           <w:b/>
+          <w:rtl/>
+          <w:cs/>
           <w:lang w:val="ar_AE" w:bidi="ar_AE"/>
         </w:rPr>
         <w:t>اليهود</w:t>
       </w:r>
       <w:r>
         <w:rPr>
+          <w:rtl/>
+          <w:cs/>
           <w:lang w:val="ar_AE" w:bidi="ar_AE"/>
         </w:rPr>
         <w:t xml:space="preserve"> والسلطات الرومانية يضطهدون </w:t>
@@ -3307,12 +4157,16 @@
       <w:r>
         <w:rPr>
           <w:b/>
+          <w:rtl/>
+          <w:cs/>
           <w:lang w:val="ar_AE" w:bidi="ar_AE"/>
         </w:rPr>
         <w:t>المؤمنين</w:t>
       </w:r>
       <w:r>
         <w:rPr>
+          <w:rtl/>
+          <w:cs/>
           <w:lang w:val="ar_AE" w:bidi="ar_AE"/>
         </w:rPr>
         <w:t xml:space="preserve"> بيسوع وحتى أنهم كانوا يقتلون بعضًا منهم. لكن أتباع يسوع لم يتوقفوا عن المناداة </w:t>
@@ -3320,6 +4174,8 @@
       <w:hyperlink r:id="rId43">
         <w:r>
           <w:rPr>
+            <w:rtl/>
+            <w:cs/>
             <w:lang w:val="ar_AE" w:bidi="ar_AE"/>
           </w:rPr>
           <w:rPr>
@@ -3331,6 +4187,8 @@
       </w:hyperlink>
       <w:r>
         <w:rPr>
+          <w:rtl/>
+          <w:cs/>
           <w:lang w:val="ar_AE" w:bidi="ar_AE"/>
         </w:rPr>
         <w:t xml:space="preserve"> عنه. كما أنهم كانوا يعتقدون أنه كان امتيازًا لهم أن يتألموا من أجل يسوع.</w:t>
@@ -3342,32 +4200,42 @@
       </w:pPr>
       <w:r>
         <w:rPr>
-          <w:lang w:val="ar_AE" w:bidi="ar_AE"/>
-        </w:rPr>
-      </w:r>
-      <w:r>
-        <w:rPr>
+          <w:rtl/>
+          <w:cs/>
+          <w:lang w:val="ar_AE" w:bidi="ar_AE"/>
+        </w:rPr>
+      </w:r>
+      <w:r>
+        <w:rPr>
+          <w:rtl/>
+          <w:cs/>
           <w:lang w:val="ar_AE" w:bidi="ar_AE"/>
         </w:rPr>
         <w:t>ويُعلِّمنا العهد الجديد أنه يجب علينا جميعًا أن نتوقع الاضطهاد. لكن ينبغي أن نحتمل ذلك بصبر وبفرح. فلا ينبغي أن نرغب في الانتقام من الأشخاص الذين يضطهدوننا، بل ينبغي أن نحبهم بدلًا من ذلك.</w:t>
       </w:r>
       <w:r>
         <w:rPr>
-          <w:lang w:val="ar_AE" w:bidi="ar_AE"/>
-        </w:rPr>
-      </w:r>
-      <w:r>
-        <w:rPr>
-          <w:lang w:val="ar_AE" w:bidi="ar_AE"/>
-        </w:rPr>
-      </w:r>
-    </w:p>
-    <w:p>
-      <w:pPr>
-        <w:bidi/>
-      </w:pPr>
-      <w:r>
-        <w:rPr>
+          <w:rtl/>
+          <w:cs/>
+          <w:lang w:val="ar_AE" w:bidi="ar_AE"/>
+        </w:rPr>
+      </w:r>
+      <w:r>
+        <w:rPr>
+          <w:rtl/>
+          <w:cs/>
+          <w:lang w:val="ar_AE" w:bidi="ar_AE"/>
+        </w:rPr>
+      </w:r>
+    </w:p>
+    <w:p>
+      <w:pPr>
+        <w:bidi/>
+      </w:pPr>
+      <w:r>
+        <w:rPr>
+          <w:rtl/>
+          <w:cs/>
           <w:lang w:val="ar_AE" w:bidi="ar_AE"/>
         </w:rPr>
       </w:r>
@@ -3379,34 +4247,44 @@
       </w:pPr>
       <w:r>
         <w:rPr>
+          <w:rtl/>
+          <w:cs/>
           <w:lang w:val="ar_AE" w:bidi="ar_AE"/>
         </w:rPr>
         <w:t>الإثم</w:t>
       </w:r>
       <w:r>
         <w:rPr>
-          <w:lang w:val="ar_AE" w:bidi="ar_AE"/>
-        </w:rPr>
-      </w:r>
-    </w:p>
-    <w:p>
-      <w:pPr>
-        <w:bidi/>
-      </w:pPr>
-      <w:r>
-        <w:rPr>
+          <w:rtl/>
+          <w:cs/>
+          <w:lang w:val="ar_AE" w:bidi="ar_AE"/>
+        </w:rPr>
+      </w:r>
+    </w:p>
+    <w:p>
+      <w:pPr>
+        <w:bidi/>
+      </w:pPr>
+      <w:r>
+        <w:rPr>
+          <w:rtl/>
+          <w:cs/>
           <w:lang w:val="ar_AE" w:bidi="ar_AE"/>
         </w:rPr>
       </w:r>
       <w:r>
         <w:rPr>
           <w:b/>
+          <w:rtl/>
+          <w:cs/>
           <w:lang w:val="ar_AE" w:bidi="ar_AE"/>
         </w:rPr>
         <w:t>الإثم</w:t>
       </w:r>
       <w:r>
         <w:rPr>
+          <w:rtl/>
+          <w:cs/>
           <w:lang w:val="ar_AE" w:bidi="ar_AE"/>
         </w:rPr>
         <w:t xml:space="preserve"> له نفس معنى الشر. والشر هو نقيض الصلاح.</w:t>
@@ -3418,11 +4296,15 @@
       </w:pPr>
       <w:r>
         <w:rPr>
-          <w:lang w:val="ar_AE" w:bidi="ar_AE"/>
-        </w:rPr>
-      </w:r>
-      <w:r>
-        <w:rPr>
+          <w:rtl/>
+          <w:cs/>
+          <w:lang w:val="ar_AE" w:bidi="ar_AE"/>
+        </w:rPr>
+      </w:r>
+      <w:r>
+        <w:rPr>
+          <w:rtl/>
+          <w:cs/>
           <w:lang w:val="ar_AE" w:bidi="ar_AE"/>
         </w:rPr>
         <w:t xml:space="preserve">والشخص الشرير، أو الأثيم، يرغب في أن يفعل أشياء سيئة تُؤذي الآخرين. وعندما يتوقف الناس عن طاعة </w:t>
@@ -3430,6 +4312,8 @@
       <w:hyperlink r:id="rId13">
         <w:r>
           <w:rPr>
+            <w:rtl/>
+            <w:cs/>
             <w:lang w:val="ar_AE" w:bidi="ar_AE"/>
           </w:rPr>
           <w:rPr>
@@ -3441,6 +4325,8 @@
       </w:hyperlink>
       <w:r>
         <w:rPr>
+          <w:rtl/>
+          <w:cs/>
           <w:lang w:val="ar_AE" w:bidi="ar_AE"/>
         </w:rPr>
         <w:t>، فإنهم يبدأون في عمل أفعال شريرة.</w:t>
@@ -3452,11 +4338,15 @@
       </w:pPr>
       <w:r>
         <w:rPr>
-          <w:lang w:val="ar_AE" w:bidi="ar_AE"/>
-        </w:rPr>
-      </w:r>
-      <w:r>
-        <w:rPr>
+          <w:rtl/>
+          <w:cs/>
+          <w:lang w:val="ar_AE" w:bidi="ar_AE"/>
+        </w:rPr>
+      </w:r>
+      <w:r>
+        <w:rPr>
+          <w:rtl/>
+          <w:cs/>
           <w:lang w:val="ar_AE" w:bidi="ar_AE"/>
         </w:rPr>
         <w:t>ولأن البشر يعصون الله للغاية، فإن الكتاب المُقدَّس يُعلِّمنا أن قلوبنا قد صارت شريرة. فبدلًا من أن نرغب في فعل الأشياء الصالحة، نحن نريد أن نفعل الأشياء السيئة. كما أن العديد من المشاكل في العالم، مثل الحرب والفقر والظلم، تحدث بسبب الشر الذي في قلوب الناس. وحتى المرض والموت هما في النهاية نتيجة للشر.</w:t>
@@ -3468,32 +4358,42 @@
       </w:pPr>
       <w:r>
         <w:rPr>
-          <w:lang w:val="ar_AE" w:bidi="ar_AE"/>
-        </w:rPr>
-      </w:r>
-      <w:r>
-        <w:rPr>
+          <w:rtl/>
+          <w:cs/>
+          <w:lang w:val="ar_AE" w:bidi="ar_AE"/>
+        </w:rPr>
+      </w:r>
+      <w:r>
+        <w:rPr>
+          <w:rtl/>
+          <w:cs/>
           <w:lang w:val="ar_AE" w:bidi="ar_AE"/>
         </w:rPr>
         <w:t>كما أن الله يكره الشر. وعندما يُثبِّت الله مملكته إلى الأبد، فإنه سيُدمّر الشر. ولن يدخل أي شيء شرير إلى ملكوت الله. وحتى ذلك الحين، فإن الله لا يزال يسمح للشر أن يحدث. أما لماذا يسمح الله بذلك فهو أحد أكثر الأسئلة التي يطرحها المسيحيون صعوبة!</w:t>
       </w:r>
       <w:r>
         <w:rPr>
-          <w:lang w:val="ar_AE" w:bidi="ar_AE"/>
-        </w:rPr>
-      </w:r>
-      <w:r>
-        <w:rPr>
-          <w:lang w:val="ar_AE" w:bidi="ar_AE"/>
-        </w:rPr>
-      </w:r>
-    </w:p>
-    <w:p>
-      <w:pPr>
-        <w:bidi/>
-      </w:pPr>
-      <w:r>
-        <w:rPr>
+          <w:rtl/>
+          <w:cs/>
+          <w:lang w:val="ar_AE" w:bidi="ar_AE"/>
+        </w:rPr>
+      </w:r>
+      <w:r>
+        <w:rPr>
+          <w:rtl/>
+          <w:cs/>
+          <w:lang w:val="ar_AE" w:bidi="ar_AE"/>
+        </w:rPr>
+      </w:r>
+    </w:p>
+    <w:p>
+      <w:pPr>
+        <w:bidi/>
+      </w:pPr>
+      <w:r>
+        <w:rPr>
+          <w:rtl/>
+          <w:cs/>
           <w:lang w:val="ar_AE" w:bidi="ar_AE"/>
         </w:rPr>
       </w:r>
@@ -3505,27 +4405,35 @@
       </w:pPr>
       <w:r>
         <w:rPr>
+          <w:rtl/>
+          <w:cs/>
           <w:lang w:val="ar_AE" w:bidi="ar_AE"/>
         </w:rPr>
         <w:t>الإثم (التعدي)</w:t>
       </w:r>
       <w:r>
         <w:rPr>
-          <w:lang w:val="ar_AE" w:bidi="ar_AE"/>
-        </w:rPr>
-      </w:r>
-    </w:p>
-    <w:p>
-      <w:pPr>
-        <w:bidi/>
-      </w:pPr>
-      <w:r>
-        <w:rPr>
-          <w:lang w:val="ar_AE" w:bidi="ar_AE"/>
-        </w:rPr>
-      </w:r>
-      <w:r>
-        <w:rPr>
+          <w:rtl/>
+          <w:cs/>
+          <w:lang w:val="ar_AE" w:bidi="ar_AE"/>
+        </w:rPr>
+      </w:r>
+    </w:p>
+    <w:p>
+      <w:pPr>
+        <w:bidi/>
+      </w:pPr>
+      <w:r>
+        <w:rPr>
+          <w:rtl/>
+          <w:cs/>
+          <w:lang w:val="ar_AE" w:bidi="ar_AE"/>
+        </w:rPr>
+      </w:r>
+      <w:r>
+        <w:rPr>
+          <w:rtl/>
+          <w:cs/>
           <w:lang w:val="ar_AE" w:bidi="ar_AE"/>
         </w:rPr>
         <w:t xml:space="preserve">والشخص </w:t>
@@ -3533,33 +4441,43 @@
       <w:r>
         <w:rPr>
           <w:b/>
+          <w:rtl/>
+          <w:cs/>
           <w:lang w:val="ar_AE" w:bidi="ar_AE"/>
         </w:rPr>
         <w:t>الأثيم</w:t>
       </w:r>
       <w:r>
         <w:rPr>
+          <w:rtl/>
+          <w:cs/>
           <w:lang w:val="ar_AE" w:bidi="ar_AE"/>
         </w:rPr>
         <w:t xml:space="preserve"> هو شخص لا يهتم بطاعة الناموس. وفي الكتاب المُقدَّس، لا يتبع الأثمة شرائع الله. ولقد كان هؤلاء الناس أشرارًا، وكانت مجتمعاتهم مليئة بالفوضى. ولم يكن هناك نظام أو سلام في مجتمعاتهم. وعندما لا يطيع الكثيرون في مجتمع ما الشريعة، يمكنكم القول إن الإثم يتزايد.</w:t>
       </w:r>
       <w:r>
         <w:rPr>
-          <w:lang w:val="ar_AE" w:bidi="ar_AE"/>
-        </w:rPr>
-      </w:r>
-      <w:r>
-        <w:rPr>
-          <w:lang w:val="ar_AE" w:bidi="ar_AE"/>
-        </w:rPr>
-      </w:r>
-    </w:p>
-    <w:p>
-      <w:pPr>
-        <w:bidi/>
-      </w:pPr>
-      <w:r>
-        <w:rPr>
+          <w:rtl/>
+          <w:cs/>
+          <w:lang w:val="ar_AE" w:bidi="ar_AE"/>
+        </w:rPr>
+      </w:r>
+      <w:r>
+        <w:rPr>
+          <w:rtl/>
+          <w:cs/>
+          <w:lang w:val="ar_AE" w:bidi="ar_AE"/>
+        </w:rPr>
+      </w:r>
+    </w:p>
+    <w:p>
+      <w:pPr>
+        <w:bidi/>
+      </w:pPr>
+      <w:r>
+        <w:rPr>
+          <w:rtl/>
+          <w:cs/>
           <w:lang w:val="ar_AE" w:bidi="ar_AE"/>
         </w:rPr>
       </w:r>
@@ -3571,27 +4489,35 @@
       </w:pPr>
       <w:r>
         <w:rPr>
+          <w:rtl/>
+          <w:cs/>
           <w:lang w:val="ar_AE" w:bidi="ar_AE"/>
         </w:rPr>
         <w:t>الأسفار المُقَدَّسة</w:t>
       </w:r>
       <w:r>
         <w:rPr>
-          <w:lang w:val="ar_AE" w:bidi="ar_AE"/>
-        </w:rPr>
-      </w:r>
-    </w:p>
-    <w:p>
-      <w:pPr>
-        <w:bidi/>
-      </w:pPr>
-      <w:r>
-        <w:rPr>
-          <w:lang w:val="ar_AE" w:bidi="ar_AE"/>
-        </w:rPr>
-      </w:r>
-      <w:r>
-        <w:rPr>
+          <w:rtl/>
+          <w:cs/>
+          <w:lang w:val="ar_AE" w:bidi="ar_AE"/>
+        </w:rPr>
+      </w:r>
+    </w:p>
+    <w:p>
+      <w:pPr>
+        <w:bidi/>
+      </w:pPr>
+      <w:r>
+        <w:rPr>
+          <w:rtl/>
+          <w:cs/>
+          <w:lang w:val="ar_AE" w:bidi="ar_AE"/>
+        </w:rPr>
+      </w:r>
+      <w:r>
+        <w:rPr>
+          <w:rtl/>
+          <w:cs/>
           <w:lang w:val="ar_AE" w:bidi="ar_AE"/>
         </w:rPr>
         <w:t xml:space="preserve">يمكن أن تعني </w:t>
@@ -3599,12 +4525,16 @@
       <w:r>
         <w:rPr>
           <w:b/>
+          <w:rtl/>
+          <w:cs/>
           <w:lang w:val="ar_AE" w:bidi="ar_AE"/>
         </w:rPr>
         <w:t>الكتب المقدسَّة</w:t>
       </w:r>
       <w:r>
         <w:rPr>
+          <w:rtl/>
+          <w:cs/>
           <w:lang w:val="ar_AE" w:bidi="ar_AE"/>
         </w:rPr>
         <w:t xml:space="preserve"> أي شيء مكتوب، لكنها تعني </w:t>
@@ -3612,12 +4542,16 @@
       <w:r>
         <w:rPr>
           <w:b/>
+          <w:rtl/>
+          <w:cs/>
           <w:lang w:val="ar_AE" w:bidi="ar_AE"/>
         </w:rPr>
         <w:t>بشكل خاص</w:t>
       </w:r>
       <w:r>
         <w:rPr>
+          <w:rtl/>
+          <w:cs/>
           <w:lang w:val="ar_AE" w:bidi="ar_AE"/>
         </w:rPr>
         <w:t xml:space="preserve"> شيئًا مكتوبًا ومهمًا للغاية للشعب. عندما يتحدث الناس في العهد الجديد عن الأسفار المُقَدَّسة، أو </w:t>
@@ -3625,12 +4559,16 @@
       <w:r>
         <w:rPr>
           <w:b/>
+          <w:rtl/>
+          <w:cs/>
           <w:lang w:val="ar_AE" w:bidi="ar_AE"/>
         </w:rPr>
         <w:t>الكتب المُقَدَّسة</w:t>
       </w:r>
       <w:r>
         <w:rPr>
+          <w:rtl/>
+          <w:cs/>
           <w:lang w:val="ar_AE" w:bidi="ar_AE"/>
         </w:rPr>
         <w:t xml:space="preserve">، فإنهم يتحدثون عن الجزء من الكتاب المُقدَّس الذي يُسميه </w:t>
@@ -3638,12 +4576,16 @@
       <w:r>
         <w:rPr>
           <w:b/>
+          <w:rtl/>
+          <w:cs/>
           <w:lang w:val="ar_AE" w:bidi="ar_AE"/>
         </w:rPr>
         <w:t>المسيحيون</w:t>
       </w:r>
       <w:r>
         <w:rPr>
+          <w:rtl/>
+          <w:cs/>
           <w:lang w:val="ar_AE" w:bidi="ar_AE"/>
         </w:rPr>
         <w:t xml:space="preserve"> الآن العهد القديم. والعهد القديم كان يتضمّن ما يسميه الناس أحيانًا "الناموس والأنبياء" لأنه كان يتضمن الشريعة المكتوبة والتعليمات التي أعطاها الله لشعبه عن طريق موسى، وكذلك كتابات </w:t>
@@ -3651,12 +4593,16 @@
       <w:r>
         <w:rPr>
           <w:b/>
+          <w:rtl/>
+          <w:cs/>
           <w:lang w:val="ar_AE" w:bidi="ar_AE"/>
         </w:rPr>
         <w:t>الأنبياء</w:t>
       </w:r>
       <w:r>
         <w:rPr>
+          <w:rtl/>
+          <w:cs/>
           <w:lang w:val="ar_AE" w:bidi="ar_AE"/>
         </w:rPr>
         <w:t xml:space="preserve"> </w:t>
@@ -3664,12 +4610,16 @@
       <w:r>
         <w:rPr>
           <w:b/>
+          <w:rtl/>
+          <w:cs/>
           <w:lang w:val="ar_AE" w:bidi="ar_AE"/>
         </w:rPr>
         <w:t>اليهود</w:t>
       </w:r>
       <w:r>
         <w:rPr>
+          <w:rtl/>
+          <w:cs/>
           <w:lang w:val="ar_AE" w:bidi="ar_AE"/>
         </w:rPr>
         <w:t xml:space="preserve">. وأحيانًا يُدعى هذا "الكتب </w:t>
@@ -3677,6 +4627,8 @@
       <w:hyperlink r:id="rId44">
         <w:r>
           <w:rPr>
+            <w:rtl/>
+            <w:cs/>
             <w:lang w:val="ar_AE" w:bidi="ar_AE"/>
           </w:rPr>
           <w:rPr>
@@ -3688,6 +4640,8 @@
       </w:hyperlink>
       <w:r>
         <w:rPr>
+          <w:rtl/>
+          <w:cs/>
           <w:lang w:val="ar_AE" w:bidi="ar_AE"/>
         </w:rPr>
         <w:t>". الأسفار المُقدَّسة تُدعى "</w:t>
@@ -3695,6 +4649,8 @@
       <w:hyperlink r:id="rId44">
         <w:r>
           <w:rPr>
+            <w:rtl/>
+            <w:cs/>
             <w:lang w:val="ar_AE" w:bidi="ar_AE"/>
           </w:rPr>
           <w:rPr>
@@ -3706,6 +4662,8 @@
       </w:hyperlink>
       <w:r>
         <w:rPr>
+          <w:rtl/>
+          <w:cs/>
           <w:lang w:val="ar_AE" w:bidi="ar_AE"/>
         </w:rPr>
         <w:t>" لأنها تخبرنا عن الله، الذي هو قدوس.</w:t>
@@ -3717,11 +4675,15 @@
       </w:pPr>
       <w:r>
         <w:rPr>
-          <w:lang w:val="ar_AE" w:bidi="ar_AE"/>
-        </w:rPr>
-      </w:r>
-      <w:r>
-        <w:rPr>
+          <w:rtl/>
+          <w:cs/>
+          <w:lang w:val="ar_AE" w:bidi="ar_AE"/>
+        </w:rPr>
+      </w:r>
+      <w:r>
+        <w:rPr>
+          <w:rtl/>
+          <w:cs/>
           <w:lang w:val="ar_AE" w:bidi="ar_AE"/>
         </w:rPr>
         <w:t>أحيانًا كان الناس يتحدثون عن شيء من الكتب المُقدَّسة دون أن يقولوا كلمة "الكُتب المقدسة". كذلك فإن الجميع كان يعلم أنه إذا قلت "هكذا مكتوب"، فأنت تقصد شيئًا مكتوبًا في الكتب المُقَدَّسة.</w:t>
@@ -3733,11 +4695,15 @@
       </w:pPr>
       <w:r>
         <w:rPr>
-          <w:lang w:val="ar_AE" w:bidi="ar_AE"/>
-        </w:rPr>
-      </w:r>
-      <w:r>
-        <w:rPr>
+          <w:rtl/>
+          <w:cs/>
+          <w:lang w:val="ar_AE" w:bidi="ar_AE"/>
+        </w:rPr>
+      </w:r>
+      <w:r>
+        <w:rPr>
+          <w:rtl/>
+          <w:cs/>
           <w:lang w:val="ar_AE" w:bidi="ar_AE"/>
         </w:rPr>
         <w:t>ولم تكن الكتب المُقَدَّسة مكتوبة على الورق كما يفعل الناس الآن. إذ لم تكن الكتب والأوراق موجودة بعد. بل كانت الأسفار المُقدَّسة تُكتب على شرائط طويلة من ورق البردي أو الرق. والبردي هو شريط رقيق يُصنع من ألياف نبات معين، والرق يُصنع من جلد الحيوان. ولأن هذه الشرائط كانت طويلة للغاية، فإن الناس كانوا يلفونها. واسم هذه الشرائط هو مخطوطة (دَرْج). وفي طرفيّ الدَرْج كان الناس يضعون مقبض خشبي رفيع، مثل عصا مستديرة. وعندما كان الناس يقرأون من الدَرْج، كانوا يلفون جانب واحد من الدَرْج (السِفْر)، ويلفون الطرف الآخر حول العصا.</w:t>
@@ -3749,11 +4715,15 @@
       </w:pPr>
       <w:r>
         <w:rPr>
-          <w:lang w:val="ar_AE" w:bidi="ar_AE"/>
-        </w:rPr>
-      </w:r>
-      <w:r>
-        <w:rPr>
+          <w:rtl/>
+          <w:cs/>
+          <w:lang w:val="ar_AE" w:bidi="ar_AE"/>
+        </w:rPr>
+      </w:r>
+      <w:r>
+        <w:rPr>
+          <w:rtl/>
+          <w:cs/>
           <w:lang w:val="ar_AE" w:bidi="ar_AE"/>
         </w:rPr>
         <w:t xml:space="preserve">وقد تتلف الأسفار (المخطوطات) بسرعة، ولا سيما الأسفار المصنوعة من ورق البردي. ولذلك كان الناس دائمًا ينشغلون بنسخ النص من مخطوطة إلى مخطوطة جديدة، حتى لا يُفقد النص. وكانت المخطوطات غالية الثمن. ولم يكن معظم الناس يملكون مخطوطة (دَرْجًا). بل كانت المخطوطات تُحفظ في </w:t>
@@ -3761,33 +4731,43 @@
       <w:r>
         <w:rPr>
           <w:b/>
+          <w:rtl/>
+          <w:cs/>
           <w:lang w:val="ar_AE" w:bidi="ar_AE"/>
         </w:rPr>
         <w:t>المجامع</w:t>
       </w:r>
       <w:r>
         <w:rPr>
+          <w:rtl/>
+          <w:cs/>
           <w:lang w:val="ar_AE" w:bidi="ar_AE"/>
         </w:rPr>
         <w:t>، أي أماكن الاجتماع اليهودية. وكان كثير من اليهود يحفظون أجزاء كبيرة من هذه المخطوطات عن ظهر قلب؛ وأحيانًا حتى الناس الذين لا يستطيعون القراءة كان يمكنهم تلاوة أجزاء كبيرة من المخطوطات.</w:t>
       </w:r>
       <w:r>
         <w:rPr>
-          <w:lang w:val="ar_AE" w:bidi="ar_AE"/>
-        </w:rPr>
-      </w:r>
-      <w:r>
-        <w:rPr>
-          <w:lang w:val="ar_AE" w:bidi="ar_AE"/>
-        </w:rPr>
-      </w:r>
-    </w:p>
-    <w:p>
-      <w:pPr>
-        <w:bidi/>
-      </w:pPr>
-      <w:r>
-        <w:rPr>
+          <w:rtl/>
+          <w:cs/>
+          <w:lang w:val="ar_AE" w:bidi="ar_AE"/>
+        </w:rPr>
+      </w:r>
+      <w:r>
+        <w:rPr>
+          <w:rtl/>
+          <w:cs/>
+          <w:lang w:val="ar_AE" w:bidi="ar_AE"/>
+        </w:rPr>
+      </w:r>
+    </w:p>
+    <w:p>
+      <w:pPr>
+        <w:bidi/>
+      </w:pPr>
+      <w:r>
+        <w:rPr>
+          <w:rtl/>
+          <w:cs/>
           <w:lang w:val="ar_AE" w:bidi="ar_AE"/>
         </w:rPr>
       </w:r>
@@ -3799,34 +4779,44 @@
       </w:pPr>
       <w:r>
         <w:rPr>
+          <w:rtl/>
+          <w:cs/>
           <w:lang w:val="ar_AE" w:bidi="ar_AE"/>
         </w:rPr>
         <w:t>الإيمان</w:t>
       </w:r>
       <w:r>
         <w:rPr>
-          <w:lang w:val="ar_AE" w:bidi="ar_AE"/>
-        </w:rPr>
-      </w:r>
-    </w:p>
-    <w:p>
-      <w:pPr>
-        <w:bidi/>
-      </w:pPr>
-      <w:r>
-        <w:rPr>
+          <w:rtl/>
+          <w:cs/>
+          <w:lang w:val="ar_AE" w:bidi="ar_AE"/>
+        </w:rPr>
+      </w:r>
+    </w:p>
+    <w:p>
+      <w:pPr>
+        <w:bidi/>
+      </w:pPr>
+      <w:r>
+        <w:rPr>
+          <w:rtl/>
+          <w:cs/>
           <w:lang w:val="ar_AE" w:bidi="ar_AE"/>
         </w:rPr>
       </w:r>
       <w:r>
         <w:rPr>
           <w:b/>
+          <w:rtl/>
+          <w:cs/>
           <w:lang w:val="ar_AE" w:bidi="ar_AE"/>
         </w:rPr>
         <w:t>أن تؤمن</w:t>
       </w:r>
       <w:r>
         <w:rPr>
+          <w:rtl/>
+          <w:cs/>
           <w:lang w:val="ar_AE" w:bidi="ar_AE"/>
         </w:rPr>
         <w:t xml:space="preserve"> وأن يكون لك </w:t>
@@ -3834,12 +4824,16 @@
       <w:r>
         <w:rPr>
           <w:b/>
+          <w:rtl/>
+          <w:cs/>
           <w:lang w:val="ar_AE" w:bidi="ar_AE"/>
         </w:rPr>
         <w:t>إيمان</w:t>
       </w:r>
       <w:r>
         <w:rPr>
+          <w:rtl/>
+          <w:cs/>
           <w:lang w:val="ar_AE" w:bidi="ar_AE"/>
         </w:rPr>
         <w:t xml:space="preserve"> يعنيان نفس الشيء.</w:t>
@@ -3851,11 +4845,15 @@
       </w:pPr>
       <w:r>
         <w:rPr>
-          <w:lang w:val="ar_AE" w:bidi="ar_AE"/>
-        </w:rPr>
-      </w:r>
-      <w:r>
-        <w:rPr>
+          <w:rtl/>
+          <w:cs/>
+          <w:lang w:val="ar_AE" w:bidi="ar_AE"/>
+        </w:rPr>
+      </w:r>
+      <w:r>
+        <w:rPr>
+          <w:rtl/>
+          <w:cs/>
           <w:lang w:val="ar_AE" w:bidi="ar_AE"/>
         </w:rPr>
         <w:t>فإذا كنت تؤمن بشخص ما، فإنك تؤمن بأن ما يقوله هذا الشخص عن نفسه صحيح. كما أنك تثق في ذلك الشخص وتكون ملتزمًا بفعل ما يطلبه ذلك الشخص منك.</w:t>
@@ -3867,11 +4865,15 @@
       </w:pPr>
       <w:r>
         <w:rPr>
-          <w:lang w:val="ar_AE" w:bidi="ar_AE"/>
-        </w:rPr>
-      </w:r>
-      <w:r>
-        <w:rPr>
+          <w:rtl/>
+          <w:cs/>
+          <w:lang w:val="ar_AE" w:bidi="ar_AE"/>
+        </w:rPr>
+      </w:r>
+      <w:r>
+        <w:rPr>
+          <w:rtl/>
+          <w:cs/>
           <w:lang w:val="ar_AE" w:bidi="ar_AE"/>
         </w:rPr>
         <w:t xml:space="preserve">لقد آمن </w:t>
@@ -3879,6 +4881,8 @@
       <w:hyperlink r:id="rId15">
         <w:r>
           <w:rPr>
+            <w:rtl/>
+            <w:cs/>
             <w:lang w:val="ar_AE" w:bidi="ar_AE"/>
           </w:rPr>
           <w:rPr>
@@ -3890,6 +4894,8 @@
       </w:hyperlink>
       <w:r>
         <w:rPr>
+          <w:rtl/>
+          <w:cs/>
           <w:lang w:val="ar_AE" w:bidi="ar_AE"/>
         </w:rPr>
         <w:t xml:space="preserve"> بأن الله كان يقول الحق عندما وعد إبراهيم أنه سيكون له </w:t>
@@ -3897,12 +4903,16 @@
       <w:r>
         <w:rPr>
           <w:b/>
+          <w:rtl/>
+          <w:cs/>
           <w:lang w:val="ar_AE" w:bidi="ar_AE"/>
         </w:rPr>
         <w:t>نسل</w:t>
       </w:r>
       <w:r>
         <w:rPr>
+          <w:rtl/>
+          <w:cs/>
           <w:lang w:val="ar_AE" w:bidi="ar_AE"/>
         </w:rPr>
         <w:t xml:space="preserve"> كثير، وذلك على الرغم من أن إبراهيم كان مسنًا بالفعل ولم يكن له أي أبناء. وكان إبراهيم يثقُ في أن الله سيحقق وعده، حتى وإن كان ذلك يبدو مستحيلًا.</w:t>
@@ -3914,11 +4924,15 @@
       </w:pPr>
       <w:r>
         <w:rPr>
-          <w:lang w:val="ar_AE" w:bidi="ar_AE"/>
-        </w:rPr>
-      </w:r>
-      <w:r>
-        <w:rPr>
+          <w:rtl/>
+          <w:cs/>
+          <w:lang w:val="ar_AE" w:bidi="ar_AE"/>
+        </w:rPr>
+      </w:r>
+      <w:r>
+        <w:rPr>
+          <w:rtl/>
+          <w:cs/>
           <w:lang w:val="ar_AE" w:bidi="ar_AE"/>
         </w:rPr>
         <w:t>إذا كنت تؤمن بالله، فأنت تقبل أن الله موجود وأن ما يقوله في الكتاب المُقدَّس صحيح. وأنت تثق بأن الله سيحقق جميع وعوده، حتى عندما يبدو ذلك مستحيلًا. ونتيجة لذلك، فإنك تلتزم بأن تطيع كل ما يريد الله منك أن تفعله.</w:t>
@@ -3930,11 +4944,15 @@
       </w:pPr>
       <w:r>
         <w:rPr>
-          <w:lang w:val="ar_AE" w:bidi="ar_AE"/>
-        </w:rPr>
-      </w:r>
-      <w:r>
-        <w:rPr>
+          <w:rtl/>
+          <w:cs/>
+          <w:lang w:val="ar_AE" w:bidi="ar_AE"/>
+        </w:rPr>
+      </w:r>
+      <w:r>
+        <w:rPr>
+          <w:rtl/>
+          <w:cs/>
           <w:lang w:val="ar_AE" w:bidi="ar_AE"/>
         </w:rPr>
         <w:t xml:space="preserve">وعندما تؤمن بيسوع، فإنك تؤمن بأن يسوع هو حقًا </w:t>
@@ -3942,6 +4960,8 @@
       <w:hyperlink r:id="rId45">
         <w:r>
           <w:rPr>
+            <w:rtl/>
+            <w:cs/>
             <w:lang w:val="ar_AE" w:bidi="ar_AE"/>
           </w:rPr>
           <w:rPr>
@@ -3953,6 +4973,8 @@
       </w:hyperlink>
       <w:r>
         <w:rPr>
+          <w:rtl/>
+          <w:cs/>
           <w:lang w:val="ar_AE" w:bidi="ar_AE"/>
         </w:rPr>
         <w:t xml:space="preserve">. كما أنك تثق بأن يسوع قد مات بالفعل من أجل </w:t>
@@ -3960,12 +4982,16 @@
       <w:r>
         <w:rPr>
           <w:b/>
+          <w:rtl/>
+          <w:cs/>
           <w:lang w:val="ar_AE" w:bidi="ar_AE"/>
         </w:rPr>
         <w:t>خطاياك</w:t>
       </w:r>
       <w:r>
         <w:rPr>
+          <w:rtl/>
+          <w:cs/>
           <w:lang w:val="ar_AE" w:bidi="ar_AE"/>
         </w:rPr>
         <w:t xml:space="preserve">، وأن الله قد </w:t>
@@ -3973,12 +4999,16 @@
       <w:r>
         <w:rPr>
           <w:b/>
+          <w:rtl/>
+          <w:cs/>
           <w:lang w:val="ar_AE" w:bidi="ar_AE"/>
         </w:rPr>
         <w:t>غفر</w:t>
       </w:r>
       <w:r>
         <w:rPr>
+          <w:rtl/>
+          <w:cs/>
           <w:lang w:val="ar_AE" w:bidi="ar_AE"/>
         </w:rPr>
         <w:t xml:space="preserve"> لك وقبلك. ونتيجة لذلك، فإنك تلتزم بأن تفعل كل شيء أمرك به يسوع.</w:t>
@@ -3990,11 +5020,15 @@
       </w:pPr>
       <w:r>
         <w:rPr>
-          <w:lang w:val="ar_AE" w:bidi="ar_AE"/>
-        </w:rPr>
-      </w:r>
-      <w:r>
-        <w:rPr>
+          <w:rtl/>
+          <w:cs/>
+          <w:lang w:val="ar_AE" w:bidi="ar_AE"/>
+        </w:rPr>
+      </w:r>
+      <w:r>
+        <w:rPr>
+          <w:rtl/>
+          <w:cs/>
           <w:lang w:val="ar_AE" w:bidi="ar_AE"/>
         </w:rPr>
         <w:t xml:space="preserve">يقول الكتاب المُقدَّس أحيانًا إنه ينبغي للناس أن "يؤمنوا </w:t>
@@ -4002,12 +5036,16 @@
       <w:r>
         <w:rPr>
           <w:b/>
+          <w:rtl/>
+          <w:cs/>
           <w:lang w:val="ar_AE" w:bidi="ar_AE"/>
         </w:rPr>
         <w:t>باسم</w:t>
       </w:r>
       <w:r>
         <w:rPr>
+          <w:rtl/>
+          <w:cs/>
           <w:lang w:val="ar_AE" w:bidi="ar_AE"/>
         </w:rPr>
         <w:t xml:space="preserve"> يسوع". وهذا له نفس معنى أن تؤمن بيسوع.</w:t>
@@ -4019,11 +5057,15 @@
       </w:pPr>
       <w:r>
         <w:rPr>
-          <w:lang w:val="ar_AE" w:bidi="ar_AE"/>
-        </w:rPr>
-      </w:r>
-      <w:r>
-        <w:rPr>
+          <w:rtl/>
+          <w:cs/>
+          <w:lang w:val="ar_AE" w:bidi="ar_AE"/>
+        </w:rPr>
+      </w:r>
+      <w:r>
+        <w:rPr>
+          <w:rtl/>
+          <w:cs/>
           <w:lang w:val="ar_AE" w:bidi="ar_AE"/>
         </w:rPr>
         <w:t>كما أن الشخص الذي له ثقة أو إيمان قوي، فإنه يثق بالله أو بيسوع كثيرًا.</w:t>
@@ -4035,12 +5077,16 @@
       </w:pPr>
       <w:r>
         <w:rPr>
+          <w:rtl/>
+          <w:cs/>
           <w:lang w:val="ar_AE" w:bidi="ar_AE"/>
         </w:rPr>
       </w:r>
       <w:r>
         <w:rPr>
           <w:b/>
+          <w:rtl/>
+          <w:cs/>
           <w:lang w:val="ar_AE" w:bidi="ar_AE"/>
         </w:rPr>
         <w:t>وعندما تقوم بترجمة كلمة يؤمن، كن حذرًا بشأن الأمور التالية:</w:t>
@@ -4052,11 +5098,15 @@
       </w:pPr>
       <w:r>
         <w:rPr>
-          <w:lang w:val="ar_AE" w:bidi="ar_AE"/>
-        </w:rPr>
-      </w:r>
-      <w:r>
-        <w:rPr>
+          <w:rtl/>
+          <w:cs/>
+          <w:lang w:val="ar_AE" w:bidi="ar_AE"/>
+        </w:rPr>
+      </w:r>
+      <w:r>
+        <w:rPr>
+          <w:rtl/>
+          <w:cs/>
           <w:lang w:val="ar_AE" w:bidi="ar_AE"/>
         </w:rPr>
         <w:t xml:space="preserve">في بعض اللغات، كلمة "يؤمن" يمكن أن تبدو كما لو أن شخصًا ما كان </w:t>
@@ -4064,33 +5114,43 @@
       <w:r>
         <w:rPr>
           <w:b/>
+          <w:rtl/>
+          <w:cs/>
           <w:lang w:val="ar_AE" w:bidi="ar_AE"/>
         </w:rPr>
         <w:t>يرجو</w:t>
       </w:r>
       <w:r>
         <w:rPr>
+          <w:rtl/>
+          <w:cs/>
           <w:lang w:val="ar_AE" w:bidi="ar_AE"/>
         </w:rPr>
         <w:t xml:space="preserve"> فقط أن يكون شيئًا ما صحيحًا، لكنه ليس متأكدًا. وهذا ليس المعنى الصحيح. لذلك في بعض الأحيان، يكون من الأفضل استخدام كلمة تعني "الثقة".</w:t>
       </w:r>
       <w:r>
         <w:rPr>
-          <w:lang w:val="ar_AE" w:bidi="ar_AE"/>
-        </w:rPr>
-      </w:r>
-      <w:r>
-        <w:rPr>
-          <w:lang w:val="ar_AE" w:bidi="ar_AE"/>
-        </w:rPr>
-      </w:r>
-    </w:p>
-    <w:p>
-      <w:pPr>
-        <w:bidi/>
-      </w:pPr>
-      <w:r>
-        <w:rPr>
+          <w:rtl/>
+          <w:cs/>
+          <w:lang w:val="ar_AE" w:bidi="ar_AE"/>
+        </w:rPr>
+      </w:r>
+      <w:r>
+        <w:rPr>
+          <w:rtl/>
+          <w:cs/>
+          <w:lang w:val="ar_AE" w:bidi="ar_AE"/>
+        </w:rPr>
+      </w:r>
+    </w:p>
+    <w:p>
+      <w:pPr>
+        <w:bidi/>
+      </w:pPr>
+      <w:r>
+        <w:rPr>
+          <w:rtl/>
+          <w:cs/>
           <w:lang w:val="ar_AE" w:bidi="ar_AE"/>
         </w:rPr>
       </w:r>
@@ -4102,27 +5162,35 @@
       </w:pPr>
       <w:r>
         <w:rPr>
+          <w:rtl/>
+          <w:cs/>
           <w:lang w:val="ar_AE" w:bidi="ar_AE"/>
         </w:rPr>
         <w:t>ألسنة</w:t>
       </w:r>
       <w:r>
         <w:rPr>
-          <w:lang w:val="ar_AE" w:bidi="ar_AE"/>
-        </w:rPr>
-      </w:r>
-    </w:p>
-    <w:p>
-      <w:pPr>
-        <w:bidi/>
-      </w:pPr>
-      <w:r>
-        <w:rPr>
-          <w:lang w:val="ar_AE" w:bidi="ar_AE"/>
-        </w:rPr>
-      </w:r>
-      <w:r>
-        <w:rPr>
+          <w:rtl/>
+          <w:cs/>
+          <w:lang w:val="ar_AE" w:bidi="ar_AE"/>
+        </w:rPr>
+      </w:r>
+    </w:p>
+    <w:p>
+      <w:pPr>
+        <w:bidi/>
+      </w:pPr>
+      <w:r>
+        <w:rPr>
+          <w:rtl/>
+          <w:cs/>
+          <w:lang w:val="ar_AE" w:bidi="ar_AE"/>
+        </w:rPr>
+      </w:r>
+      <w:r>
+        <w:rPr>
+          <w:rtl/>
+          <w:cs/>
           <w:lang w:val="ar_AE" w:bidi="ar_AE"/>
         </w:rPr>
         <w:t xml:space="preserve">في الكتاب المُقدَّس، تُستخدم كلمة </w:t>
@@ -4130,12 +5198,16 @@
       <w:r>
         <w:rPr>
           <w:b/>
+          <w:rtl/>
+          <w:cs/>
           <w:lang w:val="ar_AE" w:bidi="ar_AE"/>
         </w:rPr>
         <w:t>لسان</w:t>
       </w:r>
       <w:r>
         <w:rPr>
+          <w:rtl/>
+          <w:cs/>
           <w:lang w:val="ar_AE" w:bidi="ar_AE"/>
         </w:rPr>
         <w:t xml:space="preserve"> ككلمة أخرى للإشارة إلى اللغة. فإن الناس الذين يتكلمون بلسان أجنبي هم أشخاص يتكلمون بلغة لا تفهمونها.</w:t>
@@ -4147,11 +5219,15 @@
       </w:pPr>
       <w:r>
         <w:rPr>
-          <w:lang w:val="ar_AE" w:bidi="ar_AE"/>
-        </w:rPr>
-      </w:r>
-      <w:r>
-        <w:rPr>
+          <w:rtl/>
+          <w:cs/>
+          <w:lang w:val="ar_AE" w:bidi="ar_AE"/>
+        </w:rPr>
+      </w:r>
+      <w:r>
+        <w:rPr>
+          <w:rtl/>
+          <w:cs/>
           <w:lang w:val="ar_AE" w:bidi="ar_AE"/>
         </w:rPr>
         <w:t xml:space="preserve">لكن الشخص الذي يتكلم "بلسان" أو يتكلم "بألسنة"، يمكن أن يشير أيضًا إلى الشخص الذي لديه موهبة خاصة من </w:t>
@@ -4159,6 +5235,8 @@
       <w:hyperlink r:id="rId20">
         <w:r>
           <w:rPr>
+            <w:rtl/>
+            <w:cs/>
             <w:lang w:val="ar_AE" w:bidi="ar_AE"/>
           </w:rPr>
           <w:rPr>
@@ -4170,6 +5248,8 @@
       </w:hyperlink>
       <w:r>
         <w:rPr>
+          <w:rtl/>
+          <w:cs/>
           <w:lang w:val="ar_AE" w:bidi="ar_AE"/>
         </w:rPr>
         <w:t xml:space="preserve">. وعندما يتكلم الناس بألسنة مثل هذه، فإنهم عادة لا يفهمون هم أنفسهم ما يقولونه. فالروح القدس يجعل هؤلاء الناس يتكلمون بلغة لا يعرفونها هم أنفسهم. وبهذه اللغة غير المعروفة، كان الناس يسبحون الله أو يقولون بعض الحق عنه. وفي بعض الأحيان، يكون الناس الذين يستمعون إلى هذا قادرين على فهم الكلمات؛ أحيانًا لأنهم يعرفون اللغة، وأحيانًا أخرى لأن الروح القدس هو الذي يعطيهم تفسيرًا. على سبيل المثال، عندما حلَّ الروح القدس على </w:t>
@@ -4177,12 +5257,16 @@
       <w:r>
         <w:rPr>
           <w:b/>
+          <w:rtl/>
+          <w:cs/>
           <w:lang w:val="ar_AE" w:bidi="ar_AE"/>
         </w:rPr>
         <w:t>المؤمنين</w:t>
       </w:r>
       <w:r>
         <w:rPr>
+          <w:rtl/>
+          <w:cs/>
           <w:lang w:val="ar_AE" w:bidi="ar_AE"/>
         </w:rPr>
         <w:t xml:space="preserve"> الجدد في يوم الخمسين، بدأ الناس يتكلمون بألسنة. والمؤمنون الذين كانوا يتكلمون بهذه اللغات لم يفهموها هم أنفسهم، لكن كل شخص من بين الجمع كان يستطيع أن يفهم ما يقوله المؤمنون، حتى وإن كان هؤلاء الناس قد جاؤوا من كل أنحاء العالم ويتحدثون بلغات مختلفة كثيرة!</w:t>
@@ -4194,11 +5278,15 @@
       </w:pPr>
       <w:r>
         <w:rPr>
-          <w:lang w:val="ar_AE" w:bidi="ar_AE"/>
-        </w:rPr>
-      </w:r>
-      <w:r>
-        <w:rPr>
+          <w:rtl/>
+          <w:cs/>
+          <w:lang w:val="ar_AE" w:bidi="ar_AE"/>
+        </w:rPr>
+      </w:r>
+      <w:r>
+        <w:rPr>
+          <w:rtl/>
+          <w:cs/>
           <w:lang w:val="ar_AE" w:bidi="ar_AE"/>
         </w:rPr>
         <w:t xml:space="preserve">إن موهبة التكلم بألسنة هي واحدة من العطايا التي يمكن أن يعطيها الروح القدس للمؤمنين. ومن أمثلة المواهب الأخرى التي يُعطيها، امتلاك معرفة خاصة، أو حكمة أو القدرة على صنع </w:t>
@@ -4206,6 +5294,8 @@
       <w:hyperlink r:id="rId18">
         <w:r>
           <w:rPr>
+            <w:rtl/>
+            <w:cs/>
             <w:lang w:val="ar_AE" w:bidi="ar_AE"/>
           </w:rPr>
           <w:rPr>
@@ -4217,27 +5307,35 @@
       </w:hyperlink>
       <w:r>
         <w:rPr>
+          <w:rtl/>
+          <w:cs/>
           <w:lang w:val="ar_AE" w:bidi="ar_AE"/>
         </w:rPr>
         <w:t>.</w:t>
       </w:r>
       <w:r>
         <w:rPr>
-          <w:lang w:val="ar_AE" w:bidi="ar_AE"/>
-        </w:rPr>
-      </w:r>
-      <w:r>
-        <w:rPr>
-          <w:lang w:val="ar_AE" w:bidi="ar_AE"/>
-        </w:rPr>
-      </w:r>
-    </w:p>
-    <w:p>
-      <w:pPr>
-        <w:bidi/>
-      </w:pPr>
-      <w:r>
-        <w:rPr>
+          <w:rtl/>
+          <w:cs/>
+          <w:lang w:val="ar_AE" w:bidi="ar_AE"/>
+        </w:rPr>
+      </w:r>
+      <w:r>
+        <w:rPr>
+          <w:rtl/>
+          <w:cs/>
+          <w:lang w:val="ar_AE" w:bidi="ar_AE"/>
+        </w:rPr>
+      </w:r>
+    </w:p>
+    <w:p>
+      <w:pPr>
+        <w:bidi/>
+      </w:pPr>
+      <w:r>
+        <w:rPr>
+          <w:rtl/>
+          <w:cs/>
           <w:lang w:val="ar_AE" w:bidi="ar_AE"/>
         </w:rPr>
       </w:r>
@@ -4249,27 +5347,35 @@
       </w:pPr>
       <w:r>
         <w:rPr>
+          <w:rtl/>
+          <w:cs/>
           <w:lang w:val="ar_AE" w:bidi="ar_AE"/>
         </w:rPr>
         <w:t>أليصابات</w:t>
       </w:r>
       <w:r>
         <w:rPr>
-          <w:lang w:val="ar_AE" w:bidi="ar_AE"/>
-        </w:rPr>
-      </w:r>
-    </w:p>
-    <w:p>
-      <w:pPr>
-        <w:bidi/>
-      </w:pPr>
-      <w:r>
-        <w:rPr>
-          <w:lang w:val="ar_AE" w:bidi="ar_AE"/>
-        </w:rPr>
-      </w:r>
-      <w:r>
-        <w:rPr>
+          <w:rtl/>
+          <w:cs/>
+          <w:lang w:val="ar_AE" w:bidi="ar_AE"/>
+        </w:rPr>
+      </w:r>
+    </w:p>
+    <w:p>
+      <w:pPr>
+        <w:bidi/>
+      </w:pPr>
+      <w:r>
+        <w:rPr>
+          <w:rtl/>
+          <w:cs/>
+          <w:lang w:val="ar_AE" w:bidi="ar_AE"/>
+        </w:rPr>
+      </w:r>
+      <w:r>
+        <w:rPr>
+          <w:rtl/>
+          <w:cs/>
           <w:lang w:val="ar_AE" w:bidi="ar_AE"/>
         </w:rPr>
         <w:t xml:space="preserve">كانت أليصابات أم </w:t>
@@ -4277,12 +5383,16 @@
       <w:r>
         <w:rPr>
           <w:b/>
+          <w:rtl/>
+          <w:cs/>
           <w:lang w:val="ar_AE" w:bidi="ar_AE"/>
         </w:rPr>
         <w:t>يوحنا المعمدان</w:t>
       </w:r>
       <w:r>
         <w:rPr>
+          <w:rtl/>
+          <w:cs/>
           <w:lang w:val="ar_AE" w:bidi="ar_AE"/>
         </w:rPr>
         <w:t xml:space="preserve">. وكان زوج أليصابات هو زكريا. وكان زكريا </w:t>
@@ -4290,6 +5400,8 @@
       <w:hyperlink r:id="rId17">
         <w:r>
           <w:rPr>
+            <w:rtl/>
+            <w:cs/>
             <w:lang w:val="ar_AE" w:bidi="ar_AE"/>
           </w:rPr>
           <w:rPr>
@@ -4301,6 +5413,8 @@
       </w:hyperlink>
       <w:r>
         <w:rPr>
+          <w:rtl/>
+          <w:cs/>
           <w:lang w:val="ar_AE" w:bidi="ar_AE"/>
         </w:rPr>
         <w:t xml:space="preserve"> وخدم الله في </w:t>
@@ -4308,6 +5422,8 @@
       <w:hyperlink r:id="rId46">
         <w:r>
           <w:rPr>
+            <w:rtl/>
+            <w:cs/>
             <w:lang w:val="ar_AE" w:bidi="ar_AE"/>
           </w:rPr>
           <w:rPr>
@@ -4319,6 +5435,8 @@
       </w:hyperlink>
       <w:r>
         <w:rPr>
+          <w:rtl/>
+          <w:cs/>
           <w:lang w:val="ar_AE" w:bidi="ar_AE"/>
         </w:rPr>
         <w:t xml:space="preserve"> في </w:t>
@@ -4326,6 +5444,8 @@
       <w:hyperlink r:id="rId47">
         <w:r>
           <w:rPr>
+            <w:rtl/>
+            <w:cs/>
             <w:lang w:val="ar_AE" w:bidi="ar_AE"/>
           </w:rPr>
           <w:rPr>
@@ -4337,6 +5457,8 @@
       </w:hyperlink>
       <w:r>
         <w:rPr>
+          <w:rtl/>
+          <w:cs/>
           <w:lang w:val="ar_AE" w:bidi="ar_AE"/>
         </w:rPr>
         <w:t>. ولم تكن أليصابات قادرة على إنجاب أطفال.</w:t>
@@ -4348,11 +5470,15 @@
       </w:pPr>
       <w:r>
         <w:rPr>
-          <w:lang w:val="ar_AE" w:bidi="ar_AE"/>
-        </w:rPr>
-      </w:r>
-      <w:r>
-        <w:rPr>
+          <w:rtl/>
+          <w:cs/>
+          <w:lang w:val="ar_AE" w:bidi="ar_AE"/>
+        </w:rPr>
+      </w:r>
+      <w:r>
+        <w:rPr>
+          <w:rtl/>
+          <w:cs/>
           <w:lang w:val="ar_AE" w:bidi="ar_AE"/>
         </w:rPr>
         <w:t xml:space="preserve">وبينما كان زكريا زوجها مرة في الهيكل، ظهر له </w:t>
@@ -4360,6 +5486,8 @@
       <w:hyperlink r:id="rId48">
         <w:r>
           <w:rPr>
+            <w:rtl/>
+            <w:cs/>
             <w:lang w:val="ar_AE" w:bidi="ar_AE"/>
           </w:rPr>
           <w:rPr>
@@ -4371,6 +5499,8 @@
       </w:hyperlink>
       <w:r>
         <w:rPr>
+          <w:rtl/>
+          <w:cs/>
           <w:lang w:val="ar_AE" w:bidi="ar_AE"/>
         </w:rPr>
         <w:t xml:space="preserve"> وأخبره أن زوجته أليصابات ستنجب له طفلًا. وهذا الطفل سيكون خادمًا لله كما كان </w:t>
@@ -4378,6 +5508,8 @@
       <w:hyperlink r:id="rId49">
         <w:r>
           <w:rPr>
+            <w:rtl/>
+            <w:cs/>
             <w:lang w:val="ar_AE" w:bidi="ar_AE"/>
           </w:rPr>
           <w:rPr>
@@ -4389,6 +5521,8 @@
       </w:hyperlink>
       <w:r>
         <w:rPr>
+          <w:rtl/>
+          <w:cs/>
           <w:lang w:val="ar_AE" w:bidi="ar_AE"/>
         </w:rPr>
         <w:t xml:space="preserve"> </w:t>
@@ -4396,6 +5530,8 @@
       <w:hyperlink r:id="rId40">
         <w:r>
           <w:rPr>
+            <w:rtl/>
+            <w:cs/>
             <w:lang w:val="ar_AE" w:bidi="ar_AE"/>
           </w:rPr>
           <w:rPr>
@@ -4407,6 +5543,8 @@
       </w:hyperlink>
       <w:r>
         <w:rPr>
+          <w:rtl/>
+          <w:cs/>
           <w:lang w:val="ar_AE" w:bidi="ar_AE"/>
         </w:rPr>
         <w:t xml:space="preserve">، وهو سيخبر شعب </w:t>
@@ -4414,6 +5552,8 @@
       <w:hyperlink r:id="rId19">
         <w:r>
           <w:rPr>
+            <w:rtl/>
+            <w:cs/>
             <w:lang w:val="ar_AE" w:bidi="ar_AE"/>
           </w:rPr>
           <w:rPr>
@@ -4425,6 +5565,8 @@
       </w:hyperlink>
       <w:r>
         <w:rPr>
+          <w:rtl/>
+          <w:cs/>
           <w:lang w:val="ar_AE" w:bidi="ar_AE"/>
         </w:rPr>
         <w:t xml:space="preserve"> أن </w:t>
@@ -4432,12 +5574,16 @@
       <w:r>
         <w:rPr>
           <w:b/>
+          <w:rtl/>
+          <w:cs/>
           <w:lang w:val="ar_AE" w:bidi="ar_AE"/>
         </w:rPr>
         <w:t>يتوبوا</w:t>
       </w:r>
       <w:r>
         <w:rPr>
+          <w:rtl/>
+          <w:cs/>
           <w:lang w:val="ar_AE" w:bidi="ar_AE"/>
         </w:rPr>
         <w:t xml:space="preserve">، وذلك ليُعد الشعب لاستقبال الله. لم يستطع زكريا أن </w:t>
@@ -4445,12 +5591,16 @@
       <w:r>
         <w:rPr>
           <w:b/>
+          <w:rtl/>
+          <w:cs/>
           <w:lang w:val="ar_AE" w:bidi="ar_AE"/>
         </w:rPr>
         <w:t>يُصدق</w:t>
       </w:r>
       <w:r>
         <w:rPr>
+          <w:rtl/>
+          <w:cs/>
           <w:lang w:val="ar_AE" w:bidi="ar_AE"/>
         </w:rPr>
         <w:t xml:space="preserve"> أن ما قاله الملاك كان صحيحًا، لأن زكريا وزوجته أليصابات كانا بالفعل متقدمين جدًا في الأيام. ولأن زكريا لم يُصدق الملاك، فقد أخبره الملاك أنه لن يكون قادرًا على الكلام إلا بعد ولادة الطفل.</w:t>
@@ -4462,11 +5612,15 @@
       </w:pPr>
       <w:r>
         <w:rPr>
-          <w:lang w:val="ar_AE" w:bidi="ar_AE"/>
-        </w:rPr>
-      </w:r>
-      <w:r>
-        <w:rPr>
+          <w:rtl/>
+          <w:cs/>
+          <w:lang w:val="ar_AE" w:bidi="ar_AE"/>
+        </w:rPr>
+      </w:r>
+      <w:r>
+        <w:rPr>
+          <w:rtl/>
+          <w:cs/>
           <w:lang w:val="ar_AE" w:bidi="ar_AE"/>
         </w:rPr>
         <w:t xml:space="preserve">وقد أصبحت أليصابات حبلى بالفعل. وكانت أليصابات قريبة </w:t>
@@ -4474,6 +5628,8 @@
       <w:hyperlink r:id="rId50">
         <w:r>
           <w:rPr>
+            <w:rtl/>
+            <w:cs/>
             <w:lang w:val="ar_AE" w:bidi="ar_AE"/>
           </w:rPr>
           <w:rPr>
@@ -4485,6 +5641,8 @@
       </w:hyperlink>
       <w:r>
         <w:rPr>
+          <w:rtl/>
+          <w:cs/>
           <w:lang w:val="ar_AE" w:bidi="ar_AE"/>
         </w:rPr>
         <w:t xml:space="preserve">، التي ستصبح أم يسوع. فبعد ذلك بوقت قصير، ظهر ملاك لمريم وأخبرها أنها ستحبل برغم أنها عذراء. وكان ابنها شخصًا مهمًا للغاية، </w:t>
@@ -4492,6 +5650,8 @@
       <w:hyperlink r:id="rId45">
         <w:r>
           <w:rPr>
+            <w:rtl/>
+            <w:cs/>
             <w:lang w:val="ar_AE" w:bidi="ar_AE"/>
           </w:rPr>
           <w:rPr>
@@ -4503,6 +5663,8 @@
       </w:hyperlink>
       <w:r>
         <w:rPr>
+          <w:rtl/>
+          <w:cs/>
           <w:lang w:val="ar_AE" w:bidi="ar_AE"/>
         </w:rPr>
         <w:t xml:space="preserve">، وسيحكم كملك إلى الأبد. ثم ذهبت مريم لزيارة أليصابات. وعندما جاءت مريم إلى أليصابات، ارتكض الجنين في رحم أليصابات بفرح، لأن مريم ستصبح أم </w:t>
@@ -4510,6 +5672,8 @@
       <w:hyperlink r:id="rId29">
         <w:r>
           <w:rPr>
+            <w:rtl/>
+            <w:cs/>
             <w:lang w:val="ar_AE" w:bidi="ar_AE"/>
           </w:rPr>
           <w:rPr>
@@ -4521,6 +5685,8 @@
       </w:hyperlink>
       <w:r>
         <w:rPr>
+          <w:rtl/>
+          <w:cs/>
           <w:lang w:val="ar_AE" w:bidi="ar_AE"/>
         </w:rPr>
         <w:t xml:space="preserve">، الملك </w:t>
@@ -4528,6 +5694,8 @@
       <w:hyperlink r:id="rId30">
         <w:r>
           <w:rPr>
+            <w:rtl/>
+            <w:cs/>
             <w:lang w:val="ar_AE" w:bidi="ar_AE"/>
           </w:rPr>
           <w:rPr>
@@ -4539,27 +5707,35 @@
       </w:hyperlink>
       <w:r>
         <w:rPr>
+          <w:rtl/>
+          <w:cs/>
           <w:lang w:val="ar_AE" w:bidi="ar_AE"/>
         </w:rPr>
         <w:t xml:space="preserve"> الموعود. </w:t>
       </w:r>
       <w:r>
         <w:rPr>
-          <w:lang w:val="ar_AE" w:bidi="ar_AE"/>
-        </w:rPr>
-      </w:r>
-      <w:r>
-        <w:rPr>
-          <w:lang w:val="ar_AE" w:bidi="ar_AE"/>
-        </w:rPr>
-      </w:r>
-    </w:p>
-    <w:p>
-      <w:pPr>
-        <w:bidi/>
-      </w:pPr>
-      <w:r>
-        <w:rPr>
+          <w:rtl/>
+          <w:cs/>
+          <w:lang w:val="ar_AE" w:bidi="ar_AE"/>
+        </w:rPr>
+      </w:r>
+      <w:r>
+        <w:rPr>
+          <w:rtl/>
+          <w:cs/>
+          <w:lang w:val="ar_AE" w:bidi="ar_AE"/>
+        </w:rPr>
+      </w:r>
+    </w:p>
+    <w:p>
+      <w:pPr>
+        <w:bidi/>
+      </w:pPr>
+      <w:r>
+        <w:rPr>
+          <w:rtl/>
+          <w:cs/>
           <w:lang w:val="ar_AE" w:bidi="ar_AE"/>
         </w:rPr>
       </w:r>
@@ -4571,34 +5747,44 @@
       </w:pPr>
       <w:r>
         <w:rPr>
+          <w:rtl/>
+          <w:cs/>
           <w:lang w:val="ar_AE" w:bidi="ar_AE"/>
         </w:rPr>
         <w:t>أمَّة</w:t>
       </w:r>
       <w:r>
         <w:rPr>
-          <w:lang w:val="ar_AE" w:bidi="ar_AE"/>
-        </w:rPr>
-      </w:r>
-    </w:p>
-    <w:p>
-      <w:pPr>
-        <w:bidi/>
-      </w:pPr>
-      <w:r>
-        <w:rPr>
+          <w:rtl/>
+          <w:cs/>
+          <w:lang w:val="ar_AE" w:bidi="ar_AE"/>
+        </w:rPr>
+      </w:r>
+    </w:p>
+    <w:p>
+      <w:pPr>
+        <w:bidi/>
+      </w:pPr>
+      <w:r>
+        <w:rPr>
+          <w:rtl/>
+          <w:cs/>
           <w:lang w:val="ar_AE" w:bidi="ar_AE"/>
         </w:rPr>
       </w:r>
       <w:r>
         <w:rPr>
           <w:b/>
+          <w:rtl/>
+          <w:cs/>
           <w:lang w:val="ar_AE" w:bidi="ar_AE"/>
         </w:rPr>
         <w:t>الأمة</w:t>
       </w:r>
       <w:r>
         <w:rPr>
+          <w:rtl/>
+          <w:cs/>
           <w:lang w:val="ar_AE" w:bidi="ar_AE"/>
         </w:rPr>
         <w:t xml:space="preserve"> هي مجموعة من الناس الذين ينتمون معًا والذين يعيشون في نفس البلد، كما أن لهم نفس الحاكم.</w:t>
@@ -4610,32 +5796,42 @@
       </w:pPr>
       <w:r>
         <w:rPr>
-          <w:lang w:val="ar_AE" w:bidi="ar_AE"/>
-        </w:rPr>
-      </w:r>
-      <w:r>
-        <w:rPr>
+          <w:rtl/>
+          <w:cs/>
+          <w:lang w:val="ar_AE" w:bidi="ar_AE"/>
+        </w:rPr>
+      </w:r>
+      <w:r>
+        <w:rPr>
+          <w:rtl/>
+          <w:cs/>
           <w:lang w:val="ar_AE" w:bidi="ar_AE"/>
         </w:rPr>
         <w:t>وكلما يتحدث الكتاب المُقدَّس عن "جميع أمم الأرض"، فهذه طريقة أخرى لقول "جميع الناس الذين يعيشون على الأرض".</w:t>
       </w:r>
       <w:r>
         <w:rPr>
-          <w:lang w:val="ar_AE" w:bidi="ar_AE"/>
-        </w:rPr>
-      </w:r>
-      <w:r>
-        <w:rPr>
-          <w:lang w:val="ar_AE" w:bidi="ar_AE"/>
-        </w:rPr>
-      </w:r>
-    </w:p>
-    <w:p>
-      <w:pPr>
-        <w:bidi/>
-      </w:pPr>
-      <w:r>
-        <w:rPr>
+          <w:rtl/>
+          <w:cs/>
+          <w:lang w:val="ar_AE" w:bidi="ar_AE"/>
+        </w:rPr>
+      </w:r>
+      <w:r>
+        <w:rPr>
+          <w:rtl/>
+          <w:cs/>
+          <w:lang w:val="ar_AE" w:bidi="ar_AE"/>
+        </w:rPr>
+      </w:r>
+    </w:p>
+    <w:p>
+      <w:pPr>
+        <w:bidi/>
+      </w:pPr>
+      <w:r>
+        <w:rPr>
+          <w:rtl/>
+          <w:cs/>
           <w:lang w:val="ar_AE" w:bidi="ar_AE"/>
         </w:rPr>
       </w:r>
@@ -4647,34 +5843,44 @@
       </w:pPr>
       <w:r>
         <w:rPr>
+          <w:rtl/>
+          <w:cs/>
           <w:lang w:val="ar_AE" w:bidi="ar_AE"/>
         </w:rPr>
         <w:t>أمثال</w:t>
       </w:r>
       <w:r>
         <w:rPr>
-          <w:lang w:val="ar_AE" w:bidi="ar_AE"/>
-        </w:rPr>
-      </w:r>
-    </w:p>
-    <w:p>
-      <w:pPr>
-        <w:bidi/>
-      </w:pPr>
-      <w:r>
-        <w:rPr>
+          <w:rtl/>
+          <w:cs/>
+          <w:lang w:val="ar_AE" w:bidi="ar_AE"/>
+        </w:rPr>
+      </w:r>
+    </w:p>
+    <w:p>
+      <w:pPr>
+        <w:bidi/>
+      </w:pPr>
+      <w:r>
+        <w:rPr>
+          <w:rtl/>
+          <w:cs/>
           <w:lang w:val="ar_AE" w:bidi="ar_AE"/>
         </w:rPr>
       </w:r>
       <w:r>
         <w:rPr>
           <w:b/>
+          <w:rtl/>
+          <w:cs/>
           <w:lang w:val="ar_AE" w:bidi="ar_AE"/>
         </w:rPr>
         <w:t>المثل</w:t>
       </w:r>
       <w:r>
         <w:rPr>
+          <w:rtl/>
+          <w:cs/>
           <w:lang w:val="ar_AE" w:bidi="ar_AE"/>
         </w:rPr>
         <w:t xml:space="preserve"> هو قول قصير يسهل تذكّره، وينقله الناس إلى أشخاص آخرين. والمثل يُعلّم الناس شيئًا مهمًا عن الناس أو عن الله. وغالبًا ما يُعطي المثل نصيحة حول السلوك الصحيح في موقف معين، أو يُخبر الناس بما يحدث عادةً في موقف معين. والناس الذين كانوا يصيغون الأمثال غالبًا ما كانوا ينظرون إلى الطبيعة ويتعجبون من كيف صنع الله كل شيء حسنًا هكذا. ومن خلال هذه الأمثال، كانوا يُعلّمون الناس أن هناك الكثير الذي يمكننا أن نتعلمه من الطبيعة. بعض الأمثلة على الأمثال هي:</w:t>
@@ -4686,11 +5892,15 @@
       </w:pPr>
       <w:r>
         <w:rPr>
-          <w:lang w:val="ar_AE" w:bidi="ar_AE"/>
-        </w:rPr>
-      </w:r>
-      <w:r>
-        <w:rPr>
+          <w:rtl/>
+          <w:cs/>
+          <w:lang w:val="ar_AE" w:bidi="ar_AE"/>
+        </w:rPr>
+      </w:r>
+      <w:r>
+        <w:rPr>
+          <w:rtl/>
+          <w:cs/>
           <w:lang w:val="ar_AE" w:bidi="ar_AE"/>
         </w:rPr>
         <w:t>"إذا كنت متكبرًا، فستقع في ورطة. لكن إذا طلبت المشورة، فأنت حكيم."</w:t>
@@ -4702,11 +5912,15 @@
       </w:pPr>
       <w:r>
         <w:rPr>
-          <w:lang w:val="ar_AE" w:bidi="ar_AE"/>
-        </w:rPr>
-      </w:r>
-      <w:r>
-        <w:rPr>
+          <w:rtl/>
+          <w:cs/>
+          <w:lang w:val="ar_AE" w:bidi="ar_AE"/>
+        </w:rPr>
+      </w:r>
+      <w:r>
+        <w:rPr>
+          <w:rtl/>
+          <w:cs/>
           <w:lang w:val="ar_AE" w:bidi="ar_AE"/>
         </w:rPr>
         <w:t>"انظر إلى النملة واتبع مثالها، أيها الكسلان!"</w:t>
@@ -4718,11 +5932,15 @@
       </w:pPr>
       <w:r>
         <w:rPr>
-          <w:lang w:val="ar_AE" w:bidi="ar_AE"/>
-        </w:rPr>
-      </w:r>
-      <w:r>
-        <w:rPr>
+          <w:rtl/>
+          <w:cs/>
+          <w:lang w:val="ar_AE" w:bidi="ar_AE"/>
+        </w:rPr>
+      </w:r>
+      <w:r>
+        <w:rPr>
+          <w:rtl/>
+          <w:cs/>
           <w:lang w:val="ar_AE" w:bidi="ar_AE"/>
         </w:rPr>
         <w:t>"يمكننا أن نضع الخطط، لكن الله هو الذي يصنع القرار."</w:t>
@@ -4734,11 +5952,15 @@
       </w:pPr>
       <w:r>
         <w:rPr>
-          <w:lang w:val="ar_AE" w:bidi="ar_AE"/>
-        </w:rPr>
-      </w:r>
-      <w:r>
-        <w:rPr>
+          <w:rtl/>
+          <w:cs/>
+          <w:lang w:val="ar_AE" w:bidi="ar_AE"/>
+        </w:rPr>
+      </w:r>
+      <w:r>
+        <w:rPr>
+          <w:rtl/>
+          <w:cs/>
           <w:lang w:val="ar_AE" w:bidi="ar_AE"/>
         </w:rPr>
         <w:t>هذه الأمثال قد صاغها العديد من الناس المختلفين وقد أخبروها لأشخاص آخرين، ثم مع مرور الوقت، تم جمع العديد من هذه الأمثال في سفر. ويمكننا أن نجد هذه في سفر في الكتاب المُقدَّس يُدعى سفر الأمثال.</w:t>
@@ -4750,11 +5972,15 @@
       </w:pPr>
       <w:r>
         <w:rPr>
-          <w:lang w:val="ar_AE" w:bidi="ar_AE"/>
-        </w:rPr>
-      </w:r>
-      <w:r>
-        <w:rPr>
+          <w:rtl/>
+          <w:cs/>
+          <w:lang w:val="ar_AE" w:bidi="ar_AE"/>
+        </w:rPr>
+      </w:r>
+      <w:r>
+        <w:rPr>
+          <w:rtl/>
+          <w:cs/>
           <w:lang w:val="ar_AE" w:bidi="ar_AE"/>
         </w:rPr>
         <w:t xml:space="preserve">والأمثال تُعلّم الناس ما الذي يعنيه أن يكونوا حكماء. فالشخص الحكيم يفهم الكثير من الأمور، ويكون قادرًا على اتخاذ قرارات جيدة تؤدي إلى نتائج جيدة. ويعلّمنا سفر الأمثال أن الله هو الذي يعطي </w:t>
@@ -4762,6 +5988,8 @@
       <w:hyperlink r:id="rId51">
         <w:r>
           <w:rPr>
+            <w:rtl/>
+            <w:cs/>
             <w:lang w:val="ar_AE" w:bidi="ar_AE"/>
           </w:rPr>
           <w:rPr>
@@ -4773,27 +6001,35 @@
       </w:hyperlink>
       <w:r>
         <w:rPr>
+          <w:rtl/>
+          <w:cs/>
           <w:lang w:val="ar_AE" w:bidi="ar_AE"/>
         </w:rPr>
         <w:t xml:space="preserve"> للناس. وإذا تظاهر الشخص بأنه حكيم لكنه لا يقبل الله، فإن حكمته تكون عديمة الفائدة، وفي النهاية ستفشل خططه. وحده الشخص الذي يقبل ويطيع الله، هو الذي يكون حكيمًا حقًا.</w:t>
       </w:r>
       <w:r>
         <w:rPr>
-          <w:lang w:val="ar_AE" w:bidi="ar_AE"/>
-        </w:rPr>
-      </w:r>
-      <w:r>
-        <w:rPr>
-          <w:lang w:val="ar_AE" w:bidi="ar_AE"/>
-        </w:rPr>
-      </w:r>
-    </w:p>
-    <w:p>
-      <w:pPr>
-        <w:bidi/>
-      </w:pPr>
-      <w:r>
-        <w:rPr>
+          <w:rtl/>
+          <w:cs/>
+          <w:lang w:val="ar_AE" w:bidi="ar_AE"/>
+        </w:rPr>
+      </w:r>
+      <w:r>
+        <w:rPr>
+          <w:rtl/>
+          <w:cs/>
+          <w:lang w:val="ar_AE" w:bidi="ar_AE"/>
+        </w:rPr>
+      </w:r>
+    </w:p>
+    <w:p>
+      <w:pPr>
+        <w:bidi/>
+      </w:pPr>
+      <w:r>
+        <w:rPr>
+          <w:rtl/>
+          <w:cs/>
           <w:lang w:val="ar_AE" w:bidi="ar_AE"/>
         </w:rPr>
       </w:r>
@@ -4805,27 +6041,35 @@
       </w:pPr>
       <w:r>
         <w:rPr>
+          <w:rtl/>
+          <w:cs/>
           <w:lang w:val="ar_AE" w:bidi="ar_AE"/>
         </w:rPr>
         <w:t>أممي</w:t>
       </w:r>
       <w:r>
         <w:rPr>
-          <w:lang w:val="ar_AE" w:bidi="ar_AE"/>
-        </w:rPr>
-      </w:r>
-    </w:p>
-    <w:p>
-      <w:pPr>
-        <w:bidi/>
-      </w:pPr>
-      <w:r>
-        <w:rPr>
-          <w:lang w:val="ar_AE" w:bidi="ar_AE"/>
-        </w:rPr>
-      </w:r>
-      <w:r>
-        <w:rPr>
+          <w:rtl/>
+          <w:cs/>
+          <w:lang w:val="ar_AE" w:bidi="ar_AE"/>
+        </w:rPr>
+      </w:r>
+    </w:p>
+    <w:p>
+      <w:pPr>
+        <w:bidi/>
+      </w:pPr>
+      <w:r>
+        <w:rPr>
+          <w:rtl/>
+          <w:cs/>
+          <w:lang w:val="ar_AE" w:bidi="ar_AE"/>
+        </w:rPr>
+      </w:r>
+      <w:r>
+        <w:rPr>
+          <w:rtl/>
+          <w:cs/>
           <w:lang w:val="ar_AE" w:bidi="ar_AE"/>
         </w:rPr>
         <w:t xml:space="preserve">كلمة </w:t>
@@ -4833,12 +6077,16 @@
       <w:r>
         <w:rPr>
           <w:b/>
+          <w:rtl/>
+          <w:cs/>
           <w:lang w:val="ar_AE" w:bidi="ar_AE"/>
         </w:rPr>
         <w:t>أممي</w:t>
       </w:r>
       <w:r>
         <w:rPr>
+          <w:rtl/>
+          <w:cs/>
           <w:lang w:val="ar_AE" w:bidi="ar_AE"/>
         </w:rPr>
         <w:t xml:space="preserve"> تأتى من كلمة تعني "الناس" أو "</w:t>
@@ -4846,12 +6094,16 @@
       <w:r>
         <w:rPr>
           <w:b/>
+          <w:rtl/>
+          <w:cs/>
           <w:lang w:val="ar_AE" w:bidi="ar_AE"/>
         </w:rPr>
         <w:t>الأمم</w:t>
       </w:r>
       <w:r>
         <w:rPr>
+          <w:rtl/>
+          <w:cs/>
           <w:lang w:val="ar_AE" w:bidi="ar_AE"/>
         </w:rPr>
         <w:t>".</w:t>
@@ -4863,11 +6115,15 @@
       </w:pPr>
       <w:r>
         <w:rPr>
-          <w:lang w:val="ar_AE" w:bidi="ar_AE"/>
-        </w:rPr>
-      </w:r>
-      <w:r>
-        <w:rPr>
+          <w:rtl/>
+          <w:cs/>
+          <w:lang w:val="ar_AE" w:bidi="ar_AE"/>
+        </w:rPr>
+      </w:r>
+      <w:r>
+        <w:rPr>
+          <w:rtl/>
+          <w:cs/>
           <w:lang w:val="ar_AE" w:bidi="ar_AE"/>
         </w:rPr>
         <w:t xml:space="preserve">وفي العهد القديم، كان الله قد اختار </w:t>
@@ -4875,12 +6131,16 @@
       <w:r>
         <w:rPr>
           <w:b/>
+          <w:rtl/>
+          <w:cs/>
           <w:lang w:val="ar_AE" w:bidi="ar_AE"/>
         </w:rPr>
         <w:t>بني إسرائيل</w:t>
       </w:r>
       <w:r>
         <w:rPr>
+          <w:rtl/>
+          <w:cs/>
           <w:lang w:val="ar_AE" w:bidi="ar_AE"/>
         </w:rPr>
         <w:t xml:space="preserve"> ليكونوا شعبه الخاص. وكان على بني إسرائيل أن يظلوا منفصلين عن الناس من الأمم الأخرى حتى يظلوا مكرَّسين لله. ولا ينبغي لهم أن يبدأوا في </w:t>
@@ -4888,6 +6148,8 @@
       <w:hyperlink r:id="rId52">
         <w:r>
           <w:rPr>
+            <w:rtl/>
+            <w:cs/>
             <w:lang w:val="ar_AE" w:bidi="ar_AE"/>
           </w:rPr>
           <w:rPr>
@@ -4899,6 +6161,8 @@
       </w:hyperlink>
       <w:r>
         <w:rPr>
+          <w:rtl/>
+          <w:cs/>
           <w:lang w:val="ar_AE" w:bidi="ar_AE"/>
         </w:rPr>
         <w:t xml:space="preserve"> </w:t>
@@ -4906,12 +6170,16 @@
       <w:r>
         <w:rPr>
           <w:b/>
+          <w:rtl/>
+          <w:cs/>
           <w:lang w:val="ar_AE" w:bidi="ar_AE"/>
         </w:rPr>
         <w:t>الأصنام</w:t>
       </w:r>
       <w:r>
         <w:rPr>
+          <w:rtl/>
+          <w:cs/>
           <w:lang w:val="ar_AE" w:bidi="ar_AE"/>
         </w:rPr>
         <w:t xml:space="preserve"> من الأمم الأخرى أو أن يتبعوا عاداتهم السيئة. لكن عندما قطع الله </w:t>
@@ -4919,6 +6187,8 @@
       <w:hyperlink r:id="rId53">
         <w:r>
           <w:rPr>
+            <w:rtl/>
+            <w:cs/>
             <w:lang w:val="ar_AE" w:bidi="ar_AE"/>
           </w:rPr>
           <w:rPr>
@@ -4930,6 +6200,8 @@
       </w:hyperlink>
       <w:r>
         <w:rPr>
+          <w:rtl/>
+          <w:cs/>
           <w:lang w:val="ar_AE" w:bidi="ar_AE"/>
         </w:rPr>
         <w:t xml:space="preserve"> مع </w:t>
@@ -4937,6 +6209,8 @@
       <w:hyperlink r:id="rId15">
         <w:r>
           <w:rPr>
+            <w:rtl/>
+            <w:cs/>
             <w:lang w:val="ar_AE" w:bidi="ar_AE"/>
           </w:rPr>
           <w:rPr>
@@ -4948,6 +6222,8 @@
       </w:hyperlink>
       <w:r>
         <w:rPr>
+          <w:rtl/>
+          <w:cs/>
           <w:lang w:val="ar_AE" w:bidi="ar_AE"/>
         </w:rPr>
         <w:t xml:space="preserve">، الجد الأول لبني إسرائيل، قال الله أيضًا أنه من خلال نسل إبراهيم </w:t>
@@ -4955,12 +6231,16 @@
       <w:r>
         <w:rPr>
           <w:b/>
+          <w:rtl/>
+          <w:cs/>
           <w:lang w:val="ar_AE" w:bidi="ar_AE"/>
         </w:rPr>
         <w:t>سيتبارَك</w:t>
       </w:r>
       <w:r>
         <w:rPr>
+          <w:rtl/>
+          <w:cs/>
           <w:lang w:val="ar_AE" w:bidi="ar_AE"/>
         </w:rPr>
         <w:t xml:space="preserve"> </w:t>
@@ -4968,12 +6248,16 @@
       <w:r>
         <w:rPr>
           <w:b/>
+          <w:rtl/>
+          <w:cs/>
           <w:lang w:val="ar_AE" w:bidi="ar_AE"/>
         </w:rPr>
         <w:t>جميع</w:t>
       </w:r>
       <w:r>
         <w:rPr>
+          <w:rtl/>
+          <w:cs/>
           <w:lang w:val="ar_AE" w:bidi="ar_AE"/>
         </w:rPr>
         <w:t xml:space="preserve"> شعوب العالم. فإن الله كان يهتم بجميع الناس، وليس فقط ببني إسرائيل، الذين كانوا يُدعون أيضًا </w:t>
@@ -4981,12 +6265,16 @@
       <w:r>
         <w:rPr>
           <w:b/>
+          <w:rtl/>
+          <w:cs/>
           <w:lang w:val="ar_AE" w:bidi="ar_AE"/>
         </w:rPr>
         <w:t>اليهود</w:t>
       </w:r>
       <w:r>
         <w:rPr>
+          <w:rtl/>
+          <w:cs/>
           <w:lang w:val="ar_AE" w:bidi="ar_AE"/>
         </w:rPr>
         <w:t xml:space="preserve">. </w:t>
@@ -4998,11 +6286,15 @@
       </w:pPr>
       <w:r>
         <w:rPr>
-          <w:lang w:val="ar_AE" w:bidi="ar_AE"/>
-        </w:rPr>
-      </w:r>
-      <w:r>
-        <w:rPr>
+          <w:rtl/>
+          <w:cs/>
+          <w:lang w:val="ar_AE" w:bidi="ar_AE"/>
+        </w:rPr>
+      </w:r>
+      <w:r>
+        <w:rPr>
+          <w:rtl/>
+          <w:cs/>
           <w:lang w:val="ar_AE" w:bidi="ar_AE"/>
         </w:rPr>
         <w:t xml:space="preserve">لكن بمرور الوقت، أصبح بنو إسرائيل فخورين بوضعهم الخاص وينظرون باحتقار إلى الآخرين الذين ليسوا يهودًا. وصارت كلمة أممي تعني شيئًا سلبيًا – شخص سيئ، شخص يجب أن تبتعد عنه. وفي زمن يسوع، كان الرومان يحكمون أمة إسرائيل. ولذلك كان العديد من الأشخاص الذين ليسوا يهودًا يعيشون أيضًا في إسرائيل. كل هؤلاء الناس كانوا يُدعون أممًا. وكان على اليهود أن يتعاونوا إلى حد ما مع هؤلاء الأمم، لكنهم لم يكونوا ودودين معهم. وكان اليهود صارمين بشدة في منع الأمم من دخول منطقة </w:t>
@@ -5010,6 +6302,8 @@
       <w:hyperlink r:id="rId46">
         <w:r>
           <w:rPr>
+            <w:rtl/>
+            <w:cs/>
             <w:lang w:val="ar_AE" w:bidi="ar_AE"/>
           </w:rPr>
           <w:rPr>
@@ -5021,6 +6315,8 @@
       </w:hyperlink>
       <w:r>
         <w:rPr>
+          <w:rtl/>
+          <w:cs/>
           <w:lang w:val="ar_AE" w:bidi="ar_AE"/>
         </w:rPr>
         <w:t xml:space="preserve">، ولم يكن اليهود يأكلون أبدًا مع الأمم أو يدخلون إلى بيت شخص أممي. كما كان اليهود </w:t>
@@ -5028,12 +6324,16 @@
       <w:r>
         <w:rPr>
           <w:b/>
+          <w:rtl/>
+          <w:cs/>
           <w:lang w:val="ar_AE" w:bidi="ar_AE"/>
         </w:rPr>
         <w:t>يعتقدون</w:t>
       </w:r>
       <w:r>
         <w:rPr>
+          <w:rtl/>
+          <w:cs/>
           <w:lang w:val="ar_AE" w:bidi="ar_AE"/>
         </w:rPr>
         <w:t xml:space="preserve"> أن التعامل مع الأمم سيجعلهم "</w:t>
@@ -5041,12 +6341,16 @@
       <w:r>
         <w:rPr>
           <w:b/>
+          <w:rtl/>
+          <w:cs/>
           <w:lang w:val="ar_AE" w:bidi="ar_AE"/>
         </w:rPr>
         <w:t>نجسين</w:t>
       </w:r>
       <w:r>
         <w:rPr>
+          <w:rtl/>
+          <w:cs/>
           <w:lang w:val="ar_AE" w:bidi="ar_AE"/>
         </w:rPr>
         <w:t>" - أو غير لائقين لعبادة الله.</w:t>
@@ -5058,11 +6362,15 @@
       </w:pPr>
       <w:r>
         <w:rPr>
-          <w:lang w:val="ar_AE" w:bidi="ar_AE"/>
-        </w:rPr>
-      </w:r>
-      <w:r>
-        <w:rPr>
+          <w:rtl/>
+          <w:cs/>
+          <w:lang w:val="ar_AE" w:bidi="ar_AE"/>
+        </w:rPr>
+      </w:r>
+      <w:r>
+        <w:rPr>
+          <w:rtl/>
+          <w:cs/>
           <w:lang w:val="ar_AE" w:bidi="ar_AE"/>
         </w:rPr>
         <w:t>وأحيانًا بدلًا من كلمة أممي، نجد كلمة "</w:t>
@@ -5070,33 +6378,43 @@
       <w:r>
         <w:rPr>
           <w:b/>
+          <w:rtl/>
+          <w:cs/>
           <w:lang w:val="ar_AE" w:bidi="ar_AE"/>
         </w:rPr>
         <w:t>يوناني</w:t>
       </w:r>
       <w:r>
         <w:rPr>
+          <w:rtl/>
+          <w:cs/>
           <w:lang w:val="ar_AE" w:bidi="ar_AE"/>
         </w:rPr>
         <w:t>". واليوناني هو شخص ينتمي إلى بلد اليونان، لكن مع مرور الوقت بدأت هذه الكلمة تعني أي شخص يتبنى الثقافة اليونانية. ولن يتبنّى اليهودي التقي الثقافة اليونانية، لأن ذلك ينطوي على عبادة الأصنام. لذلك فإن كلمة يوناني بدأت تُستخدم للإشارة إلى أي شخص ليس يهوديًا، حتى لو لم يكن هذا الشخص قد أتى من اليونان. وهكذا، فإن كلمتي "يوناني" و "أممي" يمكن أن تعنيان أحيانًا نفس الشيء.</w:t>
       </w:r>
       <w:r>
         <w:rPr>
-          <w:lang w:val="ar_AE" w:bidi="ar_AE"/>
-        </w:rPr>
-      </w:r>
-      <w:r>
-        <w:rPr>
-          <w:lang w:val="ar_AE" w:bidi="ar_AE"/>
-        </w:rPr>
-      </w:r>
-    </w:p>
-    <w:p>
-      <w:pPr>
-        <w:bidi/>
-      </w:pPr>
-      <w:r>
-        <w:rPr>
+          <w:rtl/>
+          <w:cs/>
+          <w:lang w:val="ar_AE" w:bidi="ar_AE"/>
+        </w:rPr>
+      </w:r>
+      <w:r>
+        <w:rPr>
+          <w:rtl/>
+          <w:cs/>
+          <w:lang w:val="ar_AE" w:bidi="ar_AE"/>
+        </w:rPr>
+      </w:r>
+    </w:p>
+    <w:p>
+      <w:pPr>
+        <w:bidi/>
+      </w:pPr>
+      <w:r>
+        <w:rPr>
+          <w:rtl/>
+          <w:cs/>
           <w:lang w:val="ar_AE" w:bidi="ar_AE"/>
         </w:rPr>
       </w:r>
@@ -5108,27 +6426,35 @@
       </w:pPr>
       <w:r>
         <w:rPr>
+          <w:rtl/>
+          <w:cs/>
           <w:lang w:val="ar_AE" w:bidi="ar_AE"/>
         </w:rPr>
         <w:t>أنا هو (أهيه)</w:t>
       </w:r>
       <w:r>
         <w:rPr>
-          <w:lang w:val="ar_AE" w:bidi="ar_AE"/>
-        </w:rPr>
-      </w:r>
-    </w:p>
-    <w:p>
-      <w:pPr>
-        <w:bidi/>
-      </w:pPr>
-      <w:r>
-        <w:rPr>
-          <w:lang w:val="ar_AE" w:bidi="ar_AE"/>
-        </w:rPr>
-      </w:r>
-      <w:r>
-        <w:rPr>
+          <w:rtl/>
+          <w:cs/>
+          <w:lang w:val="ar_AE" w:bidi="ar_AE"/>
+        </w:rPr>
+      </w:r>
+    </w:p>
+    <w:p>
+      <w:pPr>
+        <w:bidi/>
+      </w:pPr>
+      <w:r>
+        <w:rPr>
+          <w:rtl/>
+          <w:cs/>
+          <w:lang w:val="ar_AE" w:bidi="ar_AE"/>
+        </w:rPr>
+      </w:r>
+      <w:r>
+        <w:rPr>
+          <w:rtl/>
+          <w:cs/>
           <w:lang w:val="ar_AE" w:bidi="ar_AE"/>
         </w:rPr>
         <w:t>في العهد القديم، عندما دعا الله موسى، سأل موسى الله عن اسمه. فأجابه الله: "أنا هو الذي أنا هو" أو "أهيه الذي أهيه". أو، يمكن أن يقصد الله أيضًا "أنا هو الذي أكونه". وفي اللغة العبرية، وهي لغة العهد القديم، هذه الإجابة من الله كانت تنطق مثل "</w:t>
@@ -5136,6 +6462,8 @@
       <w:hyperlink r:id="rId14">
         <w:r>
           <w:rPr>
+            <w:rtl/>
+            <w:cs/>
             <w:lang w:val="ar_AE" w:bidi="ar_AE"/>
           </w:rPr>
           <w:rPr>
@@ -5147,27 +6475,35 @@
       </w:hyperlink>
       <w:r>
         <w:rPr>
+          <w:rtl/>
+          <w:cs/>
           <w:lang w:val="ar_AE" w:bidi="ar_AE"/>
         </w:rPr>
         <w:t>". وقد صارت كلمة "يهوه" الاسم الذي استخدمه بنو إسرائيل للإشارة إلى الله. وكلما يسمع بنو إسرائيل عبارة "أنا هو"، كانوا يتذكّرون هذا الاسم الذي يُشير إلى الله. وفي العهد الجديد، قال يسوع للناس: "أنه قبل أن يكون إبراهيم، هو كائن". وربما كان اليهود الذين سمعوا هذا قد فكروا في اسم يهوه. ولعلهم أدركوا أن يسوع كان يُخبر الناس أنه هو نفسه الله. هناك أماكن أخرى أيضًا تحدث فيها يسوع عن نفسه قائلًا: "أنا هو...". على سبيل المثال، يقول يسوع: "أنا هو الطريق"، أو "أنا هو خبز الحياة". ومن المحتمل أنه في كل مرة قال فيها يسوع: "أنا هو"، كان يلمِح إلى الناس أنه هو الله.</w:t>
       </w:r>
       <w:r>
         <w:rPr>
-          <w:lang w:val="ar_AE" w:bidi="ar_AE"/>
-        </w:rPr>
-      </w:r>
-      <w:r>
-        <w:rPr>
-          <w:lang w:val="ar_AE" w:bidi="ar_AE"/>
-        </w:rPr>
-      </w:r>
-    </w:p>
-    <w:p>
-      <w:pPr>
-        <w:bidi/>
-      </w:pPr>
-      <w:r>
-        <w:rPr>
+          <w:rtl/>
+          <w:cs/>
+          <w:lang w:val="ar_AE" w:bidi="ar_AE"/>
+        </w:rPr>
+      </w:r>
+      <w:r>
+        <w:rPr>
+          <w:rtl/>
+          <w:cs/>
+          <w:lang w:val="ar_AE" w:bidi="ar_AE"/>
+        </w:rPr>
+      </w:r>
+    </w:p>
+    <w:p>
+      <w:pPr>
+        <w:bidi/>
+      </w:pPr>
+      <w:r>
+        <w:rPr>
+          <w:rtl/>
+          <w:cs/>
           <w:lang w:val="ar_AE" w:bidi="ar_AE"/>
         </w:rPr>
       </w:r>
@@ -5179,27 +6515,35 @@
       </w:pPr>
       <w:r>
         <w:rPr>
+          <w:rtl/>
+          <w:cs/>
           <w:lang w:val="ar_AE" w:bidi="ar_AE"/>
         </w:rPr>
         <w:t>إنجيل (بشارة)</w:t>
       </w:r>
       <w:r>
         <w:rPr>
-          <w:lang w:val="ar_AE" w:bidi="ar_AE"/>
-        </w:rPr>
-      </w:r>
-    </w:p>
-    <w:p>
-      <w:pPr>
-        <w:bidi/>
-      </w:pPr>
-      <w:r>
-        <w:rPr>
-          <w:lang w:val="ar_AE" w:bidi="ar_AE"/>
-        </w:rPr>
-      </w:r>
-      <w:r>
-        <w:rPr>
+          <w:rtl/>
+          <w:cs/>
+          <w:lang w:val="ar_AE" w:bidi="ar_AE"/>
+        </w:rPr>
+      </w:r>
+    </w:p>
+    <w:p>
+      <w:pPr>
+        <w:bidi/>
+      </w:pPr>
+      <w:r>
+        <w:rPr>
+          <w:rtl/>
+          <w:cs/>
+          <w:lang w:val="ar_AE" w:bidi="ar_AE"/>
+        </w:rPr>
+      </w:r>
+      <w:r>
+        <w:rPr>
+          <w:rtl/>
+          <w:cs/>
           <w:lang w:val="ar_AE" w:bidi="ar_AE"/>
         </w:rPr>
         <w:t xml:space="preserve">إن كلمة </w:t>
@@ -5207,12 +6551,16 @@
       <w:r>
         <w:rPr>
           <w:b/>
+          <w:rtl/>
+          <w:cs/>
           <w:lang w:val="ar_AE" w:bidi="ar_AE"/>
         </w:rPr>
         <w:t>إنجيل</w:t>
       </w:r>
       <w:r>
         <w:rPr>
+          <w:rtl/>
+          <w:cs/>
           <w:lang w:val="ar_AE" w:bidi="ar_AE"/>
         </w:rPr>
         <w:t xml:space="preserve"> هي ترجمة لكلمة </w:t>
@@ -5220,12 +6568,16 @@
       <w:r>
         <w:rPr>
           <w:b/>
+          <w:rtl/>
+          <w:cs/>
           <w:lang w:val="ar_AE" w:bidi="ar_AE"/>
         </w:rPr>
         <w:t>يونانية</w:t>
       </w:r>
       <w:r>
         <w:rPr>
+          <w:rtl/>
+          <w:cs/>
           <w:lang w:val="ar_AE" w:bidi="ar_AE"/>
         </w:rPr>
         <w:t xml:space="preserve"> تعني حرفيًا "الأخبار السارة". و</w:t>
@@ -5233,6 +6585,8 @@
       <w:hyperlink r:id="rId43">
         <w:r>
           <w:rPr>
+            <w:rtl/>
+            <w:cs/>
             <w:lang w:val="ar_AE" w:bidi="ar_AE"/>
           </w:rPr>
           <w:rPr>
@@ -5244,6 +6598,8 @@
       </w:hyperlink>
       <w:r>
         <w:rPr>
+          <w:rtl/>
+          <w:cs/>
           <w:lang w:val="ar_AE" w:bidi="ar_AE"/>
         </w:rPr>
         <w:t xml:space="preserve"> في الكتاب المُقدَّس هي أن الله رتب طريقة لخلاص الناس. وفي العهد الجديد، أصبح واضحًا أن الطريقة التي يُخلّص بها الله شعبه هي من خلال موت يسوع و</w:t>
@@ -5251,6 +6607,8 @@
       <w:hyperlink r:id="rId37">
         <w:r>
           <w:rPr>
+            <w:rtl/>
+            <w:cs/>
             <w:lang w:val="ar_AE" w:bidi="ar_AE"/>
           </w:rPr>
           <w:rPr>
@@ -5262,6 +6620,8 @@
       </w:hyperlink>
       <w:r>
         <w:rPr>
+          <w:rtl/>
+          <w:cs/>
           <w:lang w:val="ar_AE" w:bidi="ar_AE"/>
         </w:rPr>
         <w:t>. وفي سفر أعمال الرسل وفي الرسائل، عندما كان الناس "يكرزون بالإنجيل"، فإنهم كانوا يُخبرون الآخرين بالأخبار السارة، أي أنهم يمكن أن ينالوا الخلاص إذا آمنوا بيسوع.</w:t>
@@ -5273,11 +6633,15 @@
       </w:pPr>
       <w:r>
         <w:rPr>
-          <w:lang w:val="ar_AE" w:bidi="ar_AE"/>
-        </w:rPr>
-      </w:r>
-      <w:r>
-        <w:rPr>
+          <w:rtl/>
+          <w:cs/>
+          <w:lang w:val="ar_AE" w:bidi="ar_AE"/>
+        </w:rPr>
+      </w:r>
+      <w:r>
+        <w:rPr>
+          <w:rtl/>
+          <w:cs/>
           <w:lang w:val="ar_AE" w:bidi="ar_AE"/>
         </w:rPr>
         <w:t xml:space="preserve">وفي الجزء من الكتاب المُقدَّس الذي يتحدث عن حياة يسوع – أسفار متّى ومرقس ولوقا ويوحنا – نسمع أيضًا أحيانًا عن الإنجيل أو عن "الأخبار السارة الخاصة بالملكوت". في ذلك الوقت، لم يكن يسوع قد مات بعد ليُخلّص الناس. فالأخبار السارة هنا تعني أن </w:t>
@@ -5285,6 +6649,8 @@
       <w:hyperlink r:id="rId38">
         <w:r>
           <w:rPr>
+            <w:rtl/>
+            <w:cs/>
             <w:lang w:val="ar_AE" w:bidi="ar_AE"/>
           </w:rPr>
           <w:rPr>
@@ -5296,6 +6662,8 @@
       </w:hyperlink>
       <w:r>
         <w:rPr>
+          <w:rtl/>
+          <w:cs/>
           <w:lang w:val="ar_AE" w:bidi="ar_AE"/>
         </w:rPr>
         <w:t xml:space="preserve"> كان على وشك أن يبدأ، أو أنه قد بدأ بالفعل. ولقد أخبر يسوع الناس أن الله كان سيملك على الأرض كلها، وأنه قريبًا سيؤسس ملكوته إلى الأبد. وحتى ذلك الحين، كان على الناس أن يسلكوا بالفعل كمواطنين في هذا الملكوت، وأن يعدوا أنفسهم لاستقبال الله. فالأخبار السارة هي أن الله يحكم، وأنه من الآن يمكننا أن نكون أعضاء في ملكوته! ثم بعد أن مات يسوع ليُخَلِّصنا، أصبح الناس الذين يؤمنون بيسوع جزءًا من ملكوت الله.</w:t>
@@ -5307,11 +6675,15 @@
       </w:pPr>
       <w:r>
         <w:rPr>
-          <w:lang w:val="ar_AE" w:bidi="ar_AE"/>
-        </w:rPr>
-      </w:r>
-      <w:r>
-        <w:rPr>
+          <w:rtl/>
+          <w:cs/>
+          <w:lang w:val="ar_AE" w:bidi="ar_AE"/>
+        </w:rPr>
+      </w:r>
+      <w:r>
+        <w:rPr>
+          <w:rtl/>
+          <w:cs/>
           <w:lang w:val="ar_AE" w:bidi="ar_AE"/>
         </w:rPr>
         <w:t xml:space="preserve">وفي </w:t>
@@ -5319,6 +6691,8 @@
       <w:hyperlink r:id="rId39">
         <w:r>
           <w:rPr>
+            <w:rtl/>
+            <w:cs/>
             <w:lang w:val="ar_AE" w:bidi="ar_AE"/>
           </w:rPr>
           <w:rPr>
@@ -5330,27 +6704,35 @@
       </w:hyperlink>
       <w:r>
         <w:rPr>
+          <w:rtl/>
+          <w:cs/>
           <w:lang w:val="ar_AE" w:bidi="ar_AE"/>
         </w:rPr>
         <w:t>، نستخدم غالبًا مصطلح "الأناجيل" للحديث عن الأسفار الأربعة في العهد الجديد التي تخبرنا عن حياة يسوع: أسفار متّى، مرقس، لوقا، ويوحنا. وعندما نتحدث عن واحد فقط من هذه الأسفار، فإننا غالبًا ما نقول "إنجيل متّى"، أو "إنجيل مرقس". وهذا يعني أنه عندما نقول على سبيل المثال: "إنجيل متّى"، فنحن نعني سفر متّى كُلََّه.</w:t>
       </w:r>
       <w:r>
         <w:rPr>
-          <w:lang w:val="ar_AE" w:bidi="ar_AE"/>
-        </w:rPr>
-      </w:r>
-      <w:r>
-        <w:rPr>
-          <w:lang w:val="ar_AE" w:bidi="ar_AE"/>
-        </w:rPr>
-      </w:r>
-    </w:p>
-    <w:p>
-      <w:pPr>
-        <w:bidi/>
-      </w:pPr>
-      <w:r>
-        <w:rPr>
+          <w:rtl/>
+          <w:cs/>
+          <w:lang w:val="ar_AE" w:bidi="ar_AE"/>
+        </w:rPr>
+      </w:r>
+      <w:r>
+        <w:rPr>
+          <w:rtl/>
+          <w:cs/>
+          <w:lang w:val="ar_AE" w:bidi="ar_AE"/>
+        </w:rPr>
+      </w:r>
+    </w:p>
+    <w:p>
+      <w:pPr>
+        <w:bidi/>
+      </w:pPr>
+      <w:r>
+        <w:rPr>
+          <w:rtl/>
+          <w:cs/>
           <w:lang w:val="ar_AE" w:bidi="ar_AE"/>
         </w:rPr>
       </w:r>
@@ -5362,27 +6744,35 @@
       </w:pPr>
       <w:r>
         <w:rPr>
+          <w:rtl/>
+          <w:cs/>
           <w:lang w:val="ar_AE" w:bidi="ar_AE"/>
         </w:rPr>
         <w:t>أهل بيت (أسرة)</w:t>
       </w:r>
       <w:r>
         <w:rPr>
-          <w:lang w:val="ar_AE" w:bidi="ar_AE"/>
-        </w:rPr>
-      </w:r>
-    </w:p>
-    <w:p>
-      <w:pPr>
-        <w:bidi/>
-      </w:pPr>
-      <w:r>
-        <w:rPr>
-          <w:lang w:val="ar_AE" w:bidi="ar_AE"/>
-        </w:rPr>
-      </w:r>
-      <w:r>
-        <w:rPr>
+          <w:rtl/>
+          <w:cs/>
+          <w:lang w:val="ar_AE" w:bidi="ar_AE"/>
+        </w:rPr>
+      </w:r>
+    </w:p>
+    <w:p>
+      <w:pPr>
+        <w:bidi/>
+      </w:pPr>
+      <w:r>
+        <w:rPr>
+          <w:rtl/>
+          <w:cs/>
+          <w:lang w:val="ar_AE" w:bidi="ar_AE"/>
+        </w:rPr>
+      </w:r>
+      <w:r>
+        <w:rPr>
+          <w:rtl/>
+          <w:cs/>
           <w:lang w:val="ar_AE" w:bidi="ar_AE"/>
         </w:rPr>
         <w:t xml:space="preserve">في الكتاب المُقدَّس، مصطلح </w:t>
@@ -5390,12 +6780,16 @@
       <w:r>
         <w:rPr>
           <w:b/>
+          <w:rtl/>
+          <w:cs/>
           <w:lang w:val="ar_AE" w:bidi="ar_AE"/>
         </w:rPr>
         <w:t>أهل البيت</w:t>
       </w:r>
       <w:r>
         <w:rPr>
+          <w:rtl/>
+          <w:cs/>
           <w:lang w:val="ar_AE" w:bidi="ar_AE"/>
         </w:rPr>
         <w:t xml:space="preserve"> يشير إلى جميع الناس الذين يعيشون معًا في </w:t>
@@ -5403,12 +6797,16 @@
       <w:r>
         <w:rPr>
           <w:b/>
+          <w:rtl/>
+          <w:cs/>
           <w:lang w:val="ar_AE" w:bidi="ar_AE"/>
         </w:rPr>
         <w:t>بيت</w:t>
       </w:r>
       <w:r>
         <w:rPr>
+          <w:rtl/>
+          <w:cs/>
           <w:lang w:val="ar_AE" w:bidi="ar_AE"/>
         </w:rPr>
         <w:t xml:space="preserve"> واحد. وكان الأب عادةً هو رأس أهل البيت (الأسرة). وكان أهل البيت يشملون زوجته، وأبناءه، وبناته غير المتزوجات، وأي أبناء متزوجين ونساءهم وأطفالهم. وقد يكون هناك أقارب آخرون يعيشون معهم أيضًا. وإذا كان للعائلة </w:t>
@@ -5416,12 +6814,16 @@
       <w:r>
         <w:rPr>
           <w:b/>
+          <w:rtl/>
+          <w:cs/>
           <w:lang w:val="ar_AE" w:bidi="ar_AE"/>
         </w:rPr>
         <w:t>خدم</w:t>
       </w:r>
       <w:r>
         <w:rPr>
+          <w:rtl/>
+          <w:cs/>
           <w:lang w:val="ar_AE" w:bidi="ar_AE"/>
         </w:rPr>
         <w:t xml:space="preserve"> أو </w:t>
@@ -5429,12 +6831,16 @@
       <w:r>
         <w:rPr>
           <w:b/>
+          <w:rtl/>
+          <w:cs/>
           <w:lang w:val="ar_AE" w:bidi="ar_AE"/>
         </w:rPr>
         <w:t>عبيد</w:t>
       </w:r>
       <w:r>
         <w:rPr>
+          <w:rtl/>
+          <w:cs/>
           <w:lang w:val="ar_AE" w:bidi="ar_AE"/>
         </w:rPr>
         <w:t xml:space="preserve">، فإنهم يُعتبرون أيضًا من أهل البيت. </w:t>
@@ -5446,11 +6852,15 @@
       </w:pPr>
       <w:r>
         <w:rPr>
-          <w:lang w:val="ar_AE" w:bidi="ar_AE"/>
-        </w:rPr>
-      </w:r>
-      <w:r>
-        <w:rPr>
+          <w:rtl/>
+          <w:cs/>
+          <w:lang w:val="ar_AE" w:bidi="ar_AE"/>
+        </w:rPr>
+      </w:r>
+      <w:r>
+        <w:rPr>
+          <w:rtl/>
+          <w:cs/>
           <w:lang w:val="ar_AE" w:bidi="ar_AE"/>
         </w:rPr>
         <w:t>واستخدم الناس كلمة "بيت" بدلًا من "أهل البيت". فإذا قال شخص ما: "أنا وبيتي"، فإنه كان يقصد "أنا وجميع الناس الذين في بيتي".</w:t>
@@ -5462,11 +6872,15 @@
       </w:pPr>
       <w:r>
         <w:rPr>
-          <w:lang w:val="ar_AE" w:bidi="ar_AE"/>
-        </w:rPr>
-      </w:r>
-      <w:r>
-        <w:rPr>
+          <w:rtl/>
+          <w:cs/>
+          <w:lang w:val="ar_AE" w:bidi="ar_AE"/>
+        </w:rPr>
+      </w:r>
+      <w:r>
+        <w:rPr>
+          <w:rtl/>
+          <w:cs/>
           <w:lang w:val="ar_AE" w:bidi="ar_AE"/>
         </w:rPr>
         <w:t xml:space="preserve">كما كان بإمكان الناس استخدام كلمة أهل البيت، أو بيت، للإشارة إلى مجموعة كبيرة من الناس الذين لا يعيشون في البيت نفسه، لكن لديهم شيء مشترك. على سبيل المثال، يُدعى </w:t>
@@ -5474,33 +6888,43 @@
       <w:r>
         <w:rPr>
           <w:b/>
+          <w:rtl/>
+          <w:cs/>
           <w:lang w:val="ar_AE" w:bidi="ar_AE"/>
         </w:rPr>
         <w:t>بنو إسرائيل</w:t>
       </w:r>
       <w:r>
         <w:rPr>
+          <w:rtl/>
+          <w:cs/>
           <w:lang w:val="ar_AE" w:bidi="ar_AE"/>
         </w:rPr>
         <w:t xml:space="preserve"> أحيانًا "بيت إسرائيل".</w:t>
       </w:r>
       <w:r>
         <w:rPr>
-          <w:lang w:val="ar_AE" w:bidi="ar_AE"/>
-        </w:rPr>
-      </w:r>
-      <w:r>
-        <w:rPr>
-          <w:lang w:val="ar_AE" w:bidi="ar_AE"/>
-        </w:rPr>
-      </w:r>
-    </w:p>
-    <w:p>
-      <w:pPr>
-        <w:bidi/>
-      </w:pPr>
-      <w:r>
-        <w:rPr>
+          <w:rtl/>
+          <w:cs/>
+          <w:lang w:val="ar_AE" w:bidi="ar_AE"/>
+        </w:rPr>
+      </w:r>
+      <w:r>
+        <w:rPr>
+          <w:rtl/>
+          <w:cs/>
+          <w:lang w:val="ar_AE" w:bidi="ar_AE"/>
+        </w:rPr>
+      </w:r>
+    </w:p>
+    <w:p>
+      <w:pPr>
+        <w:bidi/>
+      </w:pPr>
+      <w:r>
+        <w:rPr>
+          <w:rtl/>
+          <w:cs/>
           <w:lang w:val="ar_AE" w:bidi="ar_AE"/>
         </w:rPr>
       </w:r>
@@ -5512,34 +6936,44 @@
       </w:pPr>
       <w:r>
         <w:rPr>
+          <w:rtl/>
+          <w:cs/>
           <w:lang w:val="ar_AE" w:bidi="ar_AE"/>
         </w:rPr>
         <w:t>أورشليم</w:t>
       </w:r>
       <w:r>
         <w:rPr>
-          <w:lang w:val="ar_AE" w:bidi="ar_AE"/>
-        </w:rPr>
-      </w:r>
-    </w:p>
-    <w:p>
-      <w:pPr>
-        <w:bidi/>
-      </w:pPr>
-      <w:r>
-        <w:rPr>
+          <w:rtl/>
+          <w:cs/>
+          <w:lang w:val="ar_AE" w:bidi="ar_AE"/>
+        </w:rPr>
+      </w:r>
+    </w:p>
+    <w:p>
+      <w:pPr>
+        <w:bidi/>
+      </w:pPr>
+      <w:r>
+        <w:rPr>
+          <w:rtl/>
+          <w:cs/>
           <w:lang w:val="ar_AE" w:bidi="ar_AE"/>
         </w:rPr>
       </w:r>
       <w:r>
         <w:rPr>
           <w:b/>
+          <w:rtl/>
+          <w:cs/>
           <w:lang w:val="ar_AE" w:bidi="ar_AE"/>
         </w:rPr>
         <w:t>أورشليم</w:t>
       </w:r>
       <w:r>
         <w:rPr>
+          <w:rtl/>
+          <w:cs/>
           <w:lang w:val="ar_AE" w:bidi="ar_AE"/>
         </w:rPr>
         <w:t xml:space="preserve"> هو اسم المدينة الأكثر أهمية عند الشعب </w:t>
@@ -5547,12 +6981,16 @@
       <w:r>
         <w:rPr>
           <w:b/>
+          <w:rtl/>
+          <w:cs/>
           <w:lang w:val="ar_AE" w:bidi="ar_AE"/>
         </w:rPr>
         <w:t>اليهودي</w:t>
       </w:r>
       <w:r>
         <w:rPr>
+          <w:rtl/>
+          <w:cs/>
           <w:lang w:val="ar_AE" w:bidi="ar_AE"/>
         </w:rPr>
         <w:t xml:space="preserve">. وقد كان </w:t>
@@ -5560,6 +6998,8 @@
       <w:hyperlink r:id="rId46">
         <w:r>
           <w:rPr>
+            <w:rtl/>
+            <w:cs/>
             <w:lang w:val="ar_AE" w:bidi="ar_AE"/>
           </w:rPr>
           <w:rPr>
@@ -5571,6 +7011,8 @@
       </w:hyperlink>
       <w:r>
         <w:rPr>
+          <w:rtl/>
+          <w:cs/>
           <w:lang w:val="ar_AE" w:bidi="ar_AE"/>
         </w:rPr>
         <w:t xml:space="preserve"> الله، حيث كان اليهود </w:t>
@@ -5578,12 +7020,16 @@
       <w:r>
         <w:rPr>
           <w:b/>
+          <w:rtl/>
+          <w:cs/>
           <w:lang w:val="ar_AE" w:bidi="ar_AE"/>
         </w:rPr>
         <w:t>يعبدون</w:t>
       </w:r>
       <w:r>
         <w:rPr>
+          <w:rtl/>
+          <w:cs/>
           <w:lang w:val="ar_AE" w:bidi="ar_AE"/>
         </w:rPr>
         <w:t xml:space="preserve"> الله، في أورشليم. وكان اليهود يسافرون إلى أورشليم عدة مرات في السنة للاحتفال بأعياد مهمة في الهيكل. وقد اجتمعت المحكمة الدينية اليهودية، </w:t>
@@ -5591,6 +7037,8 @@
       <w:hyperlink r:id="rId54">
         <w:r>
           <w:rPr>
+            <w:rtl/>
+            <w:cs/>
             <w:lang w:val="ar_AE" w:bidi="ar_AE"/>
           </w:rPr>
           <w:rPr>
@@ -5602,6 +7050,8 @@
       </w:hyperlink>
       <w:r>
         <w:rPr>
+          <w:rtl/>
+          <w:cs/>
           <w:lang w:val="ar_AE" w:bidi="ar_AE"/>
         </w:rPr>
         <w:t xml:space="preserve">، أيضًا في أورشليم. </w:t>
@@ -5613,11 +7063,15 @@
       </w:pPr>
       <w:r>
         <w:rPr>
-          <w:lang w:val="ar_AE" w:bidi="ar_AE"/>
-        </w:rPr>
-      </w:r>
-      <w:r>
-        <w:rPr>
+          <w:rtl/>
+          <w:cs/>
+          <w:lang w:val="ar_AE" w:bidi="ar_AE"/>
+        </w:rPr>
+      </w:r>
+      <w:r>
+        <w:rPr>
+          <w:rtl/>
+          <w:cs/>
           <w:lang w:val="ar_AE" w:bidi="ar_AE"/>
         </w:rPr>
         <w:t xml:space="preserve">وقبل حوالي ألف عام من ميلاد يسوع، أسس الملك </w:t>
@@ -5625,6 +7079,8 @@
       <w:hyperlink r:id="rId34">
         <w:r>
           <w:rPr>
+            <w:rtl/>
+            <w:cs/>
             <w:lang w:val="ar_AE" w:bidi="ar_AE"/>
           </w:rPr>
           <w:rPr>
@@ -5636,6 +7092,8 @@
       </w:hyperlink>
       <w:r>
         <w:rPr>
+          <w:rtl/>
+          <w:cs/>
           <w:lang w:val="ar_AE" w:bidi="ar_AE"/>
         </w:rPr>
         <w:t xml:space="preserve"> مدينة أورشليم كعاصمة </w:t>
@@ -5643,6 +7101,8 @@
       <w:hyperlink r:id="rId19">
         <w:r>
           <w:rPr>
+            <w:rtl/>
+            <w:cs/>
             <w:lang w:val="ar_AE" w:bidi="ar_AE"/>
           </w:rPr>
           <w:rPr>
@@ -5654,6 +7114,8 @@
       </w:hyperlink>
       <w:r>
         <w:rPr>
+          <w:rtl/>
+          <w:cs/>
           <w:lang w:val="ar_AE" w:bidi="ar_AE"/>
         </w:rPr>
         <w:t xml:space="preserve">. وبعد حوالي 500 عام، دمر أعداء </w:t>
@@ -5661,12 +7123,16 @@
       <w:r>
         <w:rPr>
           <w:b/>
+          <w:rtl/>
+          <w:cs/>
           <w:lang w:val="ar_AE" w:bidi="ar_AE"/>
         </w:rPr>
         <w:t>بني إسرائيل</w:t>
       </w:r>
       <w:r>
         <w:rPr>
+          <w:rtl/>
+          <w:cs/>
           <w:lang w:val="ar_AE" w:bidi="ar_AE"/>
         </w:rPr>
         <w:t xml:space="preserve"> المدينة، لكن بني إسرائيل أعادوا بنائها مرة أخرى. وقد أحب الشعب اليهودي مدينة أورشليم كثيرًا.</w:t>
@@ -5678,11 +7144,15 @@
       </w:pPr>
       <w:r>
         <w:rPr>
-          <w:lang w:val="ar_AE" w:bidi="ar_AE"/>
-        </w:rPr>
-      </w:r>
-      <w:r>
-        <w:rPr>
+          <w:rtl/>
+          <w:cs/>
+          <w:lang w:val="ar_AE" w:bidi="ar_AE"/>
+        </w:rPr>
+      </w:r>
+      <w:r>
+        <w:rPr>
+          <w:rtl/>
+          <w:cs/>
           <w:lang w:val="ar_AE" w:bidi="ar_AE"/>
         </w:rPr>
         <w:t xml:space="preserve">وكانت أورشليم جزءًا من مقاطعة تُدعى </w:t>
@@ -5690,6 +7160,8 @@
       <w:hyperlink r:id="rId55">
         <w:r>
           <w:rPr>
+            <w:rtl/>
+            <w:cs/>
             <w:lang w:val="ar_AE" w:bidi="ar_AE"/>
           </w:rPr>
           <w:rPr>
@@ -5701,6 +7173,8 @@
       </w:hyperlink>
       <w:r>
         <w:rPr>
+          <w:rtl/>
+          <w:cs/>
           <w:lang w:val="ar_AE" w:bidi="ar_AE"/>
         </w:rPr>
         <w:t>. وقد بُنيت أورشليم على جبل. لذلك كان الناس يقولون دائمًا أنهم "</w:t>
@@ -5708,33 +7182,43 @@
       <w:r>
         <w:rPr>
           <w:b/>
+          <w:rtl/>
+          <w:cs/>
           <w:lang w:val="ar_AE" w:bidi="ar_AE"/>
         </w:rPr>
         <w:t>صاعدون</w:t>
       </w:r>
       <w:r>
         <w:rPr>
+          <w:rtl/>
+          <w:cs/>
           <w:lang w:val="ar_AE" w:bidi="ar_AE"/>
         </w:rPr>
         <w:t xml:space="preserve"> إلى أورشليم".</w:t>
       </w:r>
       <w:r>
         <w:rPr>
-          <w:lang w:val="ar_AE" w:bidi="ar_AE"/>
-        </w:rPr>
-      </w:r>
-      <w:r>
-        <w:rPr>
-          <w:lang w:val="ar_AE" w:bidi="ar_AE"/>
-        </w:rPr>
-      </w:r>
-    </w:p>
-    <w:p>
-      <w:pPr>
-        <w:bidi/>
-      </w:pPr>
-      <w:r>
-        <w:rPr>
+          <w:rtl/>
+          <w:cs/>
+          <w:lang w:val="ar_AE" w:bidi="ar_AE"/>
+        </w:rPr>
+      </w:r>
+      <w:r>
+        <w:rPr>
+          <w:rtl/>
+          <w:cs/>
+          <w:lang w:val="ar_AE" w:bidi="ar_AE"/>
+        </w:rPr>
+      </w:r>
+    </w:p>
+    <w:p>
+      <w:pPr>
+        <w:bidi/>
+      </w:pPr>
+      <w:r>
+        <w:rPr>
+          <w:rtl/>
+          <w:cs/>
           <w:lang w:val="ar_AE" w:bidi="ar_AE"/>
         </w:rPr>
       </w:r>
@@ -5746,27 +7230,35 @@
       </w:pPr>
       <w:r>
         <w:rPr>
+          <w:rtl/>
+          <w:cs/>
           <w:lang w:val="ar_AE" w:bidi="ar_AE"/>
         </w:rPr>
         <w:t>أوصنَّا</w:t>
       </w:r>
       <w:r>
         <w:rPr>
-          <w:lang w:val="ar_AE" w:bidi="ar_AE"/>
-        </w:rPr>
-      </w:r>
-    </w:p>
-    <w:p>
-      <w:pPr>
-        <w:bidi/>
-      </w:pPr>
-      <w:r>
-        <w:rPr>
-          <w:lang w:val="ar_AE" w:bidi="ar_AE"/>
-        </w:rPr>
-      </w:r>
-      <w:r>
-        <w:rPr>
+          <w:rtl/>
+          <w:cs/>
+          <w:lang w:val="ar_AE" w:bidi="ar_AE"/>
+        </w:rPr>
+      </w:r>
+    </w:p>
+    <w:p>
+      <w:pPr>
+        <w:bidi/>
+      </w:pPr>
+      <w:r>
+        <w:rPr>
+          <w:rtl/>
+          <w:cs/>
+          <w:lang w:val="ar_AE" w:bidi="ar_AE"/>
+        </w:rPr>
+      </w:r>
+      <w:r>
+        <w:rPr>
+          <w:rtl/>
+          <w:cs/>
           <w:lang w:val="ar_AE" w:bidi="ar_AE"/>
         </w:rPr>
         <w:t xml:space="preserve">في العهد القديم، كلمة </w:t>
@@ -5774,12 +7266,16 @@
       <w:r>
         <w:rPr>
           <w:b/>
+          <w:rtl/>
+          <w:cs/>
           <w:lang w:val="ar_AE" w:bidi="ar_AE"/>
         </w:rPr>
         <w:t>أوصنا</w:t>
       </w:r>
       <w:r>
         <w:rPr>
+          <w:rtl/>
+          <w:cs/>
           <w:lang w:val="ar_AE" w:bidi="ar_AE"/>
         </w:rPr>
         <w:t xml:space="preserve"> كانت تعني "خلّصنا". ويمكننا أن نسمع هذه الكلمة في مزمور 118. ففي هذا المزمور، يطلب المرنم من الله أن يخلِّص الشعب، ثم يبدأ في </w:t>
@@ -5787,6 +7283,8 @@
       <w:hyperlink r:id="rId56">
         <w:r>
           <w:rPr>
+            <w:rtl/>
+            <w:cs/>
             <w:lang w:val="ar_AE" w:bidi="ar_AE"/>
           </w:rPr>
           <w:rPr>
@@ -5798,6 +7296,8 @@
       </w:hyperlink>
       <w:r>
         <w:rPr>
+          <w:rtl/>
+          <w:cs/>
           <w:lang w:val="ar_AE" w:bidi="ar_AE"/>
         </w:rPr>
         <w:t xml:space="preserve"> الله. وبسبب هذا، في زمن العهد الجديد، كان الناس يستخدمون كلمة أوصنا كوسيلة لتسبيح الله بفرح عظيم، لأنهم كانوا يثقون بأن الله </w:t>
@@ -5805,12 +7305,16 @@
       <w:r>
         <w:rPr>
           <w:b/>
+          <w:rtl/>
+          <w:cs/>
           <w:lang w:val="ar_AE" w:bidi="ar_AE"/>
         </w:rPr>
         <w:t>سيخلّصهم</w:t>
       </w:r>
       <w:r>
         <w:rPr>
+          <w:rtl/>
+          <w:cs/>
           <w:lang w:val="ar_AE" w:bidi="ar_AE"/>
         </w:rPr>
         <w:t xml:space="preserve"> عن قريب. لذلك فإن المعنى العملي لكلمة أوصنا في العهد الجديد هو "سبحُّوا الله".</w:t>
@@ -5822,12 +7326,16 @@
       </w:pPr>
       <w:r>
         <w:rPr>
+          <w:rtl/>
+          <w:cs/>
           <w:lang w:val="ar_AE" w:bidi="ar_AE"/>
         </w:rPr>
       </w:r>
       <w:r>
         <w:rPr>
           <w:b/>
+          <w:rtl/>
+          <w:cs/>
           <w:lang w:val="ar_AE" w:bidi="ar_AE"/>
         </w:rPr>
         <w:t>وعندما تقومون بترجمة كلمة أوصنا، كونوا حذرين بشأن الأمور التالية:</w:t>
@@ -5839,11 +7347,15 @@
       </w:pPr>
       <w:r>
         <w:rPr>
-          <w:lang w:val="ar_AE" w:bidi="ar_AE"/>
-        </w:rPr>
-      </w:r>
-      <w:r>
-        <w:rPr>
+          <w:rtl/>
+          <w:cs/>
+          <w:lang w:val="ar_AE" w:bidi="ar_AE"/>
+        </w:rPr>
+      </w:r>
+      <w:r>
+        <w:rPr>
+          <w:rtl/>
+          <w:cs/>
           <w:lang w:val="ar_AE" w:bidi="ar_AE"/>
         </w:rPr>
         <w:t>يمكنكم ترجمة كلمة أوصنا إلى "سبحَّوا الله!" وتأكِّدوا من أن تُوضِّحوا لمستمعيكم أن الأشخاص الذين يسبحون الله بهذه الكلمة سعداء ومتحمَّسين.</w:t>
@@ -5855,32 +7367,42 @@
       </w:pPr>
       <w:r>
         <w:rPr>
-          <w:lang w:val="ar_AE" w:bidi="ar_AE"/>
-        </w:rPr>
-      </w:r>
-      <w:r>
-        <w:rPr>
+          <w:rtl/>
+          <w:cs/>
+          <w:lang w:val="ar_AE" w:bidi="ar_AE"/>
+        </w:rPr>
+      </w:r>
+      <w:r>
+        <w:rPr>
+          <w:rtl/>
+          <w:cs/>
           <w:lang w:val="ar_AE" w:bidi="ar_AE"/>
         </w:rPr>
         <w:t>بعض المترجمين يختارون صياغة كلمة في لغتهم تبدو مثل "هوشعنا". إذا كنتم تريدون أن تفعلوا ذلك، فقد ترغبون أيضًا في أن تقولوا إن هذه الكلمة تعني "سبحوا الله".</w:t>
       </w:r>
       <w:r>
         <w:rPr>
-          <w:lang w:val="ar_AE" w:bidi="ar_AE"/>
-        </w:rPr>
-      </w:r>
-      <w:r>
-        <w:rPr>
-          <w:lang w:val="ar_AE" w:bidi="ar_AE"/>
-        </w:rPr>
-      </w:r>
-    </w:p>
-    <w:p>
-      <w:pPr>
-        <w:bidi/>
-      </w:pPr>
-      <w:r>
-        <w:rPr>
+          <w:rtl/>
+          <w:cs/>
+          <w:lang w:val="ar_AE" w:bidi="ar_AE"/>
+        </w:rPr>
+      </w:r>
+      <w:r>
+        <w:rPr>
+          <w:rtl/>
+          <w:cs/>
+          <w:lang w:val="ar_AE" w:bidi="ar_AE"/>
+        </w:rPr>
+      </w:r>
+    </w:p>
+    <w:p>
+      <w:pPr>
+        <w:bidi/>
+      </w:pPr>
+      <w:r>
+        <w:rPr>
+          <w:rtl/>
+          <w:cs/>
           <w:lang w:val="ar_AE" w:bidi="ar_AE"/>
         </w:rPr>
       </w:r>
@@ -5892,34 +7414,44 @@
       </w:pPr>
       <w:r>
         <w:rPr>
+          <w:rtl/>
+          <w:cs/>
           <w:lang w:val="ar_AE" w:bidi="ar_AE"/>
         </w:rPr>
         <w:t>إيل رُئِي</w:t>
       </w:r>
       <w:r>
         <w:rPr>
-          <w:lang w:val="ar_AE" w:bidi="ar_AE"/>
-        </w:rPr>
-      </w:r>
-    </w:p>
-    <w:p>
-      <w:pPr>
-        <w:bidi/>
-      </w:pPr>
-      <w:r>
-        <w:rPr>
+          <w:rtl/>
+          <w:cs/>
+          <w:lang w:val="ar_AE" w:bidi="ar_AE"/>
+        </w:rPr>
+      </w:r>
+    </w:p>
+    <w:p>
+      <w:pPr>
+        <w:bidi/>
+      </w:pPr>
+      <w:r>
+        <w:rPr>
+          <w:rtl/>
+          <w:cs/>
           <w:lang w:val="ar_AE" w:bidi="ar_AE"/>
         </w:rPr>
       </w:r>
       <w:r>
         <w:rPr>
           <w:b/>
+          <w:rtl/>
+          <w:cs/>
           <w:lang w:val="ar_AE" w:bidi="ar_AE"/>
         </w:rPr>
         <w:t>إيل رُئِي</w:t>
       </w:r>
       <w:r>
         <w:rPr>
+          <w:rtl/>
+          <w:cs/>
           <w:lang w:val="ar_AE" w:bidi="ar_AE"/>
         </w:rPr>
         <w:t xml:space="preserve"> هو اسم قد أعطته هاجر لله في سفر التكوين. والاسم يعني "الله يَراني". وقد أعطت هاجر هذا الاسم لله، لأن الله ساعدها عندما كانت هي وابنها إسماعيل وحيدين في </w:t>
@@ -5927,6 +7459,8 @@
       <w:hyperlink r:id="rId57">
         <w:r>
           <w:rPr>
+            <w:rtl/>
+            <w:cs/>
             <w:lang w:val="ar_AE" w:bidi="ar_AE"/>
           </w:rPr>
           <w:rPr>
@@ -5938,6 +7472,8 @@
       </w:hyperlink>
       <w:r>
         <w:rPr>
+          <w:rtl/>
+          <w:cs/>
           <w:lang w:val="ar_AE" w:bidi="ar_AE"/>
         </w:rPr>
         <w:t xml:space="preserve"> وعلى وشك الموت من العطش.</w:t>
@@ -5949,32 +7485,42 @@
       </w:pPr>
       <w:r>
         <w:rPr>
-          <w:lang w:val="ar_AE" w:bidi="ar_AE"/>
-        </w:rPr>
-      </w:r>
-      <w:r>
-        <w:rPr>
+          <w:rtl/>
+          <w:cs/>
+          <w:lang w:val="ar_AE" w:bidi="ar_AE"/>
+        </w:rPr>
+      </w:r>
+      <w:r>
+        <w:rPr>
+          <w:rtl/>
+          <w:cs/>
           <w:lang w:val="ar_AE" w:bidi="ar_AE"/>
         </w:rPr>
         <w:t>كلمة "إيل" تعني الله (أو إله)، ولذلك نجد عدة أسماء أخرى لله في الكتاب المُقدَّس تبدأ بهذه الكلمة. وكل واحدة من هذه الأسماء تخبرنا شيئًا مهمًا عن الله.</w:t>
       </w:r>
       <w:r>
         <w:rPr>
-          <w:lang w:val="ar_AE" w:bidi="ar_AE"/>
-        </w:rPr>
-      </w:r>
-      <w:r>
-        <w:rPr>
-          <w:lang w:val="ar_AE" w:bidi="ar_AE"/>
-        </w:rPr>
-      </w:r>
-    </w:p>
-    <w:p>
-      <w:pPr>
-        <w:bidi/>
-      </w:pPr>
-      <w:r>
-        <w:rPr>
+          <w:rtl/>
+          <w:cs/>
+          <w:lang w:val="ar_AE" w:bidi="ar_AE"/>
+        </w:rPr>
+      </w:r>
+      <w:r>
+        <w:rPr>
+          <w:rtl/>
+          <w:cs/>
+          <w:lang w:val="ar_AE" w:bidi="ar_AE"/>
+        </w:rPr>
+      </w:r>
+    </w:p>
+    <w:p>
+      <w:pPr>
+        <w:bidi/>
+      </w:pPr>
+      <w:r>
+        <w:rPr>
+          <w:rtl/>
+          <w:cs/>
           <w:lang w:val="ar_AE" w:bidi="ar_AE"/>
         </w:rPr>
       </w:r>
@@ -5986,27 +7532,35 @@
       </w:pPr>
       <w:r>
         <w:rPr>
+          <w:rtl/>
+          <w:cs/>
           <w:lang w:val="ar_AE" w:bidi="ar_AE"/>
         </w:rPr>
         <w:t>إيل شدَّاي</w:t>
       </w:r>
       <w:r>
         <w:rPr>
-          <w:lang w:val="ar_AE" w:bidi="ar_AE"/>
-        </w:rPr>
-      </w:r>
-    </w:p>
-    <w:p>
-      <w:pPr>
-        <w:bidi/>
-      </w:pPr>
-      <w:r>
-        <w:rPr>
-          <w:lang w:val="ar_AE" w:bidi="ar_AE"/>
-        </w:rPr>
-      </w:r>
-      <w:r>
-        <w:rPr>
+          <w:rtl/>
+          <w:cs/>
+          <w:lang w:val="ar_AE" w:bidi="ar_AE"/>
+        </w:rPr>
+      </w:r>
+    </w:p>
+    <w:p>
+      <w:pPr>
+        <w:bidi/>
+      </w:pPr>
+      <w:r>
+        <w:rPr>
+          <w:rtl/>
+          <w:cs/>
+          <w:lang w:val="ar_AE" w:bidi="ar_AE"/>
+        </w:rPr>
+      </w:r>
+      <w:r>
+        <w:rPr>
+          <w:rtl/>
+          <w:cs/>
           <w:lang w:val="ar_AE" w:bidi="ar_AE"/>
         </w:rPr>
         <w:t xml:space="preserve">والباحثون ليسوا متيقِّنين من معنى اسم </w:t>
@@ -6014,12 +7568,16 @@
       <w:r>
         <w:rPr>
           <w:b/>
+          <w:rtl/>
+          <w:cs/>
           <w:lang w:val="ar_AE" w:bidi="ar_AE"/>
         </w:rPr>
         <w:t>إيل شداي</w:t>
       </w:r>
       <w:r>
         <w:rPr>
+          <w:rtl/>
+          <w:cs/>
           <w:lang w:val="ar_AE" w:bidi="ar_AE"/>
         </w:rPr>
         <w:t xml:space="preserve"> بالضبط. إيل شداي هو اسم </w:t>
@@ -6027,6 +7585,8 @@
       <w:hyperlink r:id="rId13">
         <w:r>
           <w:rPr>
+            <w:rtl/>
+            <w:cs/>
             <w:lang w:val="ar_AE" w:bidi="ar_AE"/>
           </w:rPr>
           <w:rPr>
@@ -6038,6 +7598,8 @@
       </w:hyperlink>
       <w:r>
         <w:rPr>
+          <w:rtl/>
+          <w:cs/>
           <w:lang w:val="ar_AE" w:bidi="ar_AE"/>
         </w:rPr>
         <w:t xml:space="preserve"> يعني على الأرجح الله القدير أو الله كُلي القدرة. وكلمة شدَّاي قد تعني "كافي"، لذلك فهذا الاسم لله يُظهر أن الله كلي القدرة وهو كافي تمامًا لاحتياجات شعبه. واسم الله هذا مُستخدم بشكل خاص في سفر التكوين.</w:t>
@@ -6049,32 +7611,42 @@
       </w:pPr>
       <w:r>
         <w:rPr>
-          <w:lang w:val="ar_AE" w:bidi="ar_AE"/>
-        </w:rPr>
-      </w:r>
-      <w:r>
-        <w:rPr>
+          <w:rtl/>
+          <w:cs/>
+          <w:lang w:val="ar_AE" w:bidi="ar_AE"/>
+        </w:rPr>
+      </w:r>
+      <w:r>
+        <w:rPr>
+          <w:rtl/>
+          <w:cs/>
           <w:lang w:val="ar_AE" w:bidi="ar_AE"/>
         </w:rPr>
         <w:t>كلمة "إيل" تعني الله (أو إله)، ولذلك نجد عدة أسماء أخرى لله في الكتاب المُقدَّس تبدأ بهذه الكلمة. وكل واحدة من هذه الأسماء تخبرنا شيئًا مهمًا عن الله.</w:t>
       </w:r>
       <w:r>
         <w:rPr>
-          <w:lang w:val="ar_AE" w:bidi="ar_AE"/>
-        </w:rPr>
-      </w:r>
-      <w:r>
-        <w:rPr>
-          <w:lang w:val="ar_AE" w:bidi="ar_AE"/>
-        </w:rPr>
-      </w:r>
-    </w:p>
-    <w:p>
-      <w:pPr>
-        <w:bidi/>
-      </w:pPr>
-      <w:r>
-        <w:rPr>
+          <w:rtl/>
+          <w:cs/>
+          <w:lang w:val="ar_AE" w:bidi="ar_AE"/>
+        </w:rPr>
+      </w:r>
+      <w:r>
+        <w:rPr>
+          <w:rtl/>
+          <w:cs/>
+          <w:lang w:val="ar_AE" w:bidi="ar_AE"/>
+        </w:rPr>
+      </w:r>
+    </w:p>
+    <w:p>
+      <w:pPr>
+        <w:bidi/>
+      </w:pPr>
+      <w:r>
+        <w:rPr>
+          <w:rtl/>
+          <w:cs/>
           <w:lang w:val="ar_AE" w:bidi="ar_AE"/>
         </w:rPr>
       </w:r>
@@ -6086,34 +7658,44 @@
       </w:pPr>
       <w:r>
         <w:rPr>
+          <w:rtl/>
+          <w:cs/>
           <w:lang w:val="ar_AE" w:bidi="ar_AE"/>
         </w:rPr>
         <w:t>إيل عليون</w:t>
       </w:r>
       <w:r>
         <w:rPr>
-          <w:lang w:val="ar_AE" w:bidi="ar_AE"/>
-        </w:rPr>
-      </w:r>
-    </w:p>
-    <w:p>
-      <w:pPr>
-        <w:bidi/>
-      </w:pPr>
-      <w:r>
-        <w:rPr>
+          <w:rtl/>
+          <w:cs/>
+          <w:lang w:val="ar_AE" w:bidi="ar_AE"/>
+        </w:rPr>
+      </w:r>
+    </w:p>
+    <w:p>
+      <w:pPr>
+        <w:bidi/>
+      </w:pPr>
+      <w:r>
+        <w:rPr>
+          <w:rtl/>
+          <w:cs/>
           <w:lang w:val="ar_AE" w:bidi="ar_AE"/>
         </w:rPr>
       </w:r>
       <w:r>
         <w:rPr>
           <w:b/>
+          <w:rtl/>
+          <w:cs/>
           <w:lang w:val="ar_AE" w:bidi="ar_AE"/>
         </w:rPr>
         <w:t>إيل عليون</w:t>
       </w:r>
       <w:r>
         <w:rPr>
+          <w:rtl/>
+          <w:cs/>
           <w:lang w:val="ar_AE" w:bidi="ar_AE"/>
         </w:rPr>
         <w:t xml:space="preserve"> هو اسم يستخدمه الناس للإشارة إلى </w:t>
@@ -6121,6 +7703,8 @@
       <w:hyperlink r:id="rId13">
         <w:r>
           <w:rPr>
+            <w:rtl/>
+            <w:cs/>
             <w:lang w:val="ar_AE" w:bidi="ar_AE"/>
           </w:rPr>
           <w:rPr>
@@ -6132,6 +7716,8 @@
       </w:hyperlink>
       <w:r>
         <w:rPr>
+          <w:rtl/>
+          <w:cs/>
           <w:lang w:val="ar_AE" w:bidi="ar_AE"/>
         </w:rPr>
         <w:t>. وإيل عليون يعني "الله العلى". وعندما يستخدم الناس هذا الاسم للإشارة إلى الله، فإنهم يتذكّرون أن الله هو الكائن الأقوى بين كل الكائنات. وهذا الاسم يعني أنه لا يوجد من هو أكثر أهمية، أو من يتمتع ب</w:t>
@@ -6139,6 +7725,8 @@
       <w:hyperlink r:id="rId27">
         <w:r>
           <w:rPr>
+            <w:rtl/>
+            <w:cs/>
             <w:lang w:val="ar_AE" w:bidi="ar_AE"/>
           </w:rPr>
           <w:rPr>
@@ -6150,6 +7738,8 @@
       </w:hyperlink>
       <w:r>
         <w:rPr>
+          <w:rtl/>
+          <w:cs/>
           <w:lang w:val="ar_AE" w:bidi="ar_AE"/>
         </w:rPr>
         <w:t xml:space="preserve"> أكثر، أو من يتمتع بقوة أكبر من الله. وكثيرًا ما كان الناس يستخدمون هذا الاسم للإشارة إلى الله في المزامير، وأيضًا في العديد من الأسفار الأخرى في العهد القديم.</w:t>
@@ -6161,32 +7751,42 @@
       </w:pPr>
       <w:r>
         <w:rPr>
-          <w:lang w:val="ar_AE" w:bidi="ar_AE"/>
-        </w:rPr>
-      </w:r>
-      <w:r>
-        <w:rPr>
+          <w:rtl/>
+          <w:cs/>
+          <w:lang w:val="ar_AE" w:bidi="ar_AE"/>
+        </w:rPr>
+      </w:r>
+      <w:r>
+        <w:rPr>
+          <w:rtl/>
+          <w:cs/>
           <w:lang w:val="ar_AE" w:bidi="ar_AE"/>
         </w:rPr>
         <w:t>كلمة "إيل" تعني الله (أو إله)، ولذلك نجد عدة أسماء أخرى لله في الكتاب المُقدَّس تبدأ بهذه الكلمة. وكل واحدة من هذه الأسماء تخبرنا شيئًا مهمًا عن الله.</w:t>
       </w:r>
       <w:r>
         <w:rPr>
-          <w:lang w:val="ar_AE" w:bidi="ar_AE"/>
-        </w:rPr>
-      </w:r>
-      <w:r>
-        <w:rPr>
-          <w:lang w:val="ar_AE" w:bidi="ar_AE"/>
-        </w:rPr>
-      </w:r>
-    </w:p>
-    <w:p>
-      <w:pPr>
-        <w:bidi/>
-      </w:pPr>
-      <w:r>
-        <w:rPr>
+          <w:rtl/>
+          <w:cs/>
+          <w:lang w:val="ar_AE" w:bidi="ar_AE"/>
+        </w:rPr>
+      </w:r>
+      <w:r>
+        <w:rPr>
+          <w:rtl/>
+          <w:cs/>
+          <w:lang w:val="ar_AE" w:bidi="ar_AE"/>
+        </w:rPr>
+      </w:r>
+    </w:p>
+    <w:p>
+      <w:pPr>
+        <w:bidi/>
+      </w:pPr>
+      <w:r>
+        <w:rPr>
+          <w:rtl/>
+          <w:cs/>
           <w:lang w:val="ar_AE" w:bidi="ar_AE"/>
         </w:rPr>
       </w:r>
@@ -6198,34 +7798,44 @@
       </w:pPr>
       <w:r>
         <w:rPr>
+          <w:rtl/>
+          <w:cs/>
           <w:lang w:val="ar_AE" w:bidi="ar_AE"/>
         </w:rPr>
         <w:t>إيليَّا</w:t>
       </w:r>
       <w:r>
         <w:rPr>
-          <w:lang w:val="ar_AE" w:bidi="ar_AE"/>
-        </w:rPr>
-      </w:r>
-    </w:p>
-    <w:p>
-      <w:pPr>
-        <w:bidi/>
-      </w:pPr>
-      <w:r>
-        <w:rPr>
+          <w:rtl/>
+          <w:cs/>
+          <w:lang w:val="ar_AE" w:bidi="ar_AE"/>
+        </w:rPr>
+      </w:r>
+    </w:p>
+    <w:p>
+      <w:pPr>
+        <w:bidi/>
+      </w:pPr>
+      <w:r>
+        <w:rPr>
+          <w:rtl/>
+          <w:cs/>
           <w:lang w:val="ar_AE" w:bidi="ar_AE"/>
         </w:rPr>
       </w:r>
       <w:r>
         <w:rPr>
           <w:b/>
+          <w:rtl/>
+          <w:cs/>
           <w:lang w:val="ar_AE" w:bidi="ar_AE"/>
         </w:rPr>
         <w:t>إيليَّا</w:t>
       </w:r>
       <w:r>
         <w:rPr>
+          <w:rtl/>
+          <w:cs/>
           <w:lang w:val="ar_AE" w:bidi="ar_AE"/>
         </w:rPr>
         <w:t xml:space="preserve"> كان </w:t>
@@ -6233,6 +7843,8 @@
       <w:hyperlink r:id="rId40">
         <w:r>
           <w:rPr>
+            <w:rtl/>
+            <w:cs/>
             <w:lang w:val="ar_AE" w:bidi="ar_AE"/>
           </w:rPr>
           <w:rPr>
@@ -6244,6 +7856,8 @@
       </w:hyperlink>
       <w:r>
         <w:rPr>
+          <w:rtl/>
+          <w:cs/>
           <w:lang w:val="ar_AE" w:bidi="ar_AE"/>
         </w:rPr>
         <w:t xml:space="preserve"> مهمًا وقد عاش قبل 800 عام من ميلاد يسوع. والنبي هو شخص ينقل رسائل من الله إلى الناس.</w:t>
@@ -6255,11 +7869,15 @@
       </w:pPr>
       <w:r>
         <w:rPr>
-          <w:lang w:val="ar_AE" w:bidi="ar_AE"/>
-        </w:rPr>
-      </w:r>
-      <w:r>
-        <w:rPr>
+          <w:rtl/>
+          <w:cs/>
+          <w:lang w:val="ar_AE" w:bidi="ar_AE"/>
+        </w:rPr>
+      </w:r>
+      <w:r>
+        <w:rPr>
+          <w:rtl/>
+          <w:cs/>
           <w:lang w:val="ar_AE" w:bidi="ar_AE"/>
         </w:rPr>
         <w:t xml:space="preserve">وقد عاش إيليَّا في الوقت الذي كانت فيه مملكة </w:t>
@@ -6267,6 +7885,8 @@
       <w:hyperlink r:id="rId19">
         <w:r>
           <w:rPr>
+            <w:rtl/>
+            <w:cs/>
             <w:lang w:val="ar_AE" w:bidi="ar_AE"/>
           </w:rPr>
           <w:rPr>
@@ -6278,6 +7898,8 @@
       </w:hyperlink>
       <w:r>
         <w:rPr>
+          <w:rtl/>
+          <w:cs/>
           <w:lang w:val="ar_AE" w:bidi="ar_AE"/>
         </w:rPr>
         <w:t xml:space="preserve"> تحت حكم </w:t>
@@ -6285,12 +7907,16 @@
       <w:r>
         <w:rPr>
           <w:b/>
+          <w:rtl/>
+          <w:cs/>
           <w:lang w:val="ar_AE" w:bidi="ar_AE"/>
         </w:rPr>
         <w:t>ملوك</w:t>
       </w:r>
       <w:r>
         <w:rPr>
+          <w:rtl/>
+          <w:cs/>
           <w:lang w:val="ar_AE" w:bidi="ar_AE"/>
         </w:rPr>
         <w:t xml:space="preserve"> لم يطيعوا الله، وهؤلاء الملوك قد قادوا شعب إسرائيل بعيدًا عن الله. فقد بدأ الناس </w:t>
@@ -6298,6 +7924,8 @@
       <w:hyperlink r:id="rId52">
         <w:r>
           <w:rPr>
+            <w:rtl/>
+            <w:cs/>
             <w:lang w:val="ar_AE" w:bidi="ar_AE"/>
           </w:rPr>
           <w:rPr>
@@ -6309,6 +7937,8 @@
       </w:hyperlink>
       <w:r>
         <w:rPr>
+          <w:rtl/>
+          <w:cs/>
           <w:lang w:val="ar_AE" w:bidi="ar_AE"/>
         </w:rPr>
         <w:t xml:space="preserve"> </w:t>
@@ -6316,6 +7946,8 @@
       <w:hyperlink r:id="rId41">
         <w:r>
           <w:rPr>
+            <w:rtl/>
+            <w:cs/>
             <w:lang w:val="ar_AE" w:bidi="ar_AE"/>
           </w:rPr>
           <w:rPr>
@@ -6327,6 +7959,8 @@
       </w:hyperlink>
       <w:r>
         <w:rPr>
+          <w:rtl/>
+          <w:cs/>
           <w:lang w:val="ar_AE" w:bidi="ar_AE"/>
         </w:rPr>
         <w:t xml:space="preserve"> مزيفة، وخاصة إله يُدعى البعل. وقد ظن الناس أن هذا البعل هو المسؤول عن إمداد الناس بالمطر. ولهذا السبب فإن إيليَّا قد أخبر ملك إسرائيل أنه لن يكون هناك مطر في إسرائيل لفترة طويلة إلا عند قوله! وهكذا لم ينزل المطر مدة ثلاث سنوات، وبسبب هذا أتت مجاعة على الأرض كلها. وبعد ذلك، صلى إيليَّا إلى الله فأرسل الله المطر مرة أخرى. وهذا قد أعلن للناس أن </w:t>
@@ -6334,6 +7968,8 @@
       <w:hyperlink r:id="rId13">
         <w:r>
           <w:rPr>
+            <w:rtl/>
+            <w:cs/>
             <w:lang w:val="ar_AE" w:bidi="ar_AE"/>
           </w:rPr>
           <w:rPr>
@@ -6345,6 +7981,8 @@
       </w:hyperlink>
       <w:r>
         <w:rPr>
+          <w:rtl/>
+          <w:cs/>
           <w:lang w:val="ar_AE" w:bidi="ar_AE"/>
         </w:rPr>
         <w:t xml:space="preserve"> هو الإله الذي يعطي المطر، وليس البعل!</w:t>
@@ -6356,11 +7994,15 @@
       </w:pPr>
       <w:r>
         <w:rPr>
-          <w:lang w:val="ar_AE" w:bidi="ar_AE"/>
-        </w:rPr>
-      </w:r>
-      <w:r>
-        <w:rPr>
+          <w:rtl/>
+          <w:cs/>
+          <w:lang w:val="ar_AE" w:bidi="ar_AE"/>
+        </w:rPr>
+      </w:r>
+      <w:r>
+        <w:rPr>
+          <w:rtl/>
+          <w:cs/>
           <w:lang w:val="ar_AE" w:bidi="ar_AE"/>
         </w:rPr>
         <w:t>وقد صنع إيليَّا معجزات عديدة خلال حياته والتي تشابه المعجزات التي كان يسوع سيصنعها بعد سنوات عديدة لاحقة. فمن خلال إيليَّا، قدَّم الله لأرملة وابنها طعامًا معجزيًا خلال وقت المجاعة. وعندما مات ابن الأرملة، أقام إيليَّا هذا الطفل من بين الأموات.</w:t>
@@ -6372,11 +8014,15 @@
       </w:pPr>
       <w:r>
         <w:rPr>
-          <w:lang w:val="ar_AE" w:bidi="ar_AE"/>
-        </w:rPr>
-      </w:r>
-      <w:r>
-        <w:rPr>
+          <w:rtl/>
+          <w:cs/>
+          <w:lang w:val="ar_AE" w:bidi="ar_AE"/>
+        </w:rPr>
+      </w:r>
+      <w:r>
+        <w:rPr>
+          <w:rtl/>
+          <w:cs/>
           <w:lang w:val="ar_AE" w:bidi="ar_AE"/>
         </w:rPr>
         <w:t xml:space="preserve">وفي نهاية حياته، شق إيليَّا مياه </w:t>
@@ -6384,6 +8030,8 @@
       <w:hyperlink r:id="rId58">
         <w:r>
           <w:rPr>
+            <w:rtl/>
+            <w:cs/>
             <w:lang w:val="ar_AE" w:bidi="ar_AE"/>
           </w:rPr>
           <w:rPr>
@@ -6395,6 +8043,8 @@
       </w:hyperlink>
       <w:r>
         <w:rPr>
+          <w:rtl/>
+          <w:cs/>
           <w:lang w:val="ar_AE" w:bidi="ar_AE"/>
         </w:rPr>
         <w:t xml:space="preserve"> </w:t>
@@ -6402,6 +8052,8 @@
       <w:hyperlink r:id="rId59">
         <w:r>
           <w:rPr>
+            <w:rtl/>
+            <w:cs/>
             <w:lang w:val="ar_AE" w:bidi="ar_AE"/>
           </w:rPr>
           <w:rPr>
@@ -6413,6 +8065,8 @@
       </w:hyperlink>
       <w:r>
         <w:rPr>
+          <w:rtl/>
+          <w:cs/>
           <w:lang w:val="ar_AE" w:bidi="ar_AE"/>
         </w:rPr>
         <w:t xml:space="preserve"> ومشي عبر الماء إلى الجانب الآخر. وهذه </w:t>
@@ -6420,12 +8074,16 @@
       <w:r>
         <w:rPr>
           <w:b/>
+          <w:rtl/>
+          <w:cs/>
           <w:lang w:val="ar_AE" w:bidi="ar_AE"/>
         </w:rPr>
         <w:t>المعجزة</w:t>
       </w:r>
       <w:r>
         <w:rPr>
+          <w:rtl/>
+          <w:cs/>
           <w:lang w:val="ar_AE" w:bidi="ar_AE"/>
         </w:rPr>
         <w:t xml:space="preserve"> تشبه تلك المعجزات التي صنعها موسى، وكذلك يشوع، قبل مئات السنين من إيليَّا. كما أن هناك المزيد من التشابه بين إيليَّا وموسى: على سبيل المثال، فكلاهما كان قد تحدث مع الله على جبل سيناء. وفي العهد الجديد، ظهر موسى وإيليَّا مع يسوع على قمة الجبل، قبل أسابيع قليلة من صلبه. </w:t>
@@ -6437,11 +8095,15 @@
       </w:pPr>
       <w:r>
         <w:rPr>
-          <w:lang w:val="ar_AE" w:bidi="ar_AE"/>
-        </w:rPr>
-      </w:r>
-      <w:r>
-        <w:rPr>
+          <w:rtl/>
+          <w:cs/>
+          <w:lang w:val="ar_AE" w:bidi="ar_AE"/>
+        </w:rPr>
+      </w:r>
+      <w:r>
+        <w:rPr>
+          <w:rtl/>
+          <w:cs/>
           <w:lang w:val="ar_AE" w:bidi="ar_AE"/>
         </w:rPr>
         <w:t xml:space="preserve">لكن إيليَّا لم يمت مثل الآخرين. فقد أخذه الله إلى </w:t>
@@ -6449,6 +8111,8 @@
       <w:hyperlink r:id="rId42">
         <w:r>
           <w:rPr>
+            <w:rtl/>
+            <w:cs/>
             <w:lang w:val="ar_AE" w:bidi="ar_AE"/>
           </w:rPr>
           <w:rPr>
@@ -6460,6 +8124,8 @@
       </w:hyperlink>
       <w:r>
         <w:rPr>
+          <w:rtl/>
+          <w:cs/>
           <w:lang w:val="ar_AE" w:bidi="ar_AE"/>
         </w:rPr>
         <w:t xml:space="preserve"> في مركبة من نار، وهي عربة صغيرة نارية تجرها الخيول. وقد صار خادم إيليَّا، الذي كان يُدعى أليشع، نبيًا خلفًا له. </w:t>
@@ -6471,11 +8137,15 @@
       </w:pPr>
       <w:r>
         <w:rPr>
-          <w:lang w:val="ar_AE" w:bidi="ar_AE"/>
-        </w:rPr>
-      </w:r>
-      <w:r>
-        <w:rPr>
+          <w:rtl/>
+          <w:cs/>
+          <w:lang w:val="ar_AE" w:bidi="ar_AE"/>
+        </w:rPr>
+      </w:r>
+      <w:r>
+        <w:rPr>
+          <w:rtl/>
+          <w:cs/>
           <w:lang w:val="ar_AE" w:bidi="ar_AE"/>
         </w:rPr>
         <w:t xml:space="preserve">وفي سفر النبي ملاخي، الذي كان قد كُتِبَ بعد مئات السنين من حياة إيليَّا، قال الله لشعب إسرائيل أنه قبل أن يعود الله ليدين العالم بأسره، فإنه كان سيُرسل النبي إيليَّا. وهذا يعني أن الله كان سيرسل نبيًا آخرً مثل إيليَّا. وإيليَّا الجديد هذا كان سيقود شعب إسرائيل كي </w:t>
@@ -6483,12 +8153,16 @@
       <w:r>
         <w:rPr>
           <w:b/>
+          <w:rtl/>
+          <w:cs/>
           <w:lang w:val="ar_AE" w:bidi="ar_AE"/>
         </w:rPr>
         <w:t>يتوبوا</w:t>
       </w:r>
       <w:r>
         <w:rPr>
+          <w:rtl/>
+          <w:cs/>
           <w:lang w:val="ar_AE" w:bidi="ar_AE"/>
         </w:rPr>
         <w:t xml:space="preserve">، حتى يكونوا مستعدين لاستقبال الله. وقد شرح يسوع لاحقًا </w:t>
@@ -6496,12 +8170,16 @@
       <w:r>
         <w:rPr>
           <w:b/>
+          <w:rtl/>
+          <w:cs/>
           <w:lang w:val="ar_AE" w:bidi="ar_AE"/>
         </w:rPr>
         <w:t>لتلاميذه</w:t>
       </w:r>
       <w:r>
         <w:rPr>
+          <w:rtl/>
+          <w:cs/>
           <w:lang w:val="ar_AE" w:bidi="ar_AE"/>
         </w:rPr>
         <w:t xml:space="preserve"> أن </w:t>
@@ -6509,33 +8187,43 @@
       <w:r>
         <w:rPr>
           <w:b/>
+          <w:rtl/>
+          <w:cs/>
           <w:lang w:val="ar_AE" w:bidi="ar_AE"/>
         </w:rPr>
         <w:t>يوحنا المعمدان</w:t>
       </w:r>
       <w:r>
         <w:rPr>
+          <w:rtl/>
+          <w:cs/>
           <w:lang w:val="ar_AE" w:bidi="ar_AE"/>
         </w:rPr>
         <w:t xml:space="preserve"> كان هو إيليَّا الذي كان ملاخي يتحدث عنه. وهذا لا يعني أن يوحنا كان حقًا إيليَّا، لكنه يعني أن يوحنا كان شخصًا مشابهًا لإيليَّا. فقد كان يوحنا يقوم بالمهمة نفسها التي كان الله قد أعطاها لإيليَّا، وهي أن يطلب من شعب إسرائيل أن يتوبوا.</w:t>
       </w:r>
       <w:r>
         <w:rPr>
-          <w:lang w:val="ar_AE" w:bidi="ar_AE"/>
-        </w:rPr>
-      </w:r>
-      <w:r>
-        <w:rPr>
-          <w:lang w:val="ar_AE" w:bidi="ar_AE"/>
-        </w:rPr>
-      </w:r>
-    </w:p>
-    <w:p>
-      <w:pPr>
-        <w:bidi/>
-      </w:pPr>
-      <w:r>
-        <w:rPr>
+          <w:rtl/>
+          <w:cs/>
+          <w:lang w:val="ar_AE" w:bidi="ar_AE"/>
+        </w:rPr>
+      </w:r>
+      <w:r>
+        <w:rPr>
+          <w:rtl/>
+          <w:cs/>
+          <w:lang w:val="ar_AE" w:bidi="ar_AE"/>
+        </w:rPr>
+      </w:r>
+    </w:p>
+    <w:p>
+      <w:pPr>
+        <w:bidi/>
+      </w:pPr>
+      <w:r>
+        <w:rPr>
+          <w:rtl/>
+          <w:cs/>
           <w:lang w:val="ar_AE" w:bidi="ar_AE"/>
         </w:rPr>
       </w:r>
@@ -6547,34 +8235,44 @@
       </w:pPr>
       <w:r>
         <w:rPr>
+          <w:rtl/>
+          <w:cs/>
           <w:lang w:val="ar_AE" w:bidi="ar_AE"/>
         </w:rPr>
         <w:t>إيمان</w:t>
       </w:r>
       <w:r>
         <w:rPr>
-          <w:lang w:val="ar_AE" w:bidi="ar_AE"/>
-        </w:rPr>
-      </w:r>
-    </w:p>
-    <w:p>
-      <w:pPr>
-        <w:bidi/>
-      </w:pPr>
-      <w:r>
-        <w:rPr>
+          <w:rtl/>
+          <w:cs/>
+          <w:lang w:val="ar_AE" w:bidi="ar_AE"/>
+        </w:rPr>
+      </w:r>
+    </w:p>
+    <w:p>
+      <w:pPr>
+        <w:bidi/>
+      </w:pPr>
+      <w:r>
+        <w:rPr>
+          <w:rtl/>
+          <w:cs/>
           <w:lang w:val="ar_AE" w:bidi="ar_AE"/>
         </w:rPr>
       </w:r>
       <w:r>
         <w:rPr>
           <w:b/>
+          <w:rtl/>
+          <w:cs/>
           <w:lang w:val="ar_AE" w:bidi="ar_AE"/>
         </w:rPr>
         <w:t>أن تؤمن</w:t>
       </w:r>
       <w:r>
         <w:rPr>
+          <w:rtl/>
+          <w:cs/>
           <w:lang w:val="ar_AE" w:bidi="ar_AE"/>
         </w:rPr>
         <w:t xml:space="preserve"> وأن يكون لك </w:t>
@@ -6582,6 +8280,8 @@
       <w:hyperlink r:id="rId60">
         <w:r>
           <w:rPr>
+            <w:rtl/>
+            <w:cs/>
             <w:lang w:val="ar_AE" w:bidi="ar_AE"/>
           </w:rPr>
           <w:rPr>
@@ -6593,6 +8293,8 @@
       </w:hyperlink>
       <w:r>
         <w:rPr>
+          <w:rtl/>
+          <w:cs/>
           <w:lang w:val="ar_AE" w:bidi="ar_AE"/>
         </w:rPr>
         <w:t xml:space="preserve"> يعنيان نفس الشيء.</w:t>
@@ -6604,11 +8306,15 @@
       </w:pPr>
       <w:r>
         <w:rPr>
-          <w:lang w:val="ar_AE" w:bidi="ar_AE"/>
-        </w:rPr>
-      </w:r>
-      <w:r>
-        <w:rPr>
+          <w:rtl/>
+          <w:cs/>
+          <w:lang w:val="ar_AE" w:bidi="ar_AE"/>
+        </w:rPr>
+      </w:r>
+      <w:r>
+        <w:rPr>
+          <w:rtl/>
+          <w:cs/>
           <w:lang w:val="ar_AE" w:bidi="ar_AE"/>
         </w:rPr>
         <w:t>إذا كنت تؤمن بشخص ما، فإنك تؤمن بأن ما يقوله هذا الشخص عن نفسه صحيح. كما أنك تثق في ذلك الشخص وتكون ملتزمًا بفعل ما يطلبه ذلك الشخص منك.</w:t>
@@ -6620,11 +8326,15 @@
       </w:pPr>
       <w:r>
         <w:rPr>
-          <w:lang w:val="ar_AE" w:bidi="ar_AE"/>
-        </w:rPr>
-      </w:r>
-      <w:r>
-        <w:rPr>
+          <w:rtl/>
+          <w:cs/>
+          <w:lang w:val="ar_AE" w:bidi="ar_AE"/>
+        </w:rPr>
+      </w:r>
+      <w:r>
+        <w:rPr>
+          <w:rtl/>
+          <w:cs/>
           <w:lang w:val="ar_AE" w:bidi="ar_AE"/>
         </w:rPr>
         <w:t xml:space="preserve">لقد آمن </w:t>
@@ -6632,6 +8342,8 @@
       <w:hyperlink r:id="rId15">
         <w:r>
           <w:rPr>
+            <w:rtl/>
+            <w:cs/>
             <w:lang w:val="ar_AE" w:bidi="ar_AE"/>
           </w:rPr>
           <w:rPr>
@@ -6643,6 +8355,8 @@
       </w:hyperlink>
       <w:r>
         <w:rPr>
+          <w:rtl/>
+          <w:cs/>
           <w:lang w:val="ar_AE" w:bidi="ar_AE"/>
         </w:rPr>
         <w:t xml:space="preserve"> بأن الله كان يقول الحق عندما وعد إبراهيم أنه سيكون له </w:t>
@@ -6650,12 +8364,16 @@
       <w:r>
         <w:rPr>
           <w:b/>
+          <w:rtl/>
+          <w:cs/>
           <w:lang w:val="ar_AE" w:bidi="ar_AE"/>
         </w:rPr>
         <w:t>نسل</w:t>
       </w:r>
       <w:r>
         <w:rPr>
+          <w:rtl/>
+          <w:cs/>
           <w:lang w:val="ar_AE" w:bidi="ar_AE"/>
         </w:rPr>
         <w:t xml:space="preserve"> كثير، وذلك على الرغم من أن إبراهيم كان مسنًا بالفعل ولم يكن له أي أبناء. وكان إبراهيم يثقُ في أن الله سيحقق وعده، حتى وإن كان ذلك يبدو مستحيلًا.</w:t>
@@ -6667,11 +8385,15 @@
       </w:pPr>
       <w:r>
         <w:rPr>
-          <w:lang w:val="ar_AE" w:bidi="ar_AE"/>
-        </w:rPr>
-      </w:r>
-      <w:r>
-        <w:rPr>
+          <w:rtl/>
+          <w:cs/>
+          <w:lang w:val="ar_AE" w:bidi="ar_AE"/>
+        </w:rPr>
+      </w:r>
+      <w:r>
+        <w:rPr>
+          <w:rtl/>
+          <w:cs/>
           <w:lang w:val="ar_AE" w:bidi="ar_AE"/>
         </w:rPr>
         <w:t>إذا كنت تؤمن بالله، فأنت تقبل أن الله موجود وأن ما يقوله في الكتاب المُقدَّس صحيح. وأنت تثق بأن الله سيحقق جميع وعوده، حتى عندما يبدو ذلك مستحيلًا. ونتيجة لذلك، فإنك تلتزم بأن تطيع كل ما يريد الله منك أن تفعله.</w:t>
@@ -6683,11 +8405,15 @@
       </w:pPr>
       <w:r>
         <w:rPr>
-          <w:lang w:val="ar_AE" w:bidi="ar_AE"/>
-        </w:rPr>
-      </w:r>
-      <w:r>
-        <w:rPr>
+          <w:rtl/>
+          <w:cs/>
+          <w:lang w:val="ar_AE" w:bidi="ar_AE"/>
+        </w:rPr>
+      </w:r>
+      <w:r>
+        <w:rPr>
+          <w:rtl/>
+          <w:cs/>
           <w:lang w:val="ar_AE" w:bidi="ar_AE"/>
         </w:rPr>
         <w:t xml:space="preserve">وعندما تؤمن بيسوع، فإنك تؤمن بأن يسوع هو حقًا </w:t>
@@ -6695,6 +8421,8 @@
       <w:hyperlink r:id="rId45">
         <w:r>
           <w:rPr>
+            <w:rtl/>
+            <w:cs/>
             <w:lang w:val="ar_AE" w:bidi="ar_AE"/>
           </w:rPr>
           <w:rPr>
@@ -6706,6 +8434,8 @@
       </w:hyperlink>
       <w:r>
         <w:rPr>
+          <w:rtl/>
+          <w:cs/>
           <w:lang w:val="ar_AE" w:bidi="ar_AE"/>
         </w:rPr>
         <w:t xml:space="preserve">. كما أنك تثق بأن يسوع قد مات بالفعل من أجل </w:t>
@@ -6713,12 +8443,16 @@
       <w:r>
         <w:rPr>
           <w:b/>
+          <w:rtl/>
+          <w:cs/>
           <w:lang w:val="ar_AE" w:bidi="ar_AE"/>
         </w:rPr>
         <w:t>خطاياك</w:t>
       </w:r>
       <w:r>
         <w:rPr>
+          <w:rtl/>
+          <w:cs/>
           <w:lang w:val="ar_AE" w:bidi="ar_AE"/>
         </w:rPr>
         <w:t xml:space="preserve">، وأن الله قد </w:t>
@@ -6726,12 +8460,16 @@
       <w:r>
         <w:rPr>
           <w:b/>
+          <w:rtl/>
+          <w:cs/>
           <w:lang w:val="ar_AE" w:bidi="ar_AE"/>
         </w:rPr>
         <w:t>غفر</w:t>
       </w:r>
       <w:r>
         <w:rPr>
+          <w:rtl/>
+          <w:cs/>
           <w:lang w:val="ar_AE" w:bidi="ar_AE"/>
         </w:rPr>
         <w:t xml:space="preserve"> لك وقبلك. ونتيجة لذلك، فإنك تلتزم بأن تفعل كل شيء أمرك به يسوع.</w:t>
@@ -6743,11 +8481,15 @@
       </w:pPr>
       <w:r>
         <w:rPr>
-          <w:lang w:val="ar_AE" w:bidi="ar_AE"/>
-        </w:rPr>
-      </w:r>
-      <w:r>
-        <w:rPr>
+          <w:rtl/>
+          <w:cs/>
+          <w:lang w:val="ar_AE" w:bidi="ar_AE"/>
+        </w:rPr>
+      </w:r>
+      <w:r>
+        <w:rPr>
+          <w:rtl/>
+          <w:cs/>
           <w:lang w:val="ar_AE" w:bidi="ar_AE"/>
         </w:rPr>
         <w:t>يقول الكتاب المُقدَّس أحيانًا إنه ينبغي للناس أن "يؤمنوا باسم يسوع". وهذا له نفس معنى أن تؤمن بيسوع.</w:t>
@@ -6759,11 +8501,15 @@
       </w:pPr>
       <w:r>
         <w:rPr>
-          <w:lang w:val="ar_AE" w:bidi="ar_AE"/>
-        </w:rPr>
-      </w:r>
-      <w:r>
-        <w:rPr>
+          <w:rtl/>
+          <w:cs/>
+          <w:lang w:val="ar_AE" w:bidi="ar_AE"/>
+        </w:rPr>
+      </w:r>
+      <w:r>
+        <w:rPr>
+          <w:rtl/>
+          <w:cs/>
           <w:lang w:val="ar_AE" w:bidi="ar_AE"/>
         </w:rPr>
         <w:t>والشخص الذي له ثقة أو إيمان قوي، يثق بالله أو بيسوع كثيرًا.</w:t>
@@ -6775,12 +8521,16 @@
       </w:pPr>
       <w:r>
         <w:rPr>
+          <w:rtl/>
+          <w:cs/>
           <w:lang w:val="ar_AE" w:bidi="ar_AE"/>
         </w:rPr>
       </w:r>
       <w:r>
         <w:rPr>
           <w:b/>
+          <w:rtl/>
+          <w:cs/>
           <w:lang w:val="ar_AE" w:bidi="ar_AE"/>
         </w:rPr>
         <w:t>عندما تُترجِم تعبير "يؤمن"، كن حذرًا بشأن الأمور التالية:</w:t>
@@ -6792,22 +8542,30 @@
       </w:pPr>
       <w:r>
         <w:rPr>
-          <w:lang w:val="ar_AE" w:bidi="ar_AE"/>
-        </w:rPr>
-      </w:r>
-      <w:r>
-        <w:rPr>
+          <w:rtl/>
+          <w:cs/>
+          <w:lang w:val="ar_AE" w:bidi="ar_AE"/>
+        </w:rPr>
+      </w:r>
+      <w:r>
+        <w:rPr>
+          <w:rtl/>
+          <w:cs/>
           <w:lang w:val="ar_AE" w:bidi="ar_AE"/>
         </w:rPr>
         <w:t>في بعض اللغات، كلمة "يؤمن" يمكن أن تبدو كما لو أن شخصًا ما كان يرجو فقط أن يكون شيئًا ما صحيحًا، لكنه ليس متأكدًا. وهذا ليس المعنى الصحيح. لذلك في بعض الأحيان، يكون من الأفضل استخدام كلمة تعني "الثقة".</w:t>
       </w:r>
       <w:r>
         <w:rPr>
-          <w:lang w:val="ar_AE" w:bidi="ar_AE"/>
-        </w:rPr>
-      </w:r>
-      <w:r>
-        <w:rPr>
+          <w:rtl/>
+          <w:cs/>
+          <w:lang w:val="ar_AE" w:bidi="ar_AE"/>
+        </w:rPr>
+      </w:r>
+      <w:r>
+        <w:rPr>
+          <w:rtl/>
+          <w:cs/>
           <w:lang w:val="ar_AE" w:bidi="ar_AE"/>
         </w:rPr>
       </w:r>
